--- a/docs/package/03_Contracts/iNXT_BrokerVerse_Order_Form.docx
+++ b/docs/package/03_Contracts/iNXT_BrokerVerse_Order_Form.docx
@@ -789,7 +789,7 @@
             </w:rPr>
             <w:fldChar w:fldCharType="separate"/>
           </w:r>
-          <w:hyperlink w:anchor="__RefHeading___Toc34499_4049217194">
+          <w:hyperlink w:anchor="__RefHeading___Toc34499_3199679052">
             <w:r>
               <w:rPr>
                 <w:webHidden/>
@@ -824,7 +824,7 @@
             </w:tabs>
             <w:rPr/>
           </w:pPr>
-          <w:hyperlink w:anchor="__RefHeading___Toc34501_4049217194">
+          <w:hyperlink w:anchor="__RefHeading___Toc34501_3199679052">
             <w:r>
               <w:rPr>
                 <w:webHidden/>
@@ -853,7 +853,7 @@
             </w:tabs>
             <w:rPr/>
           </w:pPr>
-          <w:hyperlink w:anchor="__RefHeading___Toc34503_4049217194">
+          <w:hyperlink w:anchor="__RefHeading___Toc34503_3199679052">
             <w:r>
               <w:rPr>
                 <w:webHidden/>
@@ -875,7 +875,7 @@
             </w:tabs>
             <w:rPr/>
           </w:pPr>
-          <w:hyperlink w:anchor="__RefHeading___Toc34505_4049217194">
+          <w:hyperlink w:anchor="__RefHeading___Toc34505_3199679052">
             <w:r>
               <w:rPr>
                 <w:webHidden/>
@@ -897,7 +897,7 @@
             </w:tabs>
             <w:rPr/>
           </w:pPr>
-          <w:hyperlink w:anchor="__RefHeading___Toc34507_4049217194">
+          <w:hyperlink w:anchor="__RefHeading___Toc34507_3199679052">
             <w:r>
               <w:rPr>
                 <w:webHidden/>
@@ -919,7 +919,7 @@
             </w:tabs>
             <w:rPr/>
           </w:pPr>
-          <w:hyperlink w:anchor="__RefHeading___Toc34509_4049217194">
+          <w:hyperlink w:anchor="__RefHeading___Toc34509_3199679052">
             <w:r>
               <w:rPr>
                 <w:webHidden/>
@@ -941,7 +941,7 @@
             </w:tabs>
             <w:rPr/>
           </w:pPr>
-          <w:hyperlink w:anchor="__RefHeading___Toc34511_4049217194">
+          <w:hyperlink w:anchor="__RefHeading___Toc34511_3199679052">
             <w:r>
               <w:rPr>
                 <w:webHidden/>
@@ -963,7 +963,7 @@
             </w:tabs>
             <w:rPr/>
           </w:pPr>
-          <w:hyperlink w:anchor="__RefHeading___Toc34513_4049217194">
+          <w:hyperlink w:anchor="__RefHeading___Toc34513_3199679052">
             <w:r>
               <w:rPr>
                 <w:webHidden/>
@@ -985,7 +985,7 @@
             </w:tabs>
             <w:rPr/>
           </w:pPr>
-          <w:hyperlink w:anchor="__RefHeading___Toc34515_4049217194">
+          <w:hyperlink w:anchor="__RefHeading___Toc34515_3199679052">
             <w:r>
               <w:rPr>
                 <w:webHidden/>
@@ -1007,7 +1007,7 @@
             </w:tabs>
             <w:rPr/>
           </w:pPr>
-          <w:hyperlink w:anchor="__RefHeading___Toc34517_4049217194">
+          <w:hyperlink w:anchor="__RefHeading___Toc34517_3199679052">
             <w:r>
               <w:rPr>
                 <w:webHidden/>
@@ -1029,7 +1029,7 @@
             </w:tabs>
             <w:rPr/>
           </w:pPr>
-          <w:hyperlink w:anchor="__RefHeading___Toc34519_4049217194">
+          <w:hyperlink w:anchor="__RefHeading___Toc34519_3199679052">
             <w:r>
               <w:rPr>
                 <w:webHidden/>
@@ -1051,7 +1051,7 @@
             </w:tabs>
             <w:rPr/>
           </w:pPr>
-          <w:hyperlink w:anchor="__RefHeading___Toc34521_4049217194">
+          <w:hyperlink w:anchor="__RefHeading___Toc34521_3199679052">
             <w:r>
               <w:rPr>
                 <w:webHidden/>
@@ -1073,7 +1073,7 @@
             </w:tabs>
             <w:rPr/>
           </w:pPr>
-          <w:hyperlink w:anchor="__RefHeading___Toc34523_4049217194">
+          <w:hyperlink w:anchor="__RefHeading___Toc34523_3199679052">
             <w:r>
               <w:rPr>
                 <w:webHidden/>
@@ -1095,7 +1095,7 @@
             </w:tabs>
             <w:rPr/>
           </w:pPr>
-          <w:hyperlink w:anchor="__RefHeading___Toc34525_4049217194">
+          <w:hyperlink w:anchor="__RefHeading___Toc34525_3199679052">
             <w:r>
               <w:rPr>
                 <w:webHidden/>
@@ -1117,7 +1117,7 @@
             </w:tabs>
             <w:rPr/>
           </w:pPr>
-          <w:hyperlink w:anchor="__RefHeading___Toc34527_4049217194">
+          <w:hyperlink w:anchor="__RefHeading___Toc34527_3199679052">
             <w:r>
               <w:rPr>
                 <w:webHidden/>
@@ -1139,7 +1139,7 @@
             </w:tabs>
             <w:rPr/>
           </w:pPr>
-          <w:hyperlink w:anchor="__RefHeading___Toc34529_4049217194">
+          <w:hyperlink w:anchor="__RefHeading___Toc34529_3199679052">
             <w:r>
               <w:rPr>
                 <w:webHidden/>
@@ -1161,7 +1161,7 @@
             </w:tabs>
             <w:rPr/>
           </w:pPr>
-          <w:hyperlink w:anchor="__RefHeading___Toc34531_4049217194">
+          <w:hyperlink w:anchor="__RefHeading___Toc34531_3199679052">
             <w:r>
               <w:rPr>
                 <w:webHidden/>
@@ -1183,7 +1183,7 @@
             </w:tabs>
             <w:rPr/>
           </w:pPr>
-          <w:hyperlink w:anchor="__RefHeading___Toc34533_4049217194">
+          <w:hyperlink w:anchor="__RefHeading___Toc34533_3199679052">
             <w:r>
               <w:rPr>
                 <w:webHidden/>
@@ -1205,7 +1205,7 @@
             </w:tabs>
             <w:rPr/>
           </w:pPr>
-          <w:hyperlink w:anchor="__RefHeading___Toc34535_4049217194">
+          <w:hyperlink w:anchor="__RefHeading___Toc34535_3199679052">
             <w:r>
               <w:rPr>
                 <w:webHidden/>
@@ -1253,7 +1253,7 @@
       <w:r>
         <w:br w:type="page"/>
       </w:r>
-      <w:bookmarkStart w:id="0" w:name="__RefHeading___Toc34499_4049217194"/>
+      <w:bookmarkStart w:id="0" w:name="__RefHeading___Toc34499_3199679052"/>
       <w:bookmarkStart w:id="1" w:name="_Toc48319687"/>
       <w:bookmarkStart w:id="2" w:name="_Toc11824118"/>
       <w:bookmarkEnd w:id="0"/>
@@ -1898,7 +1898,7 @@
           <w:spacing w:val="0"/>
         </w:rPr>
       </w:pPr>
-      <w:bookmarkStart w:id="4" w:name="__RefHeading___Toc34501_4049217194"/>
+      <w:bookmarkStart w:id="4" w:name="__RefHeading___Toc34501_3199679052"/>
       <w:bookmarkStart w:id="5" w:name="_Toc233203388"/>
       <w:bookmarkEnd w:id="4"/>
       <w:r>
@@ -3045,7 +3045,7 @@
         <w:pageBreakBefore w:val="false"/>
         <w:rPr/>
       </w:pPr>
-      <w:bookmarkStart w:id="6" w:name="__RefHeading___Toc34503_4049217194"/>
+      <w:bookmarkStart w:id="6" w:name="__RefHeading___Toc34503_3199679052"/>
       <w:bookmarkEnd w:id="6"/>
       <w:r>
         <w:rPr>
@@ -3114,7 +3114,7 @@
         <w:pStyle w:val="Heading1"/>
         <w:rPr/>
       </w:pPr>
-      <w:bookmarkStart w:id="7" w:name="__RefHeading___Toc34505_4049217194"/>
+      <w:bookmarkStart w:id="7" w:name="__RefHeading___Toc34505_3199679052"/>
       <w:bookmarkEnd w:id="7"/>
       <w:r>
         <w:rPr>
@@ -3131,7 +3131,7 @@
         <w:pStyle w:val="Heading2"/>
         <w:rPr/>
       </w:pPr>
-      <w:bookmarkStart w:id="8" w:name="__RefHeading___Toc34507_4049217194"/>
+      <w:bookmarkStart w:id="8" w:name="__RefHeading___Toc34507_3199679052"/>
       <w:bookmarkEnd w:id="8"/>
       <w:r>
         <w:rPr>
@@ -3877,7 +3877,7 @@
         <w:pStyle w:val="Heading2"/>
         <w:rPr/>
       </w:pPr>
-      <w:bookmarkStart w:id="9" w:name="__RefHeading___Toc34509_4049217194"/>
+      <w:bookmarkStart w:id="9" w:name="__RefHeading___Toc34509_3199679052"/>
       <w:bookmarkEnd w:id="9"/>
       <w:r>
         <w:rPr>
@@ -4931,7 +4931,7 @@
         <w:pStyle w:val="Heading2"/>
         <w:rPr/>
       </w:pPr>
-      <w:bookmarkStart w:id="10" w:name="__RefHeading___Toc34511_4049217194"/>
+      <w:bookmarkStart w:id="10" w:name="__RefHeading___Toc34511_3199679052"/>
       <w:bookmarkEnd w:id="10"/>
       <w:r>
         <w:rPr>
@@ -5593,7 +5593,7 @@
       <w:r>
         <w:br w:type="page"/>
       </w:r>
-      <w:bookmarkStart w:id="11" w:name="__RefHeading___Toc34513_4049217194"/>
+      <w:bookmarkStart w:id="11" w:name="__RefHeading___Toc34513_3199679052"/>
       <w:bookmarkEnd w:id="11"/>
       <w:r>
         <w:rPr>
@@ -5625,7 +5625,7 @@
         <w:pStyle w:val="Heading2"/>
         <w:rPr/>
       </w:pPr>
-      <w:bookmarkStart w:id="12" w:name="__RefHeading___Toc34515_4049217194"/>
+      <w:bookmarkStart w:id="12" w:name="__RefHeading___Toc34515_3199679052"/>
       <w:bookmarkEnd w:id="12"/>
       <w:r>
         <w:rPr>
@@ -7367,7 +7367,7 @@
         <w:pStyle w:val="Heading2"/>
         <w:rPr/>
       </w:pPr>
-      <w:bookmarkStart w:id="13" w:name="__RefHeading___Toc34517_4049217194"/>
+      <w:bookmarkStart w:id="13" w:name="__RefHeading___Toc34517_3199679052"/>
       <w:bookmarkEnd w:id="13"/>
       <w:r>
         <w:rPr>
@@ -8780,7 +8780,7 @@
         <w:pStyle w:val="Heading2"/>
         <w:rPr/>
       </w:pPr>
-      <w:bookmarkStart w:id="14" w:name="__RefHeading___Toc34519_4049217194"/>
+      <w:bookmarkStart w:id="14" w:name="__RefHeading___Toc34519_3199679052"/>
       <w:bookmarkEnd w:id="14"/>
       <w:r>
         <w:rPr>
@@ -9141,7 +9141,7 @@
         <w:pStyle w:val="Heading2"/>
         <w:rPr/>
       </w:pPr>
-      <w:bookmarkStart w:id="15" w:name="__RefHeading___Toc34521_4049217194"/>
+      <w:bookmarkStart w:id="15" w:name="__RefHeading___Toc34521_3199679052"/>
       <w:bookmarkEnd w:id="15"/>
       <w:r>
         <w:rPr>
@@ -10352,7 +10352,7 @@
         <w:pStyle w:val="Heading2"/>
         <w:rPr/>
       </w:pPr>
-      <w:bookmarkStart w:id="16" w:name="__RefHeading___Toc34523_4049217194"/>
+      <w:bookmarkStart w:id="16" w:name="__RefHeading___Toc34523_3199679052"/>
       <w:bookmarkEnd w:id="16"/>
       <w:r>
         <w:rPr>
@@ -10971,7 +10971,7 @@
       <w:r>
         <w:br w:type="page"/>
       </w:r>
-      <w:bookmarkStart w:id="17" w:name="__RefHeading___Toc34525_4049217194"/>
+      <w:bookmarkStart w:id="17" w:name="__RefHeading___Toc34525_3199679052"/>
       <w:bookmarkEnd w:id="17"/>
       <w:r>
         <w:rPr>
@@ -10988,7 +10988,7 @@
         <w:pStyle w:val="Heading2"/>
         <w:rPr/>
       </w:pPr>
-      <w:bookmarkStart w:id="18" w:name="__RefHeading___Toc34527_4049217194"/>
+      <w:bookmarkStart w:id="18" w:name="__RefHeading___Toc34527_3199679052"/>
       <w:bookmarkEnd w:id="18"/>
       <w:r>
         <w:rPr>
@@ -11965,7 +11965,7 @@
         <w:pStyle w:val="Heading2"/>
         <w:rPr/>
       </w:pPr>
-      <w:bookmarkStart w:id="19" w:name="__RefHeading___Toc34529_4049217194"/>
+      <w:bookmarkStart w:id="19" w:name="__RefHeading___Toc34529_3199679052"/>
       <w:bookmarkEnd w:id="19"/>
       <w:r>
         <w:rPr>
@@ -11997,7 +11997,7 @@
         <w:pStyle w:val="Heading2"/>
         <w:rPr/>
       </w:pPr>
-      <w:bookmarkStart w:id="20" w:name="__RefHeading___Toc34531_4049217194"/>
+      <w:bookmarkStart w:id="20" w:name="__RefHeading___Toc34531_3199679052"/>
       <w:bookmarkEnd w:id="20"/>
       <w:r>
         <w:rPr>
@@ -12032,7 +12032,7 @@
         <w:pStyle w:val="Heading1"/>
         <w:rPr/>
       </w:pPr>
-      <w:bookmarkStart w:id="21" w:name="__RefHeading___Toc34533_4049217194"/>
+      <w:bookmarkStart w:id="21" w:name="__RefHeading___Toc34533_3199679052"/>
       <w:bookmarkEnd w:id="21"/>
       <w:r>
         <w:rPr>
@@ -12492,7 +12492,7 @@
       <w:r>
         <w:br w:type="page"/>
       </w:r>
-      <w:bookmarkStart w:id="22" w:name="__RefHeading___Toc34535_4049217194"/>
+      <w:bookmarkStart w:id="22" w:name="__RefHeading___Toc34535_3199679052"/>
       <w:bookmarkStart w:id="23" w:name="_Toc233203395"/>
       <w:bookmarkEnd w:id="22"/>
       <w:r>

--- a/docs/package/03_Contracts/iNXT_BrokerVerse_Order_Form.docx
+++ b/docs/package/03_Contracts/iNXT_BrokerVerse_Order_Form.docx
@@ -789,7 +789,7 @@
             </w:rPr>
             <w:fldChar w:fldCharType="separate"/>
           </w:r>
-          <w:hyperlink w:anchor="__RefHeading___Toc34499_3199679052">
+          <w:hyperlink w:anchor="__RefHeading___Toc16902_3066934455">
             <w:r>
               <w:rPr>
                 <w:webHidden/>
@@ -824,7 +824,7 @@
             </w:tabs>
             <w:rPr/>
           </w:pPr>
-          <w:hyperlink w:anchor="__RefHeading___Toc34501_3199679052">
+          <w:hyperlink w:anchor="__RefHeading___Toc16904_3066934455">
             <w:r>
               <w:rPr>
                 <w:webHidden/>
@@ -853,7 +853,7 @@
             </w:tabs>
             <w:rPr/>
           </w:pPr>
-          <w:hyperlink w:anchor="__RefHeading___Toc34503_3199679052">
+          <w:hyperlink w:anchor="__RefHeading___Toc16906_3066934455">
             <w:r>
               <w:rPr>
                 <w:webHidden/>
@@ -875,7 +875,7 @@
             </w:tabs>
             <w:rPr/>
           </w:pPr>
-          <w:hyperlink w:anchor="__RefHeading___Toc34505_3199679052">
+          <w:hyperlink w:anchor="__RefHeading___Toc16908_3066934455">
             <w:r>
               <w:rPr>
                 <w:webHidden/>
@@ -897,7 +897,7 @@
             </w:tabs>
             <w:rPr/>
           </w:pPr>
-          <w:hyperlink w:anchor="__RefHeading___Toc34507_3199679052">
+          <w:hyperlink w:anchor="__RefHeading___Toc16910_3066934455">
             <w:r>
               <w:rPr>
                 <w:webHidden/>
@@ -919,7 +919,7 @@
             </w:tabs>
             <w:rPr/>
           </w:pPr>
-          <w:hyperlink w:anchor="__RefHeading___Toc34509_3199679052">
+          <w:hyperlink w:anchor="__RefHeading___Toc16912_3066934455">
             <w:r>
               <w:rPr>
                 <w:webHidden/>
@@ -941,7 +941,7 @@
             </w:tabs>
             <w:rPr/>
           </w:pPr>
-          <w:hyperlink w:anchor="__RefHeading___Toc34511_3199679052">
+          <w:hyperlink w:anchor="__RefHeading___Toc16914_3066934455">
             <w:r>
               <w:rPr>
                 <w:webHidden/>
@@ -963,7 +963,7 @@
             </w:tabs>
             <w:rPr/>
           </w:pPr>
-          <w:hyperlink w:anchor="__RefHeading___Toc34513_3199679052">
+          <w:hyperlink w:anchor="__RefHeading___Toc16916_3066934455">
             <w:r>
               <w:rPr>
                 <w:webHidden/>
@@ -985,7 +985,7 @@
             </w:tabs>
             <w:rPr/>
           </w:pPr>
-          <w:hyperlink w:anchor="__RefHeading___Toc34515_3199679052">
+          <w:hyperlink w:anchor="__RefHeading___Toc16918_3066934455">
             <w:r>
               <w:rPr>
                 <w:webHidden/>
@@ -1007,7 +1007,7 @@
             </w:tabs>
             <w:rPr/>
           </w:pPr>
-          <w:hyperlink w:anchor="__RefHeading___Toc34517_3199679052">
+          <w:hyperlink w:anchor="__RefHeading___Toc16920_3066934455">
             <w:r>
               <w:rPr>
                 <w:webHidden/>
@@ -1029,7 +1029,7 @@
             </w:tabs>
             <w:rPr/>
           </w:pPr>
-          <w:hyperlink w:anchor="__RefHeading___Toc34519_3199679052">
+          <w:hyperlink w:anchor="__RefHeading___Toc16922_3066934455">
             <w:r>
               <w:rPr>
                 <w:webHidden/>
@@ -1051,7 +1051,7 @@
             </w:tabs>
             <w:rPr/>
           </w:pPr>
-          <w:hyperlink w:anchor="__RefHeading___Toc34521_3199679052">
+          <w:hyperlink w:anchor="__RefHeading___Toc16924_3066934455">
             <w:r>
               <w:rPr>
                 <w:webHidden/>
@@ -1073,7 +1073,7 @@
             </w:tabs>
             <w:rPr/>
           </w:pPr>
-          <w:hyperlink w:anchor="__RefHeading___Toc34523_3199679052">
+          <w:hyperlink w:anchor="__RefHeading___Toc16926_3066934455">
             <w:r>
               <w:rPr>
                 <w:webHidden/>
@@ -1095,7 +1095,7 @@
             </w:tabs>
             <w:rPr/>
           </w:pPr>
-          <w:hyperlink w:anchor="__RefHeading___Toc34525_3199679052">
+          <w:hyperlink w:anchor="__RefHeading___Toc16928_3066934455">
             <w:r>
               <w:rPr>
                 <w:webHidden/>
@@ -1117,7 +1117,7 @@
             </w:tabs>
             <w:rPr/>
           </w:pPr>
-          <w:hyperlink w:anchor="__RefHeading___Toc34527_3199679052">
+          <w:hyperlink w:anchor="__RefHeading___Toc16930_3066934455">
             <w:r>
               <w:rPr>
                 <w:webHidden/>
@@ -1139,7 +1139,7 @@
             </w:tabs>
             <w:rPr/>
           </w:pPr>
-          <w:hyperlink w:anchor="__RefHeading___Toc34529_3199679052">
+          <w:hyperlink w:anchor="__RefHeading___Toc16932_3066934455">
             <w:r>
               <w:rPr>
                 <w:webHidden/>
@@ -1161,7 +1161,7 @@
             </w:tabs>
             <w:rPr/>
           </w:pPr>
-          <w:hyperlink w:anchor="__RefHeading___Toc34531_3199679052">
+          <w:hyperlink w:anchor="__RefHeading___Toc16934_3066934455">
             <w:r>
               <w:rPr>
                 <w:webHidden/>
@@ -1183,7 +1183,7 @@
             </w:tabs>
             <w:rPr/>
           </w:pPr>
-          <w:hyperlink w:anchor="__RefHeading___Toc34533_3199679052">
+          <w:hyperlink w:anchor="__RefHeading___Toc16936_3066934455">
             <w:r>
               <w:rPr>
                 <w:webHidden/>
@@ -1205,7 +1205,7 @@
             </w:tabs>
             <w:rPr/>
           </w:pPr>
-          <w:hyperlink w:anchor="__RefHeading___Toc34535_3199679052">
+          <w:hyperlink w:anchor="__RefHeading___Toc16938_3066934455">
             <w:r>
               <w:rPr>
                 <w:webHidden/>
@@ -1253,7 +1253,7 @@
       <w:r>
         <w:br w:type="page"/>
       </w:r>
-      <w:bookmarkStart w:id="0" w:name="__RefHeading___Toc34499_3199679052"/>
+      <w:bookmarkStart w:id="0" w:name="__RefHeading___Toc16902_3066934455"/>
       <w:bookmarkStart w:id="1" w:name="_Toc48319687"/>
       <w:bookmarkStart w:id="2" w:name="_Toc11824118"/>
       <w:bookmarkEnd w:id="0"/>
@@ -1898,7 +1898,7 @@
           <w:spacing w:val="0"/>
         </w:rPr>
       </w:pPr>
-      <w:bookmarkStart w:id="4" w:name="__RefHeading___Toc34501_3199679052"/>
+      <w:bookmarkStart w:id="4" w:name="__RefHeading___Toc16904_3066934455"/>
       <w:bookmarkStart w:id="5" w:name="_Toc233203388"/>
       <w:bookmarkEnd w:id="4"/>
       <w:r>
@@ -2234,7 +2234,7 @@
                 <w:szCs w:val="24"/>
                 <w:lang w:val="en-US" w:eastAsia="ja-JP" w:bidi="ar-SA"/>
               </w:rPr>
-              <w:t>LOB</w:t>
+              <w:t>Dev</w:t>
             </w:r>
           </w:p>
         </w:tc>
@@ -2271,7 +2271,7 @@
                 <w:szCs w:val="24"/>
                 <w:lang w:val="en-US" w:eastAsia="ja-JP" w:bidi="ar-SA"/>
               </w:rPr>
-              <w:t>Line of business</w:t>
+              <w:t>Development environment</w:t>
             </w:r>
           </w:p>
         </w:tc>
@@ -2313,7 +2313,7 @@
                 <w:szCs w:val="24"/>
                 <w:lang w:val="en-US" w:eastAsia="ja-JP" w:bidi="ar-SA"/>
               </w:rPr>
-              <w:t>MSA</w:t>
+              <w:t>LOB</w:t>
             </w:r>
           </w:p>
         </w:tc>
@@ -2350,7 +2350,7 @@
                 <w:szCs w:val="24"/>
                 <w:lang w:val="en-US" w:eastAsia="ja-JP" w:bidi="ar-SA"/>
               </w:rPr>
-              <w:t>Master Services Agreement</w:t>
+              <w:t>Line of business</w:t>
             </w:r>
           </w:p>
         </w:tc>
@@ -2392,7 +2392,7 @@
                 <w:szCs w:val="24"/>
                 <w:lang w:val="en-US" w:eastAsia="ja-JP" w:bidi="ar-SA"/>
               </w:rPr>
-              <w:t>OOTB</w:t>
+              <w:t>MSA</w:t>
             </w:r>
           </w:p>
         </w:tc>
@@ -2429,7 +2429,7 @@
                 <w:szCs w:val="24"/>
                 <w:lang w:val="en-US" w:eastAsia="ja-JP" w:bidi="ar-SA"/>
               </w:rPr>
-              <w:t>Out of the box</w:t>
+              <w:t>Master Services Agreement</w:t>
             </w:r>
           </w:p>
         </w:tc>
@@ -2471,7 +2471,7 @@
                 <w:szCs w:val="24"/>
                 <w:lang w:val="en-US" w:eastAsia="ja-JP" w:bidi="ar-SA"/>
               </w:rPr>
-              <w:t>PHP</w:t>
+              <w:t>OOTB</w:t>
             </w:r>
           </w:p>
         </w:tc>
@@ -2508,7 +2508,244 @@
                 <w:szCs w:val="24"/>
                 <w:lang w:val="en-US" w:eastAsia="ja-JP" w:bidi="ar-SA"/>
               </w:rPr>
+              <w:t>Out of the box</w:t>
+            </w:r>
+          </w:p>
+        </w:tc>
+      </w:tr>
+      <w:tr>
+        <w:trPr>
+          <w:trHeight w:val="449" w:hRule="atLeast"/>
+        </w:trPr>
+        <w:tc>
+          <w:tcPr>
+            <w:tcW w:w="2514" w:type="dxa"/>
+            <w:tcBorders>
+              <w:top w:val="single" w:sz="4" w:space="0" w:color="808080"/>
+              <w:left w:val="single" w:sz="4" w:space="0" w:color="808080"/>
+              <w:bottom w:val="single" w:sz="4" w:space="0" w:color="808080"/>
+              <w:right w:val="single" w:sz="4" w:space="0" w:color="808080"/>
+            </w:tcBorders>
+            <w:vAlign w:val="center"/>
+          </w:tcPr>
+          <w:p>
+            <w:pPr>
+              <w:pStyle w:val="Normal"/>
+              <w:widowControl/>
+              <w:spacing w:lineRule="auto" w:line="240" w:before="60" w:after="0"/>
+              <w:jc w:val="left"/>
+              <w:rPr>
+                <w:rFonts w:ascii="Segoe UI" w:hAnsi="Segoe UI" w:eastAsia="Arial" w:cs="Segoe UI"/>
+                <w:color w:val="101820"/>
+                <w:sz w:val="16"/>
+                <w:szCs w:val="16"/>
+              </w:rPr>
+            </w:pPr>
+            <w:r>
+              <w:rPr>
+                <w:rFonts w:eastAsia="Segoe UI" w:cs="Segoe UI" w:ascii="Segoe UI" w:hAnsi="Segoe UI"/>
+                <w:color w:val="101820"/>
+                <w:kern w:val="0"/>
+                <w:sz w:val="16"/>
+                <w:szCs w:val="24"/>
+                <w:lang w:val="en-US" w:eastAsia="ja-JP" w:bidi="ar-SA"/>
+              </w:rPr>
+              <w:t>PHP</w:t>
+            </w:r>
+          </w:p>
+        </w:tc>
+        <w:tc>
+          <w:tcPr>
+            <w:tcW w:w="3712" w:type="dxa"/>
+            <w:tcBorders>
+              <w:top w:val="single" w:sz="4" w:space="0" w:color="808080"/>
+              <w:left w:val="single" w:sz="4" w:space="0" w:color="808080"/>
+              <w:bottom w:val="single" w:sz="4" w:space="0" w:color="808080"/>
+              <w:right w:val="single" w:sz="4" w:space="0" w:color="808080"/>
+            </w:tcBorders>
+            <w:vAlign w:val="center"/>
+          </w:tcPr>
+          <w:p>
+            <w:pPr>
+              <w:pStyle w:val="Normal"/>
+              <w:widowControl/>
+              <w:spacing w:lineRule="auto" w:line="240" w:before="60" w:after="0"/>
+              <w:jc w:val="left"/>
+              <w:rPr>
+                <w:rFonts w:ascii="Segoe UI" w:hAnsi="Segoe UI" w:eastAsia="Arial" w:cs="Segoe UI"/>
+                <w:color w:val="101820"/>
+                <w:sz w:val="16"/>
+                <w:szCs w:val="16"/>
+              </w:rPr>
+            </w:pPr>
+            <w:r>
+              <w:rPr>
+                <w:rFonts w:eastAsia="Segoe UI" w:cs="Segoe UI" w:ascii="Segoe UI" w:hAnsi="Segoe UI"/>
+                <w:color w:val="101820"/>
+                <w:kern w:val="0"/>
+                <w:sz w:val="16"/>
+                <w:szCs w:val="24"/>
+                <w:lang w:val="en-US" w:eastAsia="ja-JP" w:bidi="ar-SA"/>
+              </w:rPr>
               <w:t>Philippine peso</w:t>
+            </w:r>
+          </w:p>
+        </w:tc>
+      </w:tr>
+      <w:tr>
+        <w:trPr>
+          <w:trHeight w:val="449" w:hRule="atLeast"/>
+        </w:trPr>
+        <w:tc>
+          <w:tcPr>
+            <w:tcW w:w="2514" w:type="dxa"/>
+            <w:tcBorders>
+              <w:top w:val="single" w:sz="4" w:space="0" w:color="808080"/>
+              <w:left w:val="single" w:sz="4" w:space="0" w:color="808080"/>
+              <w:bottom w:val="single" w:sz="4" w:space="0" w:color="808080"/>
+              <w:right w:val="single" w:sz="4" w:space="0" w:color="808080"/>
+            </w:tcBorders>
+            <w:vAlign w:val="center"/>
+          </w:tcPr>
+          <w:p>
+            <w:pPr>
+              <w:pStyle w:val="Normal"/>
+              <w:widowControl/>
+              <w:spacing w:lineRule="auto" w:line="240" w:before="60" w:after="0"/>
+              <w:jc w:val="left"/>
+              <w:rPr>
+                <w:rFonts w:ascii="Segoe UI" w:hAnsi="Segoe UI" w:eastAsia="Arial" w:cs="Segoe UI"/>
+                <w:color w:val="101820"/>
+                <w:sz w:val="16"/>
+                <w:szCs w:val="16"/>
+              </w:rPr>
+            </w:pPr>
+            <w:r>
+              <w:rPr>
+                <w:rFonts w:eastAsia="Segoe UI" w:cs="Segoe UI" w:ascii="Segoe UI" w:hAnsi="Segoe UI"/>
+                <w:color w:val="101820"/>
+                <w:kern w:val="0"/>
+                <w:sz w:val="16"/>
+                <w:szCs w:val="24"/>
+                <w:lang w:val="en-US" w:eastAsia="ja-JP" w:bidi="ar-SA"/>
+              </w:rPr>
+              <w:t>Pre-Prod</w:t>
+            </w:r>
+          </w:p>
+        </w:tc>
+        <w:tc>
+          <w:tcPr>
+            <w:tcW w:w="3712" w:type="dxa"/>
+            <w:tcBorders>
+              <w:top w:val="single" w:sz="4" w:space="0" w:color="808080"/>
+              <w:left w:val="single" w:sz="4" w:space="0" w:color="808080"/>
+              <w:bottom w:val="single" w:sz="4" w:space="0" w:color="808080"/>
+              <w:right w:val="single" w:sz="4" w:space="0" w:color="808080"/>
+            </w:tcBorders>
+            <w:vAlign w:val="center"/>
+          </w:tcPr>
+          <w:p>
+            <w:pPr>
+              <w:pStyle w:val="Normal"/>
+              <w:widowControl/>
+              <w:spacing w:lineRule="auto" w:line="240" w:before="60" w:after="0"/>
+              <w:jc w:val="left"/>
+              <w:rPr>
+                <w:rFonts w:ascii="Segoe UI" w:hAnsi="Segoe UI" w:eastAsia="Arial" w:cs="Segoe UI"/>
+                <w:color w:val="101820"/>
+                <w:sz w:val="16"/>
+                <w:szCs w:val="16"/>
+              </w:rPr>
+            </w:pPr>
+            <w:r>
+              <w:rPr>
+                <w:rFonts w:eastAsia="Segoe UI" w:cs="Segoe UI" w:ascii="Segoe UI" w:hAnsi="Segoe UI"/>
+                <w:color w:val="101820"/>
+                <w:kern w:val="0"/>
+                <w:sz w:val="16"/>
+                <w:szCs w:val="24"/>
+                <w:lang w:val="en-US" w:eastAsia="ja-JP" w:bidi="ar-SA"/>
+              </w:rPr>
+              <w:t>Pre-production environment</w:t>
+            </w:r>
+          </w:p>
+        </w:tc>
+      </w:tr>
+      <w:tr>
+        <w:trPr>
+          <w:trHeight w:val="449" w:hRule="atLeast"/>
+        </w:trPr>
+        <w:tc>
+          <w:tcPr>
+            <w:tcW w:w="2514" w:type="dxa"/>
+            <w:tcBorders>
+              <w:top w:val="single" w:sz="4" w:space="0" w:color="808080"/>
+              <w:left w:val="single" w:sz="4" w:space="0" w:color="808080"/>
+              <w:bottom w:val="single" w:sz="4" w:space="0" w:color="808080"/>
+              <w:right w:val="single" w:sz="4" w:space="0" w:color="808080"/>
+            </w:tcBorders>
+            <w:vAlign w:val="center"/>
+          </w:tcPr>
+          <w:p>
+            <w:pPr>
+              <w:pStyle w:val="Normal"/>
+              <w:widowControl/>
+              <w:spacing w:lineRule="auto" w:line="240" w:before="60" w:after="0"/>
+              <w:jc w:val="left"/>
+              <w:rPr>
+                <w:rFonts w:ascii="Segoe UI" w:hAnsi="Segoe UI" w:eastAsia="Arial" w:cs="Segoe UI"/>
+                <w:color w:val="101820"/>
+                <w:sz w:val="16"/>
+                <w:szCs w:val="16"/>
+              </w:rPr>
+            </w:pPr>
+            <w:r>
+              <w:rPr>
+                <w:rFonts w:eastAsia="Segoe UI" w:cs="Segoe UI" w:ascii="Segoe UI" w:hAnsi="Segoe UI"/>
+                <w:color w:val="101820"/>
+                <w:kern w:val="0"/>
+                <w:sz w:val="16"/>
+                <w:szCs w:val="24"/>
+                <w:lang w:val="en-US" w:eastAsia="ja-JP" w:bidi="ar-SA"/>
+              </w:rPr>
+              <w:t>SIT</w:t>
+            </w:r>
+          </w:p>
+        </w:tc>
+        <w:tc>
+          <w:tcPr>
+            <w:tcW w:w="3712" w:type="dxa"/>
+            <w:tcBorders>
+              <w:top w:val="single" w:sz="4" w:space="0" w:color="808080"/>
+              <w:left w:val="single" w:sz="4" w:space="0" w:color="808080"/>
+              <w:bottom w:val="single" w:sz="4" w:space="0" w:color="808080"/>
+              <w:right w:val="single" w:sz="4" w:space="0" w:color="808080"/>
+            </w:tcBorders>
+            <w:vAlign w:val="center"/>
+          </w:tcPr>
+          <w:p>
+            <w:pPr>
+              <w:pStyle w:val="Normal"/>
+              <w:widowControl/>
+              <w:spacing w:lineRule="auto" w:line="240" w:before="60" w:after="0"/>
+              <w:jc w:val="left"/>
+              <w:rPr>
+                <w:rFonts w:ascii="Segoe UI" w:hAnsi="Segoe UI" w:eastAsia="Arial" w:cs="Segoe UI"/>
+                <w:color w:val="101820"/>
+                <w:sz w:val="16"/>
+                <w:szCs w:val="16"/>
+              </w:rPr>
+            </w:pPr>
+            <w:r>
+              <w:rPr>
+                <w:rFonts w:eastAsia="Segoe UI" w:cs="Segoe UI" w:ascii="Segoe UI" w:hAnsi="Segoe UI"/>
+                <w:color w:val="101820"/>
+                <w:kern w:val="0"/>
+                <w:sz w:val="16"/>
+                <w:szCs w:val="24"/>
+                <w:lang w:val="en-US" w:eastAsia="ja-JP" w:bidi="ar-SA"/>
+              </w:rPr>
+              <w:t>System integration test</w:t>
             </w:r>
           </w:p>
         </w:tc>
@@ -3045,7 +3282,7 @@
         <w:pageBreakBefore w:val="false"/>
         <w:rPr/>
       </w:pPr>
-      <w:bookmarkStart w:id="6" w:name="__RefHeading___Toc34503_3199679052"/>
+      <w:bookmarkStart w:id="6" w:name="__RefHeading___Toc16906_3066934455"/>
       <w:bookmarkEnd w:id="6"/>
       <w:r>
         <w:rPr>
@@ -3114,7 +3351,7 @@
         <w:pStyle w:val="Heading1"/>
         <w:rPr/>
       </w:pPr>
-      <w:bookmarkStart w:id="7" w:name="__RefHeading___Toc34505_3199679052"/>
+      <w:bookmarkStart w:id="7" w:name="__RefHeading___Toc16908_3066934455"/>
       <w:bookmarkEnd w:id="7"/>
       <w:r>
         <w:rPr>
@@ -3131,7 +3368,7 @@
         <w:pStyle w:val="Heading2"/>
         <w:rPr/>
       </w:pPr>
-      <w:bookmarkStart w:id="8" w:name="__RefHeading___Toc34507_3199679052"/>
+      <w:bookmarkStart w:id="8" w:name="__RefHeading___Toc16910_3066934455"/>
       <w:bookmarkEnd w:id="8"/>
       <w:r>
         <w:rPr>
@@ -3877,7 +4114,7 @@
         <w:pStyle w:val="Heading2"/>
         <w:rPr/>
       </w:pPr>
-      <w:bookmarkStart w:id="9" w:name="__RefHeading___Toc34509_3199679052"/>
+      <w:bookmarkStart w:id="9" w:name="__RefHeading___Toc16912_3066934455"/>
       <w:bookmarkEnd w:id="9"/>
       <w:r>
         <w:rPr>
@@ -4719,7 +4956,7 @@
                 <w:szCs w:val="24"/>
                 <w:lang w:val="en-US" w:eastAsia="ja-JP" w:bidi="ar-SA"/>
               </w:rPr>
-              <w:t>Environments</w:t>
+              <w:t>Environment set</w:t>
             </w:r>
           </w:p>
         </w:tc>
@@ -4756,7 +4993,161 @@
                 <w:szCs w:val="24"/>
                 <w:lang w:val="en-US" w:eastAsia="ja-JP" w:bidi="ar-SA"/>
               </w:rPr>
-              <w:t>[Production, UAT, additional: list]</w:t>
+              <w:t>[Small or Medium: Dev, UAT, Production / Large or Enterprise: Dev, SIT, UAT, Production with high availability]</w:t>
+            </w:r>
+          </w:p>
+        </w:tc>
+      </w:tr>
+      <w:tr>
+        <w:trPr/>
+        <w:tc>
+          <w:tcPr>
+            <w:tcW w:w="4410" w:type="dxa"/>
+            <w:tcBorders>
+              <w:top w:val="single" w:sz="4" w:space="0" w:color="BFC7D1"/>
+              <w:left w:val="single" w:sz="4" w:space="0" w:color="BFC7D1"/>
+              <w:bottom w:val="single" w:sz="4" w:space="0" w:color="BFC7D1"/>
+              <w:right w:val="single" w:sz="4" w:space="0" w:color="BFC7D1"/>
+            </w:tcBorders>
+          </w:tcPr>
+          <w:p>
+            <w:pPr>
+              <w:pStyle w:val="Normal"/>
+              <w:widowControl/>
+              <w:spacing w:lineRule="auto" w:line="240" w:before="0" w:after="20"/>
+              <w:jc w:val="left"/>
+              <w:rPr>
+                <w:rFonts w:ascii="Aptos" w:hAnsi="Aptos" w:eastAsia="ＭＳ 明朝" w:cs="Arial"/>
+                <w:kern w:val="0"/>
+                <w:sz w:val="24"/>
+                <w:szCs w:val="24"/>
+                <w:lang w:val="en-US" w:eastAsia="ja-JP" w:bidi="ar-SA"/>
+              </w:rPr>
+            </w:pPr>
+            <w:r>
+              <w:rPr>
+                <w:rFonts w:eastAsia="Segoe UI" w:cs="Segoe UI" w:ascii="Segoe UI" w:hAnsi="Segoe UI"/>
+                <w:color w:val="101820"/>
+                <w:kern w:val="0"/>
+                <w:sz w:val="18"/>
+                <w:szCs w:val="24"/>
+                <w:lang w:val="en-US" w:eastAsia="ja-JP" w:bidi="ar-SA"/>
+              </w:rPr>
+              <w:t>Pre-Prod (temporary)</w:t>
+            </w:r>
+          </w:p>
+        </w:tc>
+        <w:tc>
+          <w:tcPr>
+            <w:tcW w:w="4603" w:type="dxa"/>
+            <w:tcBorders>
+              <w:top w:val="single" w:sz="4" w:space="0" w:color="BFC7D1"/>
+              <w:left w:val="single" w:sz="4" w:space="0" w:color="BFC7D1"/>
+              <w:bottom w:val="single" w:sz="4" w:space="0" w:color="BFC7D1"/>
+              <w:right w:val="single" w:sz="4" w:space="0" w:color="BFC7D1"/>
+            </w:tcBorders>
+          </w:tcPr>
+          <w:p>
+            <w:pPr>
+              <w:pStyle w:val="Normal"/>
+              <w:widowControl/>
+              <w:spacing w:lineRule="auto" w:line="240" w:before="0" w:after="20"/>
+              <w:jc w:val="left"/>
+              <w:rPr>
+                <w:rFonts w:ascii="Aptos" w:hAnsi="Aptos" w:eastAsia="ＭＳ 明朝" w:cs="Arial"/>
+                <w:kern w:val="0"/>
+                <w:sz w:val="24"/>
+                <w:szCs w:val="24"/>
+                <w:lang w:val="en-US" w:eastAsia="ja-JP" w:bidi="ar-SA"/>
+              </w:rPr>
+            </w:pPr>
+            <w:r>
+              <w:rPr>
+                <w:rFonts w:eastAsia="Segoe UI" w:cs="Segoe UI" w:ascii="Segoe UI" w:hAnsi="Segoe UI"/>
+                <w:color w:val="101820"/>
+                <w:kern w:val="0"/>
+                <w:sz w:val="18"/>
+                <w:szCs w:val="24"/>
+                <w:lang w:val="en-US" w:eastAsia="ja-JP" w:bidi="ar-SA"/>
+              </w:rPr>
+              <w:t>Created from a production backup for the cutover rehearsal and each major release, then removed; planned months of use: [2] around go-live, [1] per major release</w:t>
+            </w:r>
+          </w:p>
+        </w:tc>
+      </w:tr>
+      <w:tr>
+        <w:trPr/>
+        <w:tc>
+          <w:tcPr>
+            <w:tcW w:w="4410" w:type="dxa"/>
+            <w:tcBorders>
+              <w:top w:val="single" w:sz="4" w:space="0" w:color="BFC7D1"/>
+              <w:left w:val="single" w:sz="4" w:space="0" w:color="BFC7D1"/>
+              <w:bottom w:val="single" w:sz="4" w:space="0" w:color="BFC7D1"/>
+              <w:right w:val="single" w:sz="4" w:space="0" w:color="BFC7D1"/>
+            </w:tcBorders>
+          </w:tcPr>
+          <w:p>
+            <w:pPr>
+              <w:pStyle w:val="Normal"/>
+              <w:widowControl/>
+              <w:spacing w:lineRule="auto" w:line="240" w:before="0" w:after="20"/>
+              <w:jc w:val="left"/>
+              <w:rPr>
+                <w:rFonts w:ascii="Aptos" w:hAnsi="Aptos" w:eastAsia="ＭＳ 明朝" w:cs="Arial"/>
+                <w:kern w:val="0"/>
+                <w:sz w:val="24"/>
+                <w:szCs w:val="24"/>
+                <w:lang w:val="en-US" w:eastAsia="ja-JP" w:bidi="ar-SA"/>
+              </w:rPr>
+            </w:pPr>
+            <w:r>
+              <w:rPr>
+                <w:rFonts w:eastAsia="Segoe UI" w:cs="Segoe UI" w:ascii="Segoe UI" w:hAnsi="Segoe UI"/>
+                <w:color w:val="101820"/>
+                <w:kern w:val="0"/>
+                <w:sz w:val="18"/>
+                <w:szCs w:val="24"/>
+                <w:lang w:val="en-US" w:eastAsia="ja-JP" w:bidi="ar-SA"/>
+              </w:rPr>
+              <w:t>Additional environments</w:t>
+            </w:r>
+          </w:p>
+        </w:tc>
+        <w:tc>
+          <w:tcPr>
+            <w:tcW w:w="4603" w:type="dxa"/>
+            <w:tcBorders>
+              <w:top w:val="single" w:sz="4" w:space="0" w:color="BFC7D1"/>
+              <w:left w:val="single" w:sz="4" w:space="0" w:color="BFC7D1"/>
+              <w:bottom w:val="single" w:sz="4" w:space="0" w:color="BFC7D1"/>
+              <w:right w:val="single" w:sz="4" w:space="0" w:color="BFC7D1"/>
+            </w:tcBorders>
+          </w:tcPr>
+          <w:p>
+            <w:pPr>
+              <w:pStyle w:val="Normal"/>
+              <w:widowControl/>
+              <w:spacing w:lineRule="auto" w:line="240" w:before="0" w:after="20"/>
+              <w:jc w:val="left"/>
+              <w:rPr>
+                <w:rFonts w:ascii="Aptos" w:hAnsi="Aptos" w:eastAsia="ＭＳ 明朝" w:cs="Arial"/>
+                <w:kern w:val="0"/>
+                <w:sz w:val="24"/>
+                <w:szCs w:val="24"/>
+                <w:lang w:val="en-US" w:eastAsia="ja-JP" w:bidi="ar-SA"/>
+              </w:rPr>
+            </w:pPr>
+            <w:r>
+              <w:rPr>
+                <w:rFonts w:eastAsia="Segoe UI" w:cs="Segoe UI" w:ascii="Segoe UI" w:hAnsi="Segoe UI"/>
+                <w:color w:val="101820"/>
+                <w:kern w:val="0"/>
+                <w:sz w:val="18"/>
+                <w:szCs w:val="24"/>
+                <w:lang w:val="en-US" w:eastAsia="ja-JP" w:bidi="ar-SA"/>
+              </w:rPr>
+              <w:t>[None / number and purpose: training, second UAT]</w:t>
             </w:r>
           </w:p>
         </w:tc>
@@ -4931,7 +5322,7 @@
         <w:pStyle w:val="Heading2"/>
         <w:rPr/>
       </w:pPr>
-      <w:bookmarkStart w:id="10" w:name="__RefHeading___Toc34511_3199679052"/>
+      <w:bookmarkStart w:id="10" w:name="__RefHeading___Toc16914_3066934455"/>
       <w:bookmarkEnd w:id="10"/>
       <w:r>
         <w:rPr>
@@ -5593,7 +5984,7 @@
       <w:r>
         <w:br w:type="page"/>
       </w:r>
-      <w:bookmarkStart w:id="11" w:name="__RefHeading___Toc34513_3199679052"/>
+      <w:bookmarkStart w:id="11" w:name="__RefHeading___Toc16916_3066934455"/>
       <w:bookmarkEnd w:id="11"/>
       <w:r>
         <w:rPr>
@@ -5625,7 +6016,7 @@
         <w:pStyle w:val="Heading2"/>
         <w:rPr/>
       </w:pPr>
-      <w:bookmarkStart w:id="12" w:name="__RefHeading___Toc34515_3199679052"/>
+      <w:bookmarkStart w:id="12" w:name="__RefHeading___Toc16918_3066934455"/>
       <w:bookmarkEnd w:id="12"/>
       <w:r>
         <w:rPr>
@@ -7367,7 +7758,7 @@
         <w:pStyle w:val="Heading2"/>
         <w:rPr/>
       </w:pPr>
-      <w:bookmarkStart w:id="13" w:name="__RefHeading___Toc34517_3199679052"/>
+      <w:bookmarkStart w:id="13" w:name="__RefHeading___Toc16920_3066934455"/>
       <w:bookmarkEnd w:id="13"/>
       <w:r>
         <w:rPr>
@@ -7382,7 +7773,7 @@
     <w:tbl>
       <w:tblPr>
         <w:tblStyle w:val="TableGrid"/>
-        <w:tblW w:w="9015" w:type="dxa"/>
+        <w:tblW w:w="9014" w:type="dxa"/>
         <w:jc w:val="left"/>
         <w:tblInd w:w="0" w:type="dxa"/>
         <w:tblLayout w:type="fixed"/>
@@ -7395,12 +7786,12 @@
         <w:tblLook w:val="04a0" w:noHBand="0" w:noVBand="1" w:firstColumn="1" w:lastRow="0" w:lastColumn="0" w:firstRow="1"/>
       </w:tblPr>
       <w:tblGrid>
-        <w:gridCol w:w="2286"/>
-        <w:gridCol w:w="2150"/>
+        <w:gridCol w:w="1868"/>
+        <w:gridCol w:w="2050"/>
         <w:gridCol w:w="941"/>
-        <w:gridCol w:w="1133"/>
-        <w:gridCol w:w="941"/>
-        <w:gridCol w:w="1563"/>
+        <w:gridCol w:w="1134"/>
+        <w:gridCol w:w="940"/>
+        <w:gridCol w:w="2080"/>
       </w:tblGrid>
       <w:tr>
         <w:trPr>
@@ -7408,7 +7799,7 @@
         </w:trPr>
         <w:tc>
           <w:tcPr>
-            <w:tcW w:w="2286" w:type="dxa"/>
+            <w:tcW w:w="1868" w:type="dxa"/>
             <w:tcBorders>
               <w:top w:val="single" w:sz="4" w:space="0" w:color="BFC7D1"/>
               <w:left w:val="single" w:sz="4" w:space="0" w:color="BFC7D1"/>
@@ -7447,7 +7838,7 @@
         </w:tc>
         <w:tc>
           <w:tcPr>
-            <w:tcW w:w="2150" w:type="dxa"/>
+            <w:tcW w:w="2050" w:type="dxa"/>
             <w:tcBorders>
               <w:top w:val="single" w:sz="4" w:space="0" w:color="BFC7D1"/>
               <w:left w:val="single" w:sz="4" w:space="0" w:color="BFC7D1"/>
@@ -7525,7 +7916,7 @@
         </w:tc>
         <w:tc>
           <w:tcPr>
-            <w:tcW w:w="1133" w:type="dxa"/>
+            <w:tcW w:w="1134" w:type="dxa"/>
             <w:tcBorders>
               <w:top w:val="single" w:sz="4" w:space="0" w:color="BFC7D1"/>
               <w:left w:val="single" w:sz="4" w:space="0" w:color="BFC7D1"/>
@@ -7564,7 +7955,7 @@
         </w:tc>
         <w:tc>
           <w:tcPr>
-            <w:tcW w:w="941" w:type="dxa"/>
+            <w:tcW w:w="940" w:type="dxa"/>
             <w:tcBorders>
               <w:top w:val="single" w:sz="4" w:space="0" w:color="BFC7D1"/>
               <w:left w:val="single" w:sz="4" w:space="0" w:color="BFC7D1"/>
@@ -7603,7 +7994,7 @@
         </w:tc>
         <w:tc>
           <w:tcPr>
-            <w:tcW w:w="1563" w:type="dxa"/>
+            <w:tcW w:w="2080" w:type="dxa"/>
             <w:tcBorders>
               <w:top w:val="single" w:sz="4" w:space="0" w:color="BFC7D1"/>
               <w:left w:val="single" w:sz="4" w:space="0" w:color="BFC7D1"/>
@@ -7645,7 +8036,7 @@
         <w:trPr/>
         <w:tc>
           <w:tcPr>
-            <w:tcW w:w="2286" w:type="dxa"/>
+            <w:tcW w:w="1868" w:type="dxa"/>
             <w:tcBorders>
               <w:top w:val="single" w:sz="4" w:space="0" w:color="BFC7D1"/>
               <w:left w:val="single" w:sz="4" w:space="0" w:color="BFC7D1"/>
@@ -7682,7 +8073,7 @@
         </w:tc>
         <w:tc>
           <w:tcPr>
-            <w:tcW w:w="2150" w:type="dxa"/>
+            <w:tcW w:w="2050" w:type="dxa"/>
             <w:tcBorders>
               <w:top w:val="single" w:sz="4" w:space="0" w:color="BFC7D1"/>
               <w:left w:val="single" w:sz="4" w:space="0" w:color="BFC7D1"/>
@@ -7756,7 +8147,7 @@
         </w:tc>
         <w:tc>
           <w:tcPr>
-            <w:tcW w:w="1133" w:type="dxa"/>
+            <w:tcW w:w="1134" w:type="dxa"/>
             <w:tcBorders>
               <w:top w:val="single" w:sz="4" w:space="0" w:color="BFC7D1"/>
               <w:left w:val="single" w:sz="4" w:space="0" w:color="BFC7D1"/>
@@ -7793,7 +8184,7 @@
         </w:tc>
         <w:tc>
           <w:tcPr>
-            <w:tcW w:w="941" w:type="dxa"/>
+            <w:tcW w:w="940" w:type="dxa"/>
             <w:tcBorders>
               <w:top w:val="single" w:sz="4" w:space="0" w:color="BFC7D1"/>
               <w:left w:val="single" w:sz="4" w:space="0" w:color="BFC7D1"/>
@@ -7830,7 +8221,7 @@
         </w:tc>
         <w:tc>
           <w:tcPr>
-            <w:tcW w:w="1563" w:type="dxa"/>
+            <w:tcW w:w="2080" w:type="dxa"/>
             <w:tcBorders>
               <w:top w:val="single" w:sz="4" w:space="0" w:color="BFC7D1"/>
               <w:left w:val="single" w:sz="4" w:space="0" w:color="BFC7D1"/>
@@ -7870,7 +8261,7 @@
         <w:trPr/>
         <w:tc>
           <w:tcPr>
-            <w:tcW w:w="2286" w:type="dxa"/>
+            <w:tcW w:w="1868" w:type="dxa"/>
             <w:tcBorders>
               <w:top w:val="single" w:sz="4" w:space="0" w:color="BFC7D1"/>
               <w:left w:val="single" w:sz="4" w:space="0" w:color="BFC7D1"/>
@@ -7907,7 +8298,7 @@
         </w:tc>
         <w:tc>
           <w:tcPr>
-            <w:tcW w:w="2150" w:type="dxa"/>
+            <w:tcW w:w="2050" w:type="dxa"/>
             <w:tcBorders>
               <w:top w:val="single" w:sz="4" w:space="0" w:color="BFC7D1"/>
               <w:left w:val="single" w:sz="4" w:space="0" w:color="BFC7D1"/>
@@ -7981,7 +8372,7 @@
         </w:tc>
         <w:tc>
           <w:tcPr>
-            <w:tcW w:w="1133" w:type="dxa"/>
+            <w:tcW w:w="1134" w:type="dxa"/>
             <w:tcBorders>
               <w:top w:val="single" w:sz="4" w:space="0" w:color="BFC7D1"/>
               <w:left w:val="single" w:sz="4" w:space="0" w:color="BFC7D1"/>
@@ -8018,7 +8409,7 @@
         </w:tc>
         <w:tc>
           <w:tcPr>
-            <w:tcW w:w="941" w:type="dxa"/>
+            <w:tcW w:w="940" w:type="dxa"/>
             <w:tcBorders>
               <w:top w:val="single" w:sz="4" w:space="0" w:color="BFC7D1"/>
               <w:left w:val="single" w:sz="4" w:space="0" w:color="BFC7D1"/>
@@ -8055,7 +8446,7 @@
         </w:tc>
         <w:tc>
           <w:tcPr>
-            <w:tcW w:w="1563" w:type="dxa"/>
+            <w:tcW w:w="2080" w:type="dxa"/>
             <w:tcBorders>
               <w:top w:val="single" w:sz="4" w:space="0" w:color="BFC7D1"/>
               <w:left w:val="single" w:sz="4" w:space="0" w:color="BFC7D1"/>
@@ -8095,7 +8486,7 @@
         <w:trPr/>
         <w:tc>
           <w:tcPr>
-            <w:tcW w:w="2286" w:type="dxa"/>
+            <w:tcW w:w="1868" w:type="dxa"/>
             <w:tcBorders>
               <w:top w:val="single" w:sz="4" w:space="0" w:color="BFC7D1"/>
               <w:left w:val="single" w:sz="4" w:space="0" w:color="BFC7D1"/>
@@ -8132,38 +8523,38 @@
         </w:tc>
         <w:tc>
           <w:tcPr>
-            <w:tcW w:w="2150" w:type="dxa"/>
-            <w:tcBorders>
-              <w:top w:val="single" w:sz="4" w:space="0" w:color="BFC7D1"/>
-              <w:left w:val="single" w:sz="4" w:space="0" w:color="BFC7D1"/>
-              <w:bottom w:val="single" w:sz="4" w:space="0" w:color="BFC7D1"/>
-              <w:right w:val="single" w:sz="4" w:space="0" w:color="BFC7D1"/>
-            </w:tcBorders>
-          </w:tcPr>
-          <w:p>
-            <w:pPr>
-              <w:pStyle w:val="Normal"/>
-              <w:widowControl/>
-              <w:spacing w:lineRule="auto" w:line="240" w:before="0" w:after="20"/>
-              <w:jc w:val="left"/>
-              <w:rPr>
-                <w:rFonts w:ascii="Aptos" w:hAnsi="Aptos" w:eastAsia="ＭＳ 明朝" w:cs="Arial"/>
-                <w:kern w:val="0"/>
-                <w:sz w:val="24"/>
-                <w:szCs w:val="24"/>
-                <w:lang w:val="en-US" w:eastAsia="ja-JP" w:bidi="ar-SA"/>
-              </w:rPr>
-            </w:pPr>
-            <w:r>
-              <w:rPr>
-                <w:rFonts w:eastAsia="Segoe UI" w:cs="Segoe UI" w:ascii="Segoe UI" w:hAnsi="Segoe UI"/>
-                <w:color w:val="101820"/>
-                <w:kern w:val="0"/>
-                <w:sz w:val="16"/>
-                <w:szCs w:val="24"/>
-                <w:lang w:val="en-US" w:eastAsia="ja-JP" w:bidi="ar-SA"/>
-              </w:rPr>
-              <w:t>[provider], [size], production and UAT</w:t>
+            <w:tcW w:w="2050" w:type="dxa"/>
+            <w:tcBorders>
+              <w:top w:val="single" w:sz="4" w:space="0" w:color="BFC7D1"/>
+              <w:left w:val="single" w:sz="4" w:space="0" w:color="BFC7D1"/>
+              <w:bottom w:val="single" w:sz="4" w:space="0" w:color="BFC7D1"/>
+              <w:right w:val="single" w:sz="4" w:space="0" w:color="BFC7D1"/>
+            </w:tcBorders>
+          </w:tcPr>
+          <w:p>
+            <w:pPr>
+              <w:pStyle w:val="Normal"/>
+              <w:widowControl/>
+              <w:spacing w:lineRule="auto" w:line="240" w:before="0" w:after="20"/>
+              <w:jc w:val="left"/>
+              <w:rPr>
+                <w:rFonts w:ascii="Aptos" w:hAnsi="Aptos" w:eastAsia="ＭＳ 明朝" w:cs="Arial"/>
+                <w:kern w:val="0"/>
+                <w:sz w:val="24"/>
+                <w:szCs w:val="24"/>
+                <w:lang w:val="en-US" w:eastAsia="ja-JP" w:bidi="ar-SA"/>
+              </w:rPr>
+            </w:pPr>
+            <w:r>
+              <w:rPr>
+                <w:rFonts w:eastAsia="Segoe UI" w:cs="Segoe UI" w:ascii="Segoe UI" w:hAnsi="Segoe UI"/>
+                <w:color w:val="101820"/>
+                <w:kern w:val="0"/>
+                <w:sz w:val="16"/>
+                <w:szCs w:val="24"/>
+                <w:lang w:val="en-US" w:eastAsia="ja-JP" w:bidi="ar-SA"/>
+              </w:rPr>
+              <w:t>[provider], [size], standing environment set: Dev [amount], SIT [amount or not used], UAT [amount], Production [amount]</w:t>
             </w:r>
           </w:p>
         </w:tc>
@@ -8206,7 +8597,7 @@
         </w:tc>
         <w:tc>
           <w:tcPr>
-            <w:tcW w:w="1133" w:type="dxa"/>
+            <w:tcW w:w="1134" w:type="dxa"/>
             <w:tcBorders>
               <w:top w:val="single" w:sz="4" w:space="0" w:color="BFC7D1"/>
               <w:left w:val="single" w:sz="4" w:space="0" w:color="BFC7D1"/>
@@ -8243,7 +8634,7 @@
         </w:tc>
         <w:tc>
           <w:tcPr>
-            <w:tcW w:w="941" w:type="dxa"/>
+            <w:tcW w:w="940" w:type="dxa"/>
             <w:tcBorders>
               <w:top w:val="single" w:sz="4" w:space="0" w:color="BFC7D1"/>
               <w:left w:val="single" w:sz="4" w:space="0" w:color="BFC7D1"/>
@@ -8280,38 +8671,38 @@
         </w:tc>
         <w:tc>
           <w:tcPr>
-            <w:tcW w:w="1563" w:type="dxa"/>
-            <w:tcBorders>
-              <w:top w:val="single" w:sz="4" w:space="0" w:color="BFC7D1"/>
-              <w:left w:val="single" w:sz="4" w:space="0" w:color="BFC7D1"/>
-              <w:bottom w:val="single" w:sz="4" w:space="0" w:color="BFC7D1"/>
-              <w:right w:val="single" w:sz="4" w:space="0" w:color="BFC7D1"/>
-            </w:tcBorders>
-          </w:tcPr>
-          <w:p>
-            <w:pPr>
-              <w:pStyle w:val="Normal"/>
-              <w:widowControl/>
-              <w:spacing w:lineRule="auto" w:line="240" w:before="0" w:after="20"/>
-              <w:jc w:val="left"/>
-              <w:rPr>
-                <w:rFonts w:ascii="Aptos" w:hAnsi="Aptos" w:eastAsia="ＭＳ 明朝" w:cs="Arial"/>
-                <w:kern w:val="0"/>
-                <w:sz w:val="24"/>
-                <w:szCs w:val="24"/>
-                <w:lang w:val="en-US" w:eastAsia="ja-JP" w:bidi="ar-SA"/>
-              </w:rPr>
-            </w:pPr>
-            <w:r>
-              <w:rPr>
-                <w:rFonts w:eastAsia="Segoe UI" w:cs="Segoe UI" w:ascii="Segoe UI" w:hAnsi="Segoe UI"/>
-                <w:color w:val="101820"/>
-                <w:kern w:val="0"/>
-                <w:sz w:val="16"/>
-                <w:szCs w:val="24"/>
-                <w:lang w:val="en-US" w:eastAsia="ja-JP" w:bidi="ar-SA"/>
-              </w:rPr>
-              <w:t>As in the Hosting Agreement</w:t>
+            <w:tcW w:w="2080" w:type="dxa"/>
+            <w:tcBorders>
+              <w:top w:val="single" w:sz="4" w:space="0" w:color="BFC7D1"/>
+              <w:left w:val="single" w:sz="4" w:space="0" w:color="BFC7D1"/>
+              <w:bottom w:val="single" w:sz="4" w:space="0" w:color="BFC7D1"/>
+              <w:right w:val="single" w:sz="4" w:space="0" w:color="BFC7D1"/>
+            </w:tcBorders>
+          </w:tcPr>
+          <w:p>
+            <w:pPr>
+              <w:pStyle w:val="Normal"/>
+              <w:widowControl/>
+              <w:spacing w:lineRule="auto" w:line="240" w:before="0" w:after="20"/>
+              <w:jc w:val="left"/>
+              <w:rPr>
+                <w:rFonts w:ascii="Aptos" w:hAnsi="Aptos" w:eastAsia="ＭＳ 明朝" w:cs="Arial"/>
+                <w:kern w:val="0"/>
+                <w:sz w:val="24"/>
+                <w:szCs w:val="24"/>
+                <w:lang w:val="en-US" w:eastAsia="ja-JP" w:bidi="ar-SA"/>
+              </w:rPr>
+            </w:pPr>
+            <w:r>
+              <w:rPr>
+                <w:rFonts w:eastAsia="Segoe UI" w:cs="Segoe UI" w:ascii="Segoe UI" w:hAnsi="Segoe UI"/>
+                <w:color w:val="101820"/>
+                <w:kern w:val="0"/>
+                <w:sz w:val="16"/>
+                <w:szCs w:val="24"/>
+                <w:lang w:val="en-US" w:eastAsia="ja-JP" w:bidi="ar-SA"/>
+              </w:rPr>
+              <w:t>None: pass-through clause of the Hosting Agreement</w:t>
             </w:r>
           </w:p>
         </w:tc>
@@ -8320,75 +8711,75 @@
         <w:trPr/>
         <w:tc>
           <w:tcPr>
-            <w:tcW w:w="2286" w:type="dxa"/>
-            <w:tcBorders>
-              <w:top w:val="single" w:sz="4" w:space="0" w:color="BFC7D1"/>
-              <w:left w:val="single" w:sz="4" w:space="0" w:color="BFC7D1"/>
-              <w:bottom w:val="single" w:sz="4" w:space="0" w:color="BFC7D1"/>
-              <w:right w:val="single" w:sz="4" w:space="0" w:color="BFC7D1"/>
-            </w:tcBorders>
-          </w:tcPr>
-          <w:p>
-            <w:pPr>
-              <w:pStyle w:val="Normal"/>
-              <w:widowControl/>
-              <w:spacing w:lineRule="auto" w:line="240" w:before="0" w:after="20"/>
-              <w:jc w:val="left"/>
-              <w:rPr>
-                <w:rFonts w:ascii="Aptos" w:hAnsi="Aptos" w:eastAsia="ＭＳ 明朝" w:cs="Arial"/>
-                <w:kern w:val="0"/>
-                <w:sz w:val="24"/>
-                <w:szCs w:val="24"/>
-                <w:lang w:val="en-US" w:eastAsia="ja-JP" w:bidi="ar-SA"/>
-              </w:rPr>
-            </w:pPr>
-            <w:r>
-              <w:rPr>
-                <w:rFonts w:eastAsia="Segoe UI" w:cs="Segoe UI" w:ascii="Segoe UI" w:hAnsi="Segoe UI"/>
-                <w:color w:val="101820"/>
-                <w:kern w:val="0"/>
-                <w:sz w:val="16"/>
-                <w:szCs w:val="24"/>
-                <w:lang w:val="en-US" w:eastAsia="ja-JP" w:bidi="ar-SA"/>
-              </w:rPr>
-              <w:t>Additional environments hosted, per month</w:t>
-            </w:r>
-          </w:p>
-        </w:tc>
-        <w:tc>
-          <w:tcPr>
-            <w:tcW w:w="2150" w:type="dxa"/>
-            <w:tcBorders>
-              <w:top w:val="single" w:sz="4" w:space="0" w:color="BFC7D1"/>
-              <w:left w:val="single" w:sz="4" w:space="0" w:color="BFC7D1"/>
-              <w:bottom w:val="single" w:sz="4" w:space="0" w:color="BFC7D1"/>
-              <w:right w:val="single" w:sz="4" w:space="0" w:color="BFC7D1"/>
-            </w:tcBorders>
-          </w:tcPr>
-          <w:p>
-            <w:pPr>
-              <w:pStyle w:val="Normal"/>
-              <w:widowControl/>
-              <w:spacing w:lineRule="auto" w:line="240" w:before="0" w:after="20"/>
-              <w:jc w:val="left"/>
-              <w:rPr>
-                <w:rFonts w:ascii="Aptos" w:hAnsi="Aptos" w:eastAsia="ＭＳ 明朝" w:cs="Arial"/>
-                <w:kern w:val="0"/>
-                <w:sz w:val="24"/>
-                <w:szCs w:val="24"/>
-                <w:lang w:val="en-US" w:eastAsia="ja-JP" w:bidi="ar-SA"/>
-              </w:rPr>
-            </w:pPr>
-            <w:r>
-              <w:rPr>
-                <w:rFonts w:eastAsia="Segoe UI" w:cs="Segoe UI" w:ascii="Segoe UI" w:hAnsi="Segoe UI"/>
-                <w:color w:val="101820"/>
-                <w:kern w:val="0"/>
-                <w:sz w:val="16"/>
-                <w:szCs w:val="24"/>
-                <w:lang w:val="en-US" w:eastAsia="ja-JP" w:bidi="ar-SA"/>
-              </w:rPr>
-              <w:t>[number] x PHP 11,000.00</w:t>
+            <w:tcW w:w="1868" w:type="dxa"/>
+            <w:tcBorders>
+              <w:top w:val="single" w:sz="4" w:space="0" w:color="BFC7D1"/>
+              <w:left w:val="single" w:sz="4" w:space="0" w:color="BFC7D1"/>
+              <w:bottom w:val="single" w:sz="4" w:space="0" w:color="BFC7D1"/>
+              <w:right w:val="single" w:sz="4" w:space="0" w:color="BFC7D1"/>
+            </w:tcBorders>
+          </w:tcPr>
+          <w:p>
+            <w:pPr>
+              <w:pStyle w:val="Normal"/>
+              <w:widowControl/>
+              <w:spacing w:lineRule="auto" w:line="240" w:before="0" w:after="20"/>
+              <w:jc w:val="left"/>
+              <w:rPr>
+                <w:rFonts w:ascii="Aptos" w:hAnsi="Aptos" w:eastAsia="ＭＳ 明朝" w:cs="Arial"/>
+                <w:kern w:val="0"/>
+                <w:sz w:val="24"/>
+                <w:szCs w:val="24"/>
+                <w:lang w:val="en-US" w:eastAsia="ja-JP" w:bidi="ar-SA"/>
+              </w:rPr>
+            </w:pPr>
+            <w:r>
+              <w:rPr>
+                <w:rFonts w:eastAsia="Segoe UI" w:cs="Segoe UI" w:ascii="Segoe UI" w:hAnsi="Segoe UI"/>
+                <w:color w:val="101820"/>
+                <w:kern w:val="0"/>
+                <w:sz w:val="16"/>
+                <w:szCs w:val="24"/>
+                <w:lang w:val="en-US" w:eastAsia="ja-JP" w:bidi="ar-SA"/>
+              </w:rPr>
+              <w:t>Pre-Prod, per month of use</w:t>
+            </w:r>
+          </w:p>
+        </w:tc>
+        <w:tc>
+          <w:tcPr>
+            <w:tcW w:w="2050" w:type="dxa"/>
+            <w:tcBorders>
+              <w:top w:val="single" w:sz="4" w:space="0" w:color="BFC7D1"/>
+              <w:left w:val="single" w:sz="4" w:space="0" w:color="BFC7D1"/>
+              <w:bottom w:val="single" w:sz="4" w:space="0" w:color="BFC7D1"/>
+              <w:right w:val="single" w:sz="4" w:space="0" w:color="BFC7D1"/>
+            </w:tcBorders>
+          </w:tcPr>
+          <w:p>
+            <w:pPr>
+              <w:pStyle w:val="Normal"/>
+              <w:widowControl/>
+              <w:spacing w:lineRule="auto" w:line="240" w:before="0" w:after="20"/>
+              <w:jc w:val="left"/>
+              <w:rPr>
+                <w:rFonts w:ascii="Aptos" w:hAnsi="Aptos" w:eastAsia="ＭＳ 明朝" w:cs="Arial"/>
+                <w:kern w:val="0"/>
+                <w:sz w:val="24"/>
+                <w:szCs w:val="24"/>
+                <w:lang w:val="en-US" w:eastAsia="ja-JP" w:bidi="ar-SA"/>
+              </w:rPr>
+            </w:pPr>
+            <w:r>
+              <w:rPr>
+                <w:rFonts w:eastAsia="Segoe UI" w:cs="Segoe UI" w:ascii="Segoe UI" w:hAnsi="Segoe UI"/>
+                <w:color w:val="101820"/>
+                <w:kern w:val="0"/>
+                <w:sz w:val="16"/>
+                <w:szCs w:val="24"/>
+                <w:lang w:val="en-US" w:eastAsia="ja-JP" w:bidi="ar-SA"/>
+              </w:rPr>
+              <w:t>[provider], [size]; [number] months planned in Year 1</w:t>
             </w:r>
           </w:p>
         </w:tc>
@@ -8431,42 +8822,7 @@
         </w:tc>
         <w:tc>
           <w:tcPr>
-            <w:tcW w:w="1133" w:type="dxa"/>
-            <w:tcBorders>
-              <w:top w:val="single" w:sz="4" w:space="0" w:color="BFC7D1"/>
-              <w:left w:val="single" w:sz="4" w:space="0" w:color="BFC7D1"/>
-              <w:bottom w:val="single" w:sz="4" w:space="0" w:color="BFC7D1"/>
-              <w:right w:val="single" w:sz="4" w:space="0" w:color="BFC7D1"/>
-            </w:tcBorders>
-          </w:tcPr>
-          <w:p>
-            <w:pPr>
-              <w:pStyle w:val="Normal"/>
-              <w:widowControl/>
-              <w:spacing w:lineRule="auto" w:line="240" w:before="0" w:after="20"/>
-              <w:jc w:val="left"/>
-              <w:rPr>
-                <w:rFonts w:ascii="Aptos" w:hAnsi="Aptos" w:eastAsia="ＭＳ 明朝" w:cs="Arial"/>
-                <w:kern w:val="0"/>
-                <w:sz w:val="24"/>
-                <w:szCs w:val="24"/>
-                <w:lang w:val="en-US" w:eastAsia="ja-JP" w:bidi="ar-SA"/>
-              </w:rPr>
-            </w:pPr>
-            <w:r>
-              <w:rPr>
-                <w:rFonts w:eastAsia="ＭＳ 明朝" w:cs="Arial"/>
-                <w:kern w:val="0"/>
-                <w:sz w:val="24"/>
-                <w:szCs w:val="24"/>
-                <w:lang w:val="en-US" w:eastAsia="ja-JP" w:bidi="ar-SA"/>
-              </w:rPr>
-            </w:r>
-          </w:p>
-        </w:tc>
-        <w:tc>
-          <w:tcPr>
-            <w:tcW w:w="941" w:type="dxa"/>
+            <w:tcW w:w="1134" w:type="dxa"/>
             <w:tcBorders>
               <w:top w:val="single" w:sz="4" w:space="0" w:color="BFC7D1"/>
               <w:left w:val="single" w:sz="4" w:space="0" w:color="BFC7D1"/>
@@ -8503,38 +8859,75 @@
         </w:tc>
         <w:tc>
           <w:tcPr>
-            <w:tcW w:w="1563" w:type="dxa"/>
-            <w:tcBorders>
-              <w:top w:val="single" w:sz="4" w:space="0" w:color="BFC7D1"/>
-              <w:left w:val="single" w:sz="4" w:space="0" w:color="BFC7D1"/>
-              <w:bottom w:val="single" w:sz="4" w:space="0" w:color="BFC7D1"/>
-              <w:right w:val="single" w:sz="4" w:space="0" w:color="BFC7D1"/>
-            </w:tcBorders>
-          </w:tcPr>
-          <w:p>
-            <w:pPr>
-              <w:pStyle w:val="Normal"/>
-              <w:widowControl/>
-              <w:spacing w:lineRule="auto" w:line="240" w:before="0" w:after="20"/>
-              <w:jc w:val="left"/>
-              <w:rPr>
-                <w:rFonts w:ascii="Aptos" w:hAnsi="Aptos" w:eastAsia="ＭＳ 明朝" w:cs="Arial"/>
-                <w:kern w:val="0"/>
-                <w:sz w:val="24"/>
-                <w:szCs w:val="24"/>
-                <w:lang w:val="en-US" w:eastAsia="ja-JP" w:bidi="ar-SA"/>
-              </w:rPr>
-            </w:pPr>
-            <w:r>
-              <w:rPr>
-                <w:rFonts w:eastAsia="Segoe UI" w:cs="Segoe UI" w:ascii="Segoe UI" w:hAnsi="Segoe UI"/>
-                <w:color w:val="101820"/>
-                <w:kern w:val="0"/>
-                <w:sz w:val="16"/>
-                <w:szCs w:val="24"/>
-                <w:lang w:val="en-US" w:eastAsia="ja-JP" w:bidi="ar-SA"/>
-              </w:rPr>
-              <w:t>As in the Hosting Agreement</w:t>
+            <w:tcW w:w="940" w:type="dxa"/>
+            <w:tcBorders>
+              <w:top w:val="single" w:sz="4" w:space="0" w:color="BFC7D1"/>
+              <w:left w:val="single" w:sz="4" w:space="0" w:color="BFC7D1"/>
+              <w:bottom w:val="single" w:sz="4" w:space="0" w:color="BFC7D1"/>
+              <w:right w:val="single" w:sz="4" w:space="0" w:color="BFC7D1"/>
+            </w:tcBorders>
+          </w:tcPr>
+          <w:p>
+            <w:pPr>
+              <w:pStyle w:val="Normal"/>
+              <w:widowControl/>
+              <w:spacing w:lineRule="auto" w:line="240" w:before="0" w:after="20"/>
+              <w:jc w:val="left"/>
+              <w:rPr>
+                <w:rFonts w:ascii="Aptos" w:hAnsi="Aptos" w:eastAsia="ＭＳ 明朝" w:cs="Arial"/>
+                <w:kern w:val="0"/>
+                <w:sz w:val="24"/>
+                <w:szCs w:val="24"/>
+                <w:lang w:val="en-US" w:eastAsia="ja-JP" w:bidi="ar-SA"/>
+              </w:rPr>
+            </w:pPr>
+            <w:r>
+              <w:rPr>
+                <w:rFonts w:eastAsia="Segoe UI" w:cs="Segoe UI" w:ascii="Segoe UI" w:hAnsi="Segoe UI"/>
+                <w:color w:val="101820"/>
+                <w:kern w:val="0"/>
+                <w:sz w:val="16"/>
+                <w:szCs w:val="24"/>
+                <w:lang w:val="en-US" w:eastAsia="ja-JP" w:bidi="ar-SA"/>
+              </w:rPr>
+              <w:t>[amount]</w:t>
+            </w:r>
+          </w:p>
+        </w:tc>
+        <w:tc>
+          <w:tcPr>
+            <w:tcW w:w="2080" w:type="dxa"/>
+            <w:tcBorders>
+              <w:top w:val="single" w:sz="4" w:space="0" w:color="BFC7D1"/>
+              <w:left w:val="single" w:sz="4" w:space="0" w:color="BFC7D1"/>
+              <w:bottom w:val="single" w:sz="4" w:space="0" w:color="BFC7D1"/>
+              <w:right w:val="single" w:sz="4" w:space="0" w:color="BFC7D1"/>
+            </w:tcBorders>
+          </w:tcPr>
+          <w:p>
+            <w:pPr>
+              <w:pStyle w:val="Normal"/>
+              <w:widowControl/>
+              <w:spacing w:lineRule="auto" w:line="240" w:before="0" w:after="20"/>
+              <w:jc w:val="left"/>
+              <w:rPr>
+                <w:rFonts w:ascii="Aptos" w:hAnsi="Aptos" w:eastAsia="ＭＳ 明朝" w:cs="Arial"/>
+                <w:kern w:val="0"/>
+                <w:sz w:val="24"/>
+                <w:szCs w:val="24"/>
+                <w:lang w:val="en-US" w:eastAsia="ja-JP" w:bidi="ar-SA"/>
+              </w:rPr>
+            </w:pPr>
+            <w:r>
+              <w:rPr>
+                <w:rFonts w:eastAsia="Segoe UI" w:cs="Segoe UI" w:ascii="Segoe UI" w:hAnsi="Segoe UI"/>
+                <w:color w:val="101820"/>
+                <w:kern w:val="0"/>
+                <w:sz w:val="16"/>
+                <w:szCs w:val="24"/>
+                <w:lang w:val="en-US" w:eastAsia="ja-JP" w:bidi="ar-SA"/>
+              </w:rPr>
+              <w:t>None: pass-through clause of the Hosting Agreement</w:t>
             </w:r>
           </w:p>
         </w:tc>
@@ -8543,7 +8936,230 @@
         <w:trPr/>
         <w:tc>
           <w:tcPr>
-            <w:tcW w:w="2286" w:type="dxa"/>
+            <w:tcW w:w="1868" w:type="dxa"/>
+            <w:tcBorders>
+              <w:top w:val="single" w:sz="4" w:space="0" w:color="BFC7D1"/>
+              <w:left w:val="single" w:sz="4" w:space="0" w:color="BFC7D1"/>
+              <w:bottom w:val="single" w:sz="4" w:space="0" w:color="BFC7D1"/>
+              <w:right w:val="single" w:sz="4" w:space="0" w:color="BFC7D1"/>
+            </w:tcBorders>
+          </w:tcPr>
+          <w:p>
+            <w:pPr>
+              <w:pStyle w:val="Normal"/>
+              <w:widowControl/>
+              <w:spacing w:lineRule="auto" w:line="240" w:before="0" w:after="20"/>
+              <w:jc w:val="left"/>
+              <w:rPr>
+                <w:rFonts w:ascii="Aptos" w:hAnsi="Aptos" w:eastAsia="ＭＳ 明朝" w:cs="Arial"/>
+                <w:kern w:val="0"/>
+                <w:sz w:val="24"/>
+                <w:szCs w:val="24"/>
+                <w:lang w:val="en-US" w:eastAsia="ja-JP" w:bidi="ar-SA"/>
+              </w:rPr>
+            </w:pPr>
+            <w:r>
+              <w:rPr>
+                <w:rFonts w:eastAsia="Segoe UI" w:cs="Segoe UI" w:ascii="Segoe UI" w:hAnsi="Segoe UI"/>
+                <w:color w:val="101820"/>
+                <w:kern w:val="0"/>
+                <w:sz w:val="16"/>
+                <w:szCs w:val="24"/>
+                <w:lang w:val="en-US" w:eastAsia="ja-JP" w:bidi="ar-SA"/>
+              </w:rPr>
+              <w:t>Additional environments hosted, per month</w:t>
+            </w:r>
+          </w:p>
+        </w:tc>
+        <w:tc>
+          <w:tcPr>
+            <w:tcW w:w="2050" w:type="dxa"/>
+            <w:tcBorders>
+              <w:top w:val="single" w:sz="4" w:space="0" w:color="BFC7D1"/>
+              <w:left w:val="single" w:sz="4" w:space="0" w:color="BFC7D1"/>
+              <w:bottom w:val="single" w:sz="4" w:space="0" w:color="BFC7D1"/>
+              <w:right w:val="single" w:sz="4" w:space="0" w:color="BFC7D1"/>
+            </w:tcBorders>
+          </w:tcPr>
+          <w:p>
+            <w:pPr>
+              <w:pStyle w:val="Normal"/>
+              <w:widowControl/>
+              <w:spacing w:lineRule="auto" w:line="240" w:before="0" w:after="20"/>
+              <w:jc w:val="left"/>
+              <w:rPr>
+                <w:rFonts w:ascii="Aptos" w:hAnsi="Aptos" w:eastAsia="ＭＳ 明朝" w:cs="Arial"/>
+                <w:kern w:val="0"/>
+                <w:sz w:val="24"/>
+                <w:szCs w:val="24"/>
+                <w:lang w:val="en-US" w:eastAsia="ja-JP" w:bidi="ar-SA"/>
+              </w:rPr>
+            </w:pPr>
+            <w:r>
+              <w:rPr>
+                <w:rFonts w:eastAsia="Segoe UI" w:cs="Segoe UI" w:ascii="Segoe UI" w:hAnsi="Segoe UI"/>
+                <w:color w:val="101820"/>
+                <w:kern w:val="0"/>
+                <w:sz w:val="16"/>
+                <w:szCs w:val="24"/>
+                <w:lang w:val="en-US" w:eastAsia="ja-JP" w:bidi="ar-SA"/>
+              </w:rPr>
+              <w:t>[number] x PHP 11,000.00</w:t>
+            </w:r>
+          </w:p>
+        </w:tc>
+        <w:tc>
+          <w:tcPr>
+            <w:tcW w:w="941" w:type="dxa"/>
+            <w:tcBorders>
+              <w:top w:val="single" w:sz="4" w:space="0" w:color="BFC7D1"/>
+              <w:left w:val="single" w:sz="4" w:space="0" w:color="BFC7D1"/>
+              <w:bottom w:val="single" w:sz="4" w:space="0" w:color="BFC7D1"/>
+              <w:right w:val="single" w:sz="4" w:space="0" w:color="BFC7D1"/>
+            </w:tcBorders>
+          </w:tcPr>
+          <w:p>
+            <w:pPr>
+              <w:pStyle w:val="Normal"/>
+              <w:widowControl/>
+              <w:spacing w:lineRule="auto" w:line="240" w:before="0" w:after="20"/>
+              <w:jc w:val="left"/>
+              <w:rPr>
+                <w:rFonts w:ascii="Aptos" w:hAnsi="Aptos" w:eastAsia="ＭＳ 明朝" w:cs="Arial"/>
+                <w:kern w:val="0"/>
+                <w:sz w:val="24"/>
+                <w:szCs w:val="24"/>
+                <w:lang w:val="en-US" w:eastAsia="ja-JP" w:bidi="ar-SA"/>
+              </w:rPr>
+            </w:pPr>
+            <w:r>
+              <w:rPr>
+                <w:rFonts w:eastAsia="Segoe UI" w:cs="Segoe UI" w:ascii="Segoe UI" w:hAnsi="Segoe UI"/>
+                <w:color w:val="101820"/>
+                <w:kern w:val="0"/>
+                <w:sz w:val="16"/>
+                <w:szCs w:val="24"/>
+                <w:lang w:val="en-US" w:eastAsia="ja-JP" w:bidi="ar-SA"/>
+              </w:rPr>
+              <w:t>[amount]</w:t>
+            </w:r>
+          </w:p>
+        </w:tc>
+        <w:tc>
+          <w:tcPr>
+            <w:tcW w:w="1134" w:type="dxa"/>
+            <w:tcBorders>
+              <w:top w:val="single" w:sz="4" w:space="0" w:color="BFC7D1"/>
+              <w:left w:val="single" w:sz="4" w:space="0" w:color="BFC7D1"/>
+              <w:bottom w:val="single" w:sz="4" w:space="0" w:color="BFC7D1"/>
+              <w:right w:val="single" w:sz="4" w:space="0" w:color="BFC7D1"/>
+            </w:tcBorders>
+          </w:tcPr>
+          <w:p>
+            <w:pPr>
+              <w:pStyle w:val="Normal"/>
+              <w:widowControl/>
+              <w:spacing w:lineRule="auto" w:line="240" w:before="0" w:after="20"/>
+              <w:jc w:val="left"/>
+              <w:rPr>
+                <w:rFonts w:ascii="Aptos" w:hAnsi="Aptos" w:eastAsia="ＭＳ 明朝" w:cs="Arial"/>
+                <w:kern w:val="0"/>
+                <w:sz w:val="24"/>
+                <w:szCs w:val="24"/>
+                <w:lang w:val="en-US" w:eastAsia="ja-JP" w:bidi="ar-SA"/>
+              </w:rPr>
+            </w:pPr>
+            <w:r>
+              <w:rPr>
+                <w:rFonts w:eastAsia="ＭＳ 明朝" w:cs="Arial"/>
+                <w:kern w:val="0"/>
+                <w:sz w:val="24"/>
+                <w:szCs w:val="24"/>
+                <w:lang w:val="en-US" w:eastAsia="ja-JP" w:bidi="ar-SA"/>
+              </w:rPr>
+            </w:r>
+          </w:p>
+        </w:tc>
+        <w:tc>
+          <w:tcPr>
+            <w:tcW w:w="940" w:type="dxa"/>
+            <w:tcBorders>
+              <w:top w:val="single" w:sz="4" w:space="0" w:color="BFC7D1"/>
+              <w:left w:val="single" w:sz="4" w:space="0" w:color="BFC7D1"/>
+              <w:bottom w:val="single" w:sz="4" w:space="0" w:color="BFC7D1"/>
+              <w:right w:val="single" w:sz="4" w:space="0" w:color="BFC7D1"/>
+            </w:tcBorders>
+          </w:tcPr>
+          <w:p>
+            <w:pPr>
+              <w:pStyle w:val="Normal"/>
+              <w:widowControl/>
+              <w:spacing w:lineRule="auto" w:line="240" w:before="0" w:after="20"/>
+              <w:jc w:val="left"/>
+              <w:rPr>
+                <w:rFonts w:ascii="Aptos" w:hAnsi="Aptos" w:eastAsia="ＭＳ 明朝" w:cs="Arial"/>
+                <w:kern w:val="0"/>
+                <w:sz w:val="24"/>
+                <w:szCs w:val="24"/>
+                <w:lang w:val="en-US" w:eastAsia="ja-JP" w:bidi="ar-SA"/>
+              </w:rPr>
+            </w:pPr>
+            <w:r>
+              <w:rPr>
+                <w:rFonts w:eastAsia="Segoe UI" w:cs="Segoe UI" w:ascii="Segoe UI" w:hAnsi="Segoe UI"/>
+                <w:color w:val="101820"/>
+                <w:kern w:val="0"/>
+                <w:sz w:val="16"/>
+                <w:szCs w:val="24"/>
+                <w:lang w:val="en-US" w:eastAsia="ja-JP" w:bidi="ar-SA"/>
+              </w:rPr>
+              <w:t>[amount]</w:t>
+            </w:r>
+          </w:p>
+        </w:tc>
+        <w:tc>
+          <w:tcPr>
+            <w:tcW w:w="2080" w:type="dxa"/>
+            <w:tcBorders>
+              <w:top w:val="single" w:sz="4" w:space="0" w:color="BFC7D1"/>
+              <w:left w:val="single" w:sz="4" w:space="0" w:color="BFC7D1"/>
+              <w:bottom w:val="single" w:sz="4" w:space="0" w:color="BFC7D1"/>
+              <w:right w:val="single" w:sz="4" w:space="0" w:color="BFC7D1"/>
+            </w:tcBorders>
+          </w:tcPr>
+          <w:p>
+            <w:pPr>
+              <w:pStyle w:val="Normal"/>
+              <w:widowControl/>
+              <w:spacing w:lineRule="auto" w:line="240" w:before="0" w:after="20"/>
+              <w:jc w:val="left"/>
+              <w:rPr>
+                <w:rFonts w:ascii="Aptos" w:hAnsi="Aptos" w:eastAsia="ＭＳ 明朝" w:cs="Arial"/>
+                <w:kern w:val="0"/>
+                <w:sz w:val="24"/>
+                <w:szCs w:val="24"/>
+                <w:lang w:val="en-US" w:eastAsia="ja-JP" w:bidi="ar-SA"/>
+              </w:rPr>
+            </w:pPr>
+            <w:r>
+              <w:rPr>
+                <w:rFonts w:eastAsia="Segoe UI" w:cs="Segoe UI" w:ascii="Segoe UI" w:hAnsi="Segoe UI"/>
+                <w:color w:val="101820"/>
+                <w:kern w:val="0"/>
+                <w:sz w:val="16"/>
+                <w:szCs w:val="24"/>
+                <w:lang w:val="en-US" w:eastAsia="ja-JP" w:bidi="ar-SA"/>
+              </w:rPr>
+              <w:t>None: pass-through clause of the Hosting Agreement</w:t>
+            </w:r>
+          </w:p>
+        </w:tc>
+      </w:tr>
+      <w:tr>
+        <w:trPr/>
+        <w:tc>
+          <w:tcPr>
+            <w:tcW w:w="1868" w:type="dxa"/>
             <w:tcBorders>
               <w:top w:val="single" w:sz="4" w:space="0" w:color="BFC7D1"/>
               <w:left w:val="single" w:sz="4" w:space="0" w:color="BFC7D1"/>
@@ -8580,7 +9196,7 @@
         </w:tc>
         <w:tc>
           <w:tcPr>
-            <w:tcW w:w="2150" w:type="dxa"/>
+            <w:tcW w:w="2050" w:type="dxa"/>
             <w:tcBorders>
               <w:top w:val="single" w:sz="4" w:space="0" w:color="BFC7D1"/>
               <w:left w:val="single" w:sz="4" w:space="0" w:color="BFC7D1"/>
@@ -8654,7 +9270,7 @@
         </w:tc>
         <w:tc>
           <w:tcPr>
-            <w:tcW w:w="1133" w:type="dxa"/>
+            <w:tcW w:w="1134" w:type="dxa"/>
             <w:tcBorders>
               <w:top w:val="single" w:sz="4" w:space="0" w:color="BFC7D1"/>
               <w:left w:val="single" w:sz="4" w:space="0" w:color="BFC7D1"/>
@@ -8691,7 +9307,7 @@
         </w:tc>
         <w:tc>
           <w:tcPr>
-            <w:tcW w:w="941" w:type="dxa"/>
+            <w:tcW w:w="940" w:type="dxa"/>
             <w:tcBorders>
               <w:top w:val="single" w:sz="4" w:space="0" w:color="BFC7D1"/>
               <w:left w:val="single" w:sz="4" w:space="0" w:color="BFC7D1"/>
@@ -8728,7 +9344,7 @@
         </w:tc>
         <w:tc>
           <w:tcPr>
-            <w:tcW w:w="1563" w:type="dxa"/>
+            <w:tcW w:w="2080" w:type="dxa"/>
             <w:tcBorders>
               <w:top w:val="single" w:sz="4" w:space="0" w:color="BFC7D1"/>
               <w:left w:val="single" w:sz="4" w:space="0" w:color="BFC7D1"/>
@@ -8780,7 +9396,7 @@
         <w:pStyle w:val="Heading2"/>
         <w:rPr/>
       </w:pPr>
-      <w:bookmarkStart w:id="14" w:name="__RefHeading___Toc34519_3199679052"/>
+      <w:bookmarkStart w:id="14" w:name="__RefHeading___Toc16922_3066934455"/>
       <w:bookmarkEnd w:id="14"/>
       <w:r>
         <w:rPr>
@@ -9141,7 +9757,7 @@
         <w:pStyle w:val="Heading2"/>
         <w:rPr/>
       </w:pPr>
-      <w:bookmarkStart w:id="15" w:name="__RefHeading___Toc34521_3199679052"/>
+      <w:bookmarkStart w:id="15" w:name="__RefHeading___Toc16924_3066934455"/>
       <w:bookmarkEnd w:id="15"/>
       <w:r>
         <w:rPr>
@@ -9169,9 +9785,9 @@
         <w:tblLook w:val="04a0" w:noHBand="0" w:noVBand="1" w:firstColumn="1" w:lastRow="0" w:lastColumn="0" w:firstRow="1"/>
       </w:tblPr>
       <w:tblGrid>
-        <w:gridCol w:w="2860"/>
-        <w:gridCol w:w="2340"/>
-        <w:gridCol w:w="3814"/>
+        <w:gridCol w:w="2753"/>
+        <w:gridCol w:w="2255"/>
+        <w:gridCol w:w="4006"/>
       </w:tblGrid>
       <w:tr>
         <w:trPr>
@@ -9179,7 +9795,7 @@
         </w:trPr>
         <w:tc>
           <w:tcPr>
-            <w:tcW w:w="2860" w:type="dxa"/>
+            <w:tcW w:w="2753" w:type="dxa"/>
             <w:tcBorders>
               <w:top w:val="single" w:sz="4" w:space="0" w:color="BFC7D1"/>
               <w:left w:val="single" w:sz="4" w:space="0" w:color="BFC7D1"/>
@@ -9218,7 +9834,7 @@
         </w:tc>
         <w:tc>
           <w:tcPr>
-            <w:tcW w:w="2340" w:type="dxa"/>
+            <w:tcW w:w="2255" w:type="dxa"/>
             <w:tcBorders>
               <w:top w:val="single" w:sz="4" w:space="0" w:color="BFC7D1"/>
               <w:left w:val="single" w:sz="4" w:space="0" w:color="BFC7D1"/>
@@ -9257,7 +9873,7 @@
         </w:tc>
         <w:tc>
           <w:tcPr>
-            <w:tcW w:w="3814" w:type="dxa"/>
+            <w:tcW w:w="4006" w:type="dxa"/>
             <w:tcBorders>
               <w:top w:val="single" w:sz="4" w:space="0" w:color="BFC7D1"/>
               <w:left w:val="single" w:sz="4" w:space="0" w:color="BFC7D1"/>
@@ -9299,7 +9915,7 @@
         <w:trPr/>
         <w:tc>
           <w:tcPr>
-            <w:tcW w:w="2860" w:type="dxa"/>
+            <w:tcW w:w="2753" w:type="dxa"/>
             <w:tcBorders>
               <w:top w:val="single" w:sz="4" w:space="0" w:color="BFC7D1"/>
               <w:left w:val="single" w:sz="4" w:space="0" w:color="BFC7D1"/>
@@ -9336,7 +9952,7 @@
         </w:tc>
         <w:tc>
           <w:tcPr>
-            <w:tcW w:w="2340" w:type="dxa"/>
+            <w:tcW w:w="2255" w:type="dxa"/>
             <w:tcBorders>
               <w:top w:val="single" w:sz="4" w:space="0" w:color="BFC7D1"/>
               <w:left w:val="single" w:sz="4" w:space="0" w:color="BFC7D1"/>
@@ -9373,7 +9989,7 @@
         </w:tc>
         <w:tc>
           <w:tcPr>
-            <w:tcW w:w="3814" w:type="dxa"/>
+            <w:tcW w:w="4006" w:type="dxa"/>
             <w:tcBorders>
               <w:top w:val="single" w:sz="4" w:space="0" w:color="BFC7D1"/>
               <w:left w:val="single" w:sz="4" w:space="0" w:color="BFC7D1"/>
@@ -9413,7 +10029,7 @@
         <w:trPr/>
         <w:tc>
           <w:tcPr>
-            <w:tcW w:w="2860" w:type="dxa"/>
+            <w:tcW w:w="2753" w:type="dxa"/>
             <w:tcBorders>
               <w:top w:val="single" w:sz="4" w:space="0" w:color="BFC7D1"/>
               <w:left w:val="single" w:sz="4" w:space="0" w:color="BFC7D1"/>
@@ -9450,7 +10066,7 @@
         </w:tc>
         <w:tc>
           <w:tcPr>
-            <w:tcW w:w="2340" w:type="dxa"/>
+            <w:tcW w:w="2255" w:type="dxa"/>
             <w:tcBorders>
               <w:top w:val="single" w:sz="4" w:space="0" w:color="BFC7D1"/>
               <w:left w:val="single" w:sz="4" w:space="0" w:color="BFC7D1"/>
@@ -9487,7 +10103,7 @@
         </w:tc>
         <w:tc>
           <w:tcPr>
-            <w:tcW w:w="3814" w:type="dxa"/>
+            <w:tcW w:w="4006" w:type="dxa"/>
             <w:tcBorders>
               <w:top w:val="single" w:sz="4" w:space="0" w:color="BFC7D1"/>
               <w:left w:val="single" w:sz="4" w:space="0" w:color="BFC7D1"/>
@@ -9527,7 +10143,7 @@
         <w:trPr/>
         <w:tc>
           <w:tcPr>
-            <w:tcW w:w="2860" w:type="dxa"/>
+            <w:tcW w:w="2753" w:type="dxa"/>
             <w:tcBorders>
               <w:top w:val="single" w:sz="4" w:space="0" w:color="BFC7D1"/>
               <w:left w:val="single" w:sz="4" w:space="0" w:color="BFC7D1"/>
@@ -9564,7 +10180,7 @@
         </w:tc>
         <w:tc>
           <w:tcPr>
-            <w:tcW w:w="2340" w:type="dxa"/>
+            <w:tcW w:w="2255" w:type="dxa"/>
             <w:tcBorders>
               <w:top w:val="single" w:sz="4" w:space="0" w:color="BFC7D1"/>
               <w:left w:val="single" w:sz="4" w:space="0" w:color="BFC7D1"/>
@@ -9601,7 +10217,7 @@
         </w:tc>
         <w:tc>
           <w:tcPr>
-            <w:tcW w:w="3814" w:type="dxa"/>
+            <w:tcW w:w="4006" w:type="dxa"/>
             <w:tcBorders>
               <w:top w:val="single" w:sz="4" w:space="0" w:color="BFC7D1"/>
               <w:left w:val="single" w:sz="4" w:space="0" w:color="BFC7D1"/>
@@ -9641,7 +10257,7 @@
         <w:trPr/>
         <w:tc>
           <w:tcPr>
-            <w:tcW w:w="2860" w:type="dxa"/>
+            <w:tcW w:w="2753" w:type="dxa"/>
             <w:tcBorders>
               <w:top w:val="single" w:sz="4" w:space="0" w:color="BFC7D1"/>
               <w:left w:val="single" w:sz="4" w:space="0" w:color="BFC7D1"/>
@@ -9678,7 +10294,7 @@
         </w:tc>
         <w:tc>
           <w:tcPr>
-            <w:tcW w:w="2340" w:type="dxa"/>
+            <w:tcW w:w="2255" w:type="dxa"/>
             <w:tcBorders>
               <w:top w:val="single" w:sz="4" w:space="0" w:color="BFC7D1"/>
               <w:left w:val="single" w:sz="4" w:space="0" w:color="BFC7D1"/>
@@ -9715,7 +10331,7 @@
         </w:tc>
         <w:tc>
           <w:tcPr>
-            <w:tcW w:w="3814" w:type="dxa"/>
+            <w:tcW w:w="4006" w:type="dxa"/>
             <w:tcBorders>
               <w:top w:val="single" w:sz="4" w:space="0" w:color="BFC7D1"/>
               <w:left w:val="single" w:sz="4" w:space="0" w:color="BFC7D1"/>
@@ -9755,7 +10371,7 @@
         <w:trPr/>
         <w:tc>
           <w:tcPr>
-            <w:tcW w:w="2860" w:type="dxa"/>
+            <w:tcW w:w="2753" w:type="dxa"/>
             <w:tcBorders>
               <w:top w:val="single" w:sz="4" w:space="0" w:color="BFC7D1"/>
               <w:left w:val="single" w:sz="4" w:space="0" w:color="BFC7D1"/>
@@ -9792,7 +10408,7 @@
         </w:tc>
         <w:tc>
           <w:tcPr>
-            <w:tcW w:w="2340" w:type="dxa"/>
+            <w:tcW w:w="2255" w:type="dxa"/>
             <w:tcBorders>
               <w:top w:val="single" w:sz="4" w:space="0" w:color="BFC7D1"/>
               <w:left w:val="single" w:sz="4" w:space="0" w:color="BFC7D1"/>
@@ -9829,7 +10445,7 @@
         </w:tc>
         <w:tc>
           <w:tcPr>
-            <w:tcW w:w="3814" w:type="dxa"/>
+            <w:tcW w:w="4006" w:type="dxa"/>
             <w:tcBorders>
               <w:top w:val="single" w:sz="4" w:space="0" w:color="BFC7D1"/>
               <w:left w:val="single" w:sz="4" w:space="0" w:color="BFC7D1"/>
@@ -9869,7 +10485,7 @@
         <w:trPr/>
         <w:tc>
           <w:tcPr>
-            <w:tcW w:w="2860" w:type="dxa"/>
+            <w:tcW w:w="2753" w:type="dxa"/>
             <w:tcBorders>
               <w:top w:val="single" w:sz="4" w:space="0" w:color="BFC7D1"/>
               <w:left w:val="single" w:sz="4" w:space="0" w:color="BFC7D1"/>
@@ -9906,7 +10522,7 @@
         </w:tc>
         <w:tc>
           <w:tcPr>
-            <w:tcW w:w="2340" w:type="dxa"/>
+            <w:tcW w:w="2255" w:type="dxa"/>
             <w:tcBorders>
               <w:top w:val="single" w:sz="4" w:space="0" w:color="BFC7D1"/>
               <w:left w:val="single" w:sz="4" w:space="0" w:color="BFC7D1"/>
@@ -9943,7 +10559,7 @@
         </w:tc>
         <w:tc>
           <w:tcPr>
-            <w:tcW w:w="3814" w:type="dxa"/>
+            <w:tcW w:w="4006" w:type="dxa"/>
             <w:tcBorders>
               <w:top w:val="single" w:sz="4" w:space="0" w:color="BFC7D1"/>
               <w:left w:val="single" w:sz="4" w:space="0" w:color="BFC7D1"/>
@@ -9983,7 +10599,7 @@
         <w:trPr/>
         <w:tc>
           <w:tcPr>
-            <w:tcW w:w="2860" w:type="dxa"/>
+            <w:tcW w:w="2753" w:type="dxa"/>
             <w:tcBorders>
               <w:top w:val="single" w:sz="4" w:space="0" w:color="BFC7D1"/>
               <w:left w:val="single" w:sz="4" w:space="0" w:color="BFC7D1"/>
@@ -10020,7 +10636,7 @@
         </w:tc>
         <w:tc>
           <w:tcPr>
-            <w:tcW w:w="2340" w:type="dxa"/>
+            <w:tcW w:w="2255" w:type="dxa"/>
             <w:tcBorders>
               <w:top w:val="single" w:sz="4" w:space="0" w:color="BFC7D1"/>
               <w:left w:val="single" w:sz="4" w:space="0" w:color="BFC7D1"/>
@@ -10057,7 +10673,7 @@
         </w:tc>
         <w:tc>
           <w:tcPr>
-            <w:tcW w:w="3814" w:type="dxa"/>
+            <w:tcW w:w="4006" w:type="dxa"/>
             <w:tcBorders>
               <w:top w:val="single" w:sz="4" w:space="0" w:color="BFC7D1"/>
               <w:left w:val="single" w:sz="4" w:space="0" w:color="BFC7D1"/>
@@ -10088,7 +10704,7 @@
                 <w:szCs w:val="24"/>
                 <w:lang w:val="en-US" w:eastAsia="ja-JP" w:bidi="ar-SA"/>
               </w:rPr>
-              <w:t>Monthly in advance from environment handover</w:t>
+              <w:t>Monthly in advance from the handover of each environment</w:t>
             </w:r>
           </w:p>
         </w:tc>
@@ -10097,7 +10713,7 @@
         <w:trPr/>
         <w:tc>
           <w:tcPr>
-            <w:tcW w:w="2860" w:type="dxa"/>
+            <w:tcW w:w="2753" w:type="dxa"/>
             <w:tcBorders>
               <w:top w:val="single" w:sz="4" w:space="0" w:color="BFC7D1"/>
               <w:left w:val="single" w:sz="4" w:space="0" w:color="BFC7D1"/>
@@ -10128,13 +10744,13 @@
                 <w:szCs w:val="24"/>
                 <w:lang w:val="en-US" w:eastAsia="ja-JP" w:bidi="ar-SA"/>
               </w:rPr>
-              <w:t>AMC</w:t>
-            </w:r>
-          </w:p>
-        </w:tc>
-        <w:tc>
-          <w:tcPr>
-            <w:tcW w:w="2340" w:type="dxa"/>
+              <w:t>Pre-Prod</w:t>
+            </w:r>
+          </w:p>
+        </w:tc>
+        <w:tc>
+          <w:tcPr>
+            <w:tcW w:w="2255" w:type="dxa"/>
             <w:tcBorders>
               <w:top w:val="single" w:sz="4" w:space="0" w:color="BFC7D1"/>
               <w:left w:val="single" w:sz="4" w:space="0" w:color="BFC7D1"/>
@@ -10165,13 +10781,13 @@
                 <w:szCs w:val="24"/>
                 <w:lang w:val="en-US" w:eastAsia="ja-JP" w:bidi="ar-SA"/>
               </w:rPr>
-              <w:t>[amount] a year</w:t>
-            </w:r>
-          </w:p>
-        </w:tc>
-        <w:tc>
-          <w:tcPr>
-            <w:tcW w:w="3814" w:type="dxa"/>
+              <w:t>[amount] a month of use</w:t>
+            </w:r>
+          </w:p>
+        </w:tc>
+        <w:tc>
+          <w:tcPr>
+            <w:tcW w:w="4006" w:type="dxa"/>
             <w:tcBorders>
               <w:top w:val="single" w:sz="4" w:space="0" w:color="BFC7D1"/>
               <w:left w:val="single" w:sz="4" w:space="0" w:color="BFC7D1"/>
@@ -10202,7 +10818,7 @@
                 <w:szCs w:val="24"/>
                 <w:lang w:val="en-US" w:eastAsia="ja-JP" w:bidi="ar-SA"/>
               </w:rPr>
-              <w:t>Yearly in advance from the start of Year 2</w:t>
+              <w:t>Monthly in advance for each month of use</w:t>
             </w:r>
           </w:p>
         </w:tc>
@@ -10211,7 +10827,7 @@
         <w:trPr/>
         <w:tc>
           <w:tcPr>
-            <w:tcW w:w="2860" w:type="dxa"/>
+            <w:tcW w:w="2753" w:type="dxa"/>
             <w:tcBorders>
               <w:top w:val="single" w:sz="4" w:space="0" w:color="BFC7D1"/>
               <w:left w:val="single" w:sz="4" w:space="0" w:color="BFC7D1"/>
@@ -10242,13 +10858,127 @@
                 <w:szCs w:val="24"/>
                 <w:lang w:val="en-US" w:eastAsia="ja-JP" w:bidi="ar-SA"/>
               </w:rPr>
+              <w:t>AMC</w:t>
+            </w:r>
+          </w:p>
+        </w:tc>
+        <w:tc>
+          <w:tcPr>
+            <w:tcW w:w="2255" w:type="dxa"/>
+            <w:tcBorders>
+              <w:top w:val="single" w:sz="4" w:space="0" w:color="BFC7D1"/>
+              <w:left w:val="single" w:sz="4" w:space="0" w:color="BFC7D1"/>
+              <w:bottom w:val="single" w:sz="4" w:space="0" w:color="BFC7D1"/>
+              <w:right w:val="single" w:sz="4" w:space="0" w:color="BFC7D1"/>
+            </w:tcBorders>
+          </w:tcPr>
+          <w:p>
+            <w:pPr>
+              <w:pStyle w:val="Normal"/>
+              <w:widowControl/>
+              <w:spacing w:lineRule="auto" w:line="240" w:before="0" w:after="20"/>
+              <w:jc w:val="left"/>
+              <w:rPr>
+                <w:rFonts w:ascii="Aptos" w:hAnsi="Aptos" w:eastAsia="ＭＳ 明朝" w:cs="Arial"/>
+                <w:kern w:val="0"/>
+                <w:sz w:val="24"/>
+                <w:szCs w:val="24"/>
+                <w:lang w:val="en-US" w:eastAsia="ja-JP" w:bidi="ar-SA"/>
+              </w:rPr>
+            </w:pPr>
+            <w:r>
+              <w:rPr>
+                <w:rFonts w:eastAsia="Segoe UI" w:cs="Segoe UI" w:ascii="Segoe UI" w:hAnsi="Segoe UI"/>
+                <w:color w:val="101820"/>
+                <w:kern w:val="0"/>
+                <w:sz w:val="18"/>
+                <w:szCs w:val="24"/>
+                <w:lang w:val="en-US" w:eastAsia="ja-JP" w:bidi="ar-SA"/>
+              </w:rPr>
+              <w:t>[amount] a year</w:t>
+            </w:r>
+          </w:p>
+        </w:tc>
+        <w:tc>
+          <w:tcPr>
+            <w:tcW w:w="4006" w:type="dxa"/>
+            <w:tcBorders>
+              <w:top w:val="single" w:sz="4" w:space="0" w:color="BFC7D1"/>
+              <w:left w:val="single" w:sz="4" w:space="0" w:color="BFC7D1"/>
+              <w:bottom w:val="single" w:sz="4" w:space="0" w:color="BFC7D1"/>
+              <w:right w:val="single" w:sz="4" w:space="0" w:color="BFC7D1"/>
+            </w:tcBorders>
+          </w:tcPr>
+          <w:p>
+            <w:pPr>
+              <w:pStyle w:val="Normal"/>
+              <w:widowControl/>
+              <w:spacing w:lineRule="auto" w:line="240" w:before="0" w:after="20"/>
+              <w:jc w:val="left"/>
+              <w:rPr>
+                <w:rFonts w:ascii="Aptos" w:hAnsi="Aptos" w:eastAsia="ＭＳ 明朝" w:cs="Arial"/>
+                <w:kern w:val="0"/>
+                <w:sz w:val="24"/>
+                <w:szCs w:val="24"/>
+                <w:lang w:val="en-US" w:eastAsia="ja-JP" w:bidi="ar-SA"/>
+              </w:rPr>
+            </w:pPr>
+            <w:r>
+              <w:rPr>
+                <w:rFonts w:eastAsia="Segoe UI" w:cs="Segoe UI" w:ascii="Segoe UI" w:hAnsi="Segoe UI"/>
+                <w:color w:val="101820"/>
+                <w:kern w:val="0"/>
+                <w:sz w:val="18"/>
+                <w:szCs w:val="24"/>
+                <w:lang w:val="en-US" w:eastAsia="ja-JP" w:bidi="ar-SA"/>
+              </w:rPr>
+              <w:t>Yearly in advance from the start of Year 2</w:t>
+            </w:r>
+          </w:p>
+        </w:tc>
+      </w:tr>
+      <w:tr>
+        <w:trPr/>
+        <w:tc>
+          <w:tcPr>
+            <w:tcW w:w="2753" w:type="dxa"/>
+            <w:tcBorders>
+              <w:top w:val="single" w:sz="4" w:space="0" w:color="BFC7D1"/>
+              <w:left w:val="single" w:sz="4" w:space="0" w:color="BFC7D1"/>
+              <w:bottom w:val="single" w:sz="4" w:space="0" w:color="BFC7D1"/>
+              <w:right w:val="single" w:sz="4" w:space="0" w:color="BFC7D1"/>
+            </w:tcBorders>
+          </w:tcPr>
+          <w:p>
+            <w:pPr>
+              <w:pStyle w:val="Normal"/>
+              <w:widowControl/>
+              <w:spacing w:lineRule="auto" w:line="240" w:before="0" w:after="20"/>
+              <w:jc w:val="left"/>
+              <w:rPr>
+                <w:rFonts w:ascii="Aptos" w:hAnsi="Aptos" w:eastAsia="ＭＳ 明朝" w:cs="Arial"/>
+                <w:kern w:val="0"/>
+                <w:sz w:val="24"/>
+                <w:szCs w:val="24"/>
+                <w:lang w:val="en-US" w:eastAsia="ja-JP" w:bidi="ar-SA"/>
+              </w:rPr>
+            </w:pPr>
+            <w:r>
+              <w:rPr>
+                <w:rFonts w:eastAsia="Segoe UI" w:cs="Segoe UI" w:ascii="Segoe UI" w:hAnsi="Segoe UI"/>
+                <w:color w:val="101820"/>
+                <w:kern w:val="0"/>
+                <w:sz w:val="18"/>
+                <w:szCs w:val="24"/>
+                <w:lang w:val="en-US" w:eastAsia="ja-JP" w:bidi="ar-SA"/>
+              </w:rPr>
               <w:t>24x7 Severity 1 support</w:t>
             </w:r>
           </w:p>
         </w:tc>
         <w:tc>
           <w:tcPr>
-            <w:tcW w:w="2340" w:type="dxa"/>
+            <w:tcW w:w="2255" w:type="dxa"/>
             <w:tcBorders>
               <w:top w:val="single" w:sz="4" w:space="0" w:color="BFC7D1"/>
               <w:left w:val="single" w:sz="4" w:space="0" w:color="BFC7D1"/>
@@ -10285,7 +11015,7 @@
         </w:tc>
         <w:tc>
           <w:tcPr>
-            <w:tcW w:w="3814" w:type="dxa"/>
+            <w:tcW w:w="4006" w:type="dxa"/>
             <w:tcBorders>
               <w:top w:val="single" w:sz="4" w:space="0" w:color="BFC7D1"/>
               <w:left w:val="single" w:sz="4" w:space="0" w:color="BFC7D1"/>
@@ -10352,7 +11082,7 @@
         <w:pStyle w:val="Heading2"/>
         <w:rPr/>
       </w:pPr>
-      <w:bookmarkStart w:id="16" w:name="__RefHeading___Toc34523_3199679052"/>
+      <w:bookmarkStart w:id="16" w:name="__RefHeading___Toc16926_3066934455"/>
       <w:bookmarkEnd w:id="16"/>
       <w:r>
         <w:rPr>
@@ -10971,7 +11701,7 @@
       <w:r>
         <w:br w:type="page"/>
       </w:r>
-      <w:bookmarkStart w:id="17" w:name="__RefHeading___Toc34525_3199679052"/>
+      <w:bookmarkStart w:id="17" w:name="__RefHeading___Toc16928_3066934455"/>
       <w:bookmarkEnd w:id="17"/>
       <w:r>
         <w:rPr>
@@ -10988,7 +11718,7 @@
         <w:pStyle w:val="Heading2"/>
         <w:rPr/>
       </w:pPr>
-      <w:bookmarkStart w:id="18" w:name="__RefHeading___Toc34527_3199679052"/>
+      <w:bookmarkStart w:id="18" w:name="__RefHeading___Toc16930_3066934455"/>
       <w:bookmarkEnd w:id="18"/>
       <w:r>
         <w:rPr>
@@ -11965,7 +12695,7 @@
         <w:pStyle w:val="Heading2"/>
         <w:rPr/>
       </w:pPr>
-      <w:bookmarkStart w:id="19" w:name="__RefHeading___Toc34529_3199679052"/>
+      <w:bookmarkStart w:id="19" w:name="__RefHeading___Toc16932_3066934455"/>
       <w:bookmarkEnd w:id="19"/>
       <w:r>
         <w:rPr>
@@ -11997,7 +12727,7 @@
         <w:pStyle w:val="Heading2"/>
         <w:rPr/>
       </w:pPr>
-      <w:bookmarkStart w:id="20" w:name="__RefHeading___Toc34531_3199679052"/>
+      <w:bookmarkStart w:id="20" w:name="__RefHeading___Toc16934_3066934455"/>
       <w:bookmarkEnd w:id="20"/>
       <w:r>
         <w:rPr>
@@ -12032,7 +12762,7 @@
         <w:pStyle w:val="Heading1"/>
         <w:rPr/>
       </w:pPr>
-      <w:bookmarkStart w:id="21" w:name="__RefHeading___Toc34533_3199679052"/>
+      <w:bookmarkStart w:id="21" w:name="__RefHeading___Toc16936_3066934455"/>
       <w:bookmarkEnd w:id="21"/>
       <w:r>
         <w:rPr>
@@ -12492,7 +13222,7 @@
       <w:r>
         <w:br w:type="page"/>
       </w:r>
-      <w:bookmarkStart w:id="22" w:name="__RefHeading___Toc34535_3199679052"/>
+      <w:bookmarkStart w:id="22" w:name="__RefHeading___Toc16938_3066934455"/>
       <w:bookmarkStart w:id="23" w:name="_Toc233203395"/>
       <w:bookmarkEnd w:id="22"/>
       <w:r>

--- a/docs/package/03_Contracts/iNXT_BrokerVerse_Order_Form.docx
+++ b/docs/package/03_Contracts/iNXT_BrokerVerse_Order_Form.docx
@@ -10,7 +10,7 @@
       <w:r>
         <w:rPr/>
         <w:drawing>
-          <wp:anchor behindDoc="1" distT="0" distB="0" distL="0" distR="0" simplePos="0" locked="0" layoutInCell="0" allowOverlap="1" relativeHeight="14">
+          <wp:anchor behindDoc="1" distT="0" distB="0" distL="0" distR="0" simplePos="0" locked="0" layoutInCell="0" allowOverlap="1" relativeHeight="15">
             <wp:simplePos x="0" y="0"/>
             <wp:positionH relativeFrom="margin">
               <wp:posOffset>-914400</wp:posOffset>
@@ -55,7 +55,7 @@
           </wp:anchor>
         </w:drawing>
         <w:drawing>
-          <wp:anchor behindDoc="1" distT="0" distB="0" distL="0" distR="0" simplePos="0" locked="0" layoutInCell="0" allowOverlap="1" relativeHeight="25">
+          <wp:anchor behindDoc="1" distT="0" distB="0" distL="0" distR="0" simplePos="0" locked="0" layoutInCell="0" allowOverlap="1" relativeHeight="26">
             <wp:simplePos x="0" y="0"/>
             <wp:positionH relativeFrom="margin">
               <wp:align>center</wp:align>
@@ -111,7 +111,7 @@
         <mc:AlternateContent>
           <mc:Choice Requires="wps">
             <w:drawing>
-              <wp:anchor behindDoc="0" distT="45720" distB="45720" distL="114300" distR="114300" simplePos="0" locked="0" layoutInCell="0" allowOverlap="1" relativeHeight="15" wp14:anchorId="3D43415C">
+              <wp:anchor behindDoc="0" distT="45720" distB="45720" distL="114300" distR="114300" simplePos="0" locked="0" layoutInCell="0" allowOverlap="1" relativeHeight="16" wp14:anchorId="3D43415C">
                 <wp:simplePos x="0" y="0"/>
                 <wp:positionH relativeFrom="page">
                   <wp:posOffset>194310</wp:posOffset>
@@ -226,7 +226,7 @@
         <mc:AlternateContent>
           <mc:Choice Requires="wps">
             <w:drawing>
-              <wp:anchor behindDoc="0" distT="45720" distB="45720" distL="113030" distR="114935" simplePos="0" locked="0" layoutInCell="0" allowOverlap="1" relativeHeight="17" wp14:anchorId="58C23128">
+              <wp:anchor behindDoc="0" distT="45720" distB="45720" distL="113030" distR="114935" simplePos="0" locked="0" layoutInCell="0" allowOverlap="1" relativeHeight="18" wp14:anchorId="58C23128">
                 <wp:simplePos x="0" y="0"/>
                 <wp:positionH relativeFrom="page">
                   <wp:posOffset>3094990</wp:posOffset>
@@ -285,7 +285,7 @@
                                 <w:bCs/>
                                 <w:color w:val="1D74BA"/>
                               </w:rPr>
-                              <w:t>1.0</w:t>
+                              <w:t>1.1</w:t>
                             </w:r>
                           </w:p>
                         </w:txbxContent>
@@ -328,7 +328,7 @@
                           <w:bCs/>
                           <w:color w:val="1D74BA"/>
                         </w:rPr>
-                        <w:t>1.0</w:t>
+                        <w:t>1.1</w:t>
                       </w:r>
                     </w:p>
                   </w:txbxContent>
@@ -341,7 +341,7 @@
         <mc:AlternateContent>
           <mc:Choice Requires="wps">
             <w:drawing>
-              <wp:anchor behindDoc="0" distT="45720" distB="45720" distL="114300" distR="113665" simplePos="0" locked="0" layoutInCell="0" allowOverlap="1" relativeHeight="19" wp14:anchorId="1BF25123">
+              <wp:anchor behindDoc="0" distT="45720" distB="45720" distL="114300" distR="113665" simplePos="0" locked="0" layoutInCell="0" allowOverlap="1" relativeHeight="20" wp14:anchorId="1BF25123">
                 <wp:simplePos x="0" y="0"/>
                 <wp:positionH relativeFrom="page">
                   <wp:posOffset>4992370</wp:posOffset>
@@ -400,7 +400,7 @@
                                 <w:bCs/>
                                 <w:color w:val="1D74BA"/>
                               </w:rPr>
-                              <w:t>03 October 2026</w:t>
+                              <w:t>04 October 2026</w:t>
                             </w:r>
                           </w:p>
                         </w:txbxContent>
@@ -443,7 +443,7 @@
                           <w:bCs/>
                           <w:color w:val="1D74BA"/>
                         </w:rPr>
-                        <w:t>03 October 2026</w:t>
+                        <w:t>04 October 2026</w:t>
                       </w:r>
                     </w:p>
                   </w:txbxContent>
@@ -456,7 +456,7 @@
         <mc:AlternateContent>
           <mc:Choice Requires="wps">
             <w:drawing>
-              <wp:anchor behindDoc="0" distT="45720" distB="46355" distL="114300" distR="114300" simplePos="0" locked="0" layoutInCell="0" allowOverlap="1" relativeHeight="21" wp14:anchorId="01DE2BF4">
+              <wp:anchor behindDoc="0" distT="45720" distB="46355" distL="114300" distR="114300" simplePos="0" locked="0" layoutInCell="0" allowOverlap="1" relativeHeight="22" wp14:anchorId="01DE2BF4">
                 <wp:simplePos x="0" y="0"/>
                 <wp:positionH relativeFrom="margin">
                   <wp:align>center</wp:align>
@@ -601,7 +601,7 @@
         <mc:AlternateContent>
           <mc:Choice Requires="wps">
             <w:drawing>
-              <wp:anchor behindDoc="0" distT="45720" distB="50800" distL="114300" distR="114300" simplePos="0" locked="0" layoutInCell="0" allowOverlap="1" relativeHeight="23" wp14:anchorId="204C02CC">
+              <wp:anchor behindDoc="0" distT="45720" distB="50800" distL="114300" distR="114300" simplePos="0" locked="0" layoutInCell="0" allowOverlap="1" relativeHeight="24" wp14:anchorId="204C02CC">
                 <wp:simplePos x="0" y="0"/>
                 <wp:positionH relativeFrom="margin">
                   <wp:align>center</wp:align>
@@ -789,7 +789,7 @@
             </w:rPr>
             <w:fldChar w:fldCharType="separate"/>
           </w:r>
-          <w:hyperlink w:anchor="__RefHeading___Toc16902_3066934455">
+          <w:hyperlink w:anchor="__RefHeading___Toc2915_3615388031">
             <w:r>
               <w:rPr>
                 <w:webHidden/>
@@ -824,7 +824,7 @@
             </w:tabs>
             <w:rPr/>
           </w:pPr>
-          <w:hyperlink w:anchor="__RefHeading___Toc16904_3066934455">
+          <w:hyperlink w:anchor="__RefHeading___Toc2917_3615388031">
             <w:r>
               <w:rPr>
                 <w:webHidden/>
@@ -853,7 +853,7 @@
             </w:tabs>
             <w:rPr/>
           </w:pPr>
-          <w:hyperlink w:anchor="__RefHeading___Toc16906_3066934455">
+          <w:hyperlink w:anchor="__RefHeading___Toc2919_3615388031">
             <w:r>
               <w:rPr>
                 <w:webHidden/>
@@ -875,7 +875,7 @@
             </w:tabs>
             <w:rPr/>
           </w:pPr>
-          <w:hyperlink w:anchor="__RefHeading___Toc16908_3066934455">
+          <w:hyperlink w:anchor="__RefHeading___Toc2921_3615388031">
             <w:r>
               <w:rPr>
                 <w:webHidden/>
@@ -897,7 +897,7 @@
             </w:tabs>
             <w:rPr/>
           </w:pPr>
-          <w:hyperlink w:anchor="__RefHeading___Toc16910_3066934455">
+          <w:hyperlink w:anchor="__RefHeading___Toc2923_3615388031">
             <w:r>
               <w:rPr>
                 <w:webHidden/>
@@ -919,7 +919,7 @@
             </w:tabs>
             <w:rPr/>
           </w:pPr>
-          <w:hyperlink w:anchor="__RefHeading___Toc16912_3066934455">
+          <w:hyperlink w:anchor="__RefHeading___Toc2925_3615388031">
             <w:r>
               <w:rPr>
                 <w:webHidden/>
@@ -941,7 +941,7 @@
             </w:tabs>
             <w:rPr/>
           </w:pPr>
-          <w:hyperlink w:anchor="__RefHeading___Toc16914_3066934455">
+          <w:hyperlink w:anchor="__RefHeading___Toc2927_3615388031">
             <w:r>
               <w:rPr>
                 <w:webHidden/>
@@ -963,7 +963,7 @@
             </w:tabs>
             <w:rPr/>
           </w:pPr>
-          <w:hyperlink w:anchor="__RefHeading___Toc16916_3066934455">
+          <w:hyperlink w:anchor="__RefHeading___Toc2929_3615388031">
             <w:r>
               <w:rPr>
                 <w:webHidden/>
@@ -985,7 +985,7 @@
             </w:tabs>
             <w:rPr/>
           </w:pPr>
-          <w:hyperlink w:anchor="__RefHeading___Toc16918_3066934455">
+          <w:hyperlink w:anchor="__RefHeading___Toc2931_3615388031">
             <w:r>
               <w:rPr>
                 <w:webHidden/>
@@ -1007,13 +1007,13 @@
             </w:tabs>
             <w:rPr/>
           </w:pPr>
-          <w:hyperlink w:anchor="__RefHeading___Toc16920_3066934455">
+          <w:hyperlink w:anchor="__RefHeading___Toc2933_3615388031">
             <w:r>
               <w:rPr>
                 <w:webHidden/>
                 <w:rStyle w:val="IndexLink"/>
               </w:rPr>
-              <w:t>5.2 Recurring fees</w:t>
+              <w:t>5.2 Optional modules and partner services</w:t>
               <w:tab/>
               <w:t>6</w:t>
             </w:r>
@@ -1029,15 +1029,15 @@
             </w:tabs>
             <w:rPr/>
           </w:pPr>
-          <w:hyperlink w:anchor="__RefHeading___Toc16922_3066934455">
+          <w:hyperlink w:anchor="__RefHeading___Toc2935_3615388031">
             <w:r>
               <w:rPr>
                 <w:webHidden/>
                 <w:rStyle w:val="IndexLink"/>
               </w:rPr>
-              <w:t>5.3 Contract value</w:t>
+              <w:t>5.3 Recurring fees</w:t>
               <w:tab/>
-              <w:t>6</w:t>
+              <w:t>7</w:t>
             </w:r>
           </w:hyperlink>
         </w:p>
@@ -1051,15 +1051,15 @@
             </w:tabs>
             <w:rPr/>
           </w:pPr>
-          <w:hyperlink w:anchor="__RefHeading___Toc16924_3066934455">
+          <w:hyperlink w:anchor="__RefHeading___Toc2937_3615388031">
             <w:r>
               <w:rPr>
                 <w:webHidden/>
                 <w:rStyle w:val="IndexLink"/>
               </w:rPr>
-              <w:t>5.4 Payment schedule</w:t>
+              <w:t>5.4 Contract value</w:t>
               <w:tab/>
-              <w:t>6</w:t>
+              <w:t>7</w:t>
             </w:r>
           </w:hyperlink>
         </w:p>
@@ -1073,15 +1073,37 @@
             </w:tabs>
             <w:rPr/>
           </w:pPr>
-          <w:hyperlink w:anchor="__RefHeading___Toc16926_3066934455">
+          <w:hyperlink w:anchor="__RefHeading___Toc2939_3615388031">
             <w:r>
               <w:rPr>
                 <w:webHidden/>
                 <w:rStyle w:val="IndexLink"/>
               </w:rPr>
-              <w:t>5.5 Conditions of discounts</w:t>
+              <w:t>5.5 Payment schedule</w:t>
               <w:tab/>
               <w:t>7</w:t>
+            </w:r>
+          </w:hyperlink>
+        </w:p>
+        <w:p>
+          <w:pPr>
+            <w:pStyle w:val="TOC2"/>
+            <w:tabs>
+              <w:tab w:val="clear" w:pos="900"/>
+              <w:tab w:val="clear" w:pos="9350"/>
+              <w:tab w:val="right" w:pos="9025" w:leader="dot"/>
+            </w:tabs>
+            <w:rPr/>
+          </w:pPr>
+          <w:hyperlink w:anchor="__RefHeading___Toc2941_3615388031">
+            <w:r>
+              <w:rPr>
+                <w:webHidden/>
+                <w:rStyle w:val="IndexLink"/>
+              </w:rPr>
+              <w:t>5.6 Conditions of discounts</w:t>
+              <w:tab/>
+              <w:t>8</w:t>
             </w:r>
           </w:hyperlink>
         </w:p>
@@ -1095,7 +1117,7 @@
             </w:tabs>
             <w:rPr/>
           </w:pPr>
-          <w:hyperlink w:anchor="__RefHeading___Toc16928_3066934455">
+          <w:hyperlink w:anchor="__RefHeading___Toc2943_3615388031">
             <w:r>
               <w:rPr>
                 <w:webHidden/>
@@ -1103,7 +1125,7 @@
               </w:rPr>
               <w:t>6. Schedules and special terms</w:t>
               <w:tab/>
-              <w:t>8</w:t>
+              <w:t>9</w:t>
             </w:r>
           </w:hyperlink>
         </w:p>
@@ -1117,7 +1139,7 @@
             </w:tabs>
             <w:rPr/>
           </w:pPr>
-          <w:hyperlink w:anchor="__RefHeading___Toc16930_3066934455">
+          <w:hyperlink w:anchor="__RefHeading___Toc2945_3615388031">
             <w:r>
               <w:rPr>
                 <w:webHidden/>
@@ -1125,7 +1147,7 @@
               </w:rPr>
               <w:t>6.1 Schedules that apply</w:t>
               <w:tab/>
-              <w:t>8</w:t>
+              <w:t>9</w:t>
             </w:r>
           </w:hyperlink>
         </w:p>
@@ -1139,7 +1161,7 @@
             </w:tabs>
             <w:rPr/>
           </w:pPr>
-          <w:hyperlink w:anchor="__RefHeading___Toc16932_3066934455">
+          <w:hyperlink w:anchor="__RefHeading___Toc2947_3615388031">
             <w:r>
               <w:rPr>
                 <w:webHidden/>
@@ -1147,7 +1169,7 @@
               </w:rPr>
               <w:t>6.2 Special terms</w:t>
               <w:tab/>
-              <w:t>8</w:t>
+              <w:t>9</w:t>
             </w:r>
           </w:hyperlink>
         </w:p>
@@ -1161,7 +1183,7 @@
             </w:tabs>
             <w:rPr/>
           </w:pPr>
-          <w:hyperlink w:anchor="__RefHeading___Toc16934_3066934455">
+          <w:hyperlink w:anchor="__RefHeading___Toc2949_3615388031">
             <w:r>
               <w:rPr>
                 <w:webHidden/>
@@ -1169,7 +1191,7 @@
               </w:rPr>
               <w:t>6.3 Price basis</w:t>
               <w:tab/>
-              <w:t>8</w:t>
+              <w:t>9</w:t>
             </w:r>
           </w:hyperlink>
         </w:p>
@@ -1183,7 +1205,7 @@
             </w:tabs>
             <w:rPr/>
           </w:pPr>
-          <w:hyperlink w:anchor="__RefHeading___Toc16936_3066934455">
+          <w:hyperlink w:anchor="__RefHeading___Toc2951_3615388031">
             <w:r>
               <w:rPr>
                 <w:webHidden/>
@@ -1191,7 +1213,7 @@
               </w:rPr>
               <w:t>7. Signatures</w:t>
               <w:tab/>
-              <w:t>9</w:t>
+              <w:t>10</w:t>
             </w:r>
           </w:hyperlink>
         </w:p>
@@ -1205,7 +1227,7 @@
             </w:tabs>
             <w:rPr/>
           </w:pPr>
-          <w:hyperlink w:anchor="__RefHeading___Toc16938_3066934455">
+          <w:hyperlink w:anchor="__RefHeading___Toc2953_3615388031">
             <w:r>
               <w:rPr>
                 <w:webHidden/>
@@ -1220,7 +1242,7 @@
                 <w:rStyle w:val="IndexLink"/>
               </w:rPr>
               <w:tab/>
-              <w:t>10</w:t>
+              <w:t>11</w:t>
             </w:r>
           </w:hyperlink>
           <w:r>
@@ -1253,7 +1275,7 @@
       <w:r>
         <w:br w:type="page"/>
       </w:r>
-      <w:bookmarkStart w:id="0" w:name="__RefHeading___Toc16902_3066934455"/>
+      <w:bookmarkStart w:id="0" w:name="__RefHeading___Toc2915_3615388031"/>
       <w:bookmarkStart w:id="1" w:name="_Toc48319687"/>
       <w:bookmarkStart w:id="2" w:name="_Toc11824118"/>
       <w:bookmarkEnd w:id="0"/>
@@ -1610,7 +1632,7 @@
                 <w:szCs w:val="24"/>
                 <w:lang w:val="en-US" w:eastAsia="ja-JP" w:bidi="ar-SA"/>
               </w:rPr>
-              <w:t>03 October 2026</w:t>
+              <w:t>04 October 2026</w:t>
             </w:r>
           </w:p>
         </w:tc>
@@ -1647,7 +1669,7 @@
                 <w:szCs w:val="24"/>
                 <w:lang w:val="en-US" w:eastAsia="ja-JP" w:bidi="ar-SA"/>
               </w:rPr>
-              <w:t>1.0</w:t>
+              <w:t>1.1</w:t>
             </w:r>
           </w:p>
         </w:tc>
@@ -1795,7 +1817,7 @@
                 <w:szCs w:val="24"/>
                 <w:lang w:val="en-US" w:eastAsia="ja-JP" w:bidi="ar-SA"/>
               </w:rPr>
-              <w:t>Template for discussion; subject to review by the parties' legal counsel</w:t>
+              <w:t>Optional modules and partner services (16 lines of the Service Catalogue and Rate Annex, S08) added as an order table; template for discussion; subject to review by the parties' legal counsel</w:t>
             </w:r>
           </w:p>
         </w:tc>
@@ -1898,7 +1920,7 @@
           <w:spacing w:val="0"/>
         </w:rPr>
       </w:pPr>
-      <w:bookmarkStart w:id="4" w:name="__RefHeading___Toc16904_3066934455"/>
+      <w:bookmarkStart w:id="4" w:name="__RefHeading___Toc2917_3615388031"/>
       <w:bookmarkStart w:id="5" w:name="_Toc233203388"/>
       <w:bookmarkEnd w:id="4"/>
       <w:r>
@@ -3282,7 +3304,7 @@
         <w:pageBreakBefore w:val="false"/>
         <w:rPr/>
       </w:pPr>
-      <w:bookmarkStart w:id="6" w:name="__RefHeading___Toc16906_3066934455"/>
+      <w:bookmarkStart w:id="6" w:name="__RefHeading___Toc2919_3615388031"/>
       <w:bookmarkEnd w:id="6"/>
       <w:r>
         <w:rPr>
@@ -3351,7 +3373,7 @@
         <w:pStyle w:val="Heading1"/>
         <w:rPr/>
       </w:pPr>
-      <w:bookmarkStart w:id="7" w:name="__RefHeading___Toc16908_3066934455"/>
+      <w:bookmarkStart w:id="7" w:name="__RefHeading___Toc2921_3615388031"/>
       <w:bookmarkEnd w:id="7"/>
       <w:r>
         <w:rPr>
@@ -3368,7 +3390,7 @@
         <w:pStyle w:val="Heading2"/>
         <w:rPr/>
       </w:pPr>
-      <w:bookmarkStart w:id="8" w:name="__RefHeading___Toc16910_3066934455"/>
+      <w:bookmarkStart w:id="8" w:name="__RefHeading___Toc2923_3615388031"/>
       <w:bookmarkEnd w:id="8"/>
       <w:r>
         <w:rPr>
@@ -4114,7 +4136,7 @@
         <w:pStyle w:val="Heading2"/>
         <w:rPr/>
       </w:pPr>
-      <w:bookmarkStart w:id="9" w:name="__RefHeading___Toc16912_3066934455"/>
+      <w:bookmarkStart w:id="9" w:name="__RefHeading___Toc2925_3615388031"/>
       <w:bookmarkEnd w:id="9"/>
       <w:r>
         <w:rPr>
@@ -5322,7 +5344,7 @@
         <w:pStyle w:val="Heading2"/>
         <w:rPr/>
       </w:pPr>
-      <w:bookmarkStart w:id="10" w:name="__RefHeading___Toc16914_3066934455"/>
+      <w:bookmarkStart w:id="10" w:name="__RefHeading___Toc2927_3615388031"/>
       <w:bookmarkEnd w:id="10"/>
       <w:r>
         <w:rPr>
@@ -5984,7 +6006,7 @@
       <w:r>
         <w:br w:type="page"/>
       </w:r>
-      <w:bookmarkStart w:id="11" w:name="__RefHeading___Toc16916_3066934455"/>
+      <w:bookmarkStart w:id="11" w:name="__RefHeading___Toc2929_3615388031"/>
       <w:bookmarkEnd w:id="11"/>
       <w:r>
         <w:rPr>
@@ -6016,7 +6038,7 @@
         <w:pStyle w:val="Heading2"/>
         <w:rPr/>
       </w:pPr>
-      <w:bookmarkStart w:id="12" w:name="__RefHeading___Toc16918_3066934455"/>
+      <w:bookmarkStart w:id="12" w:name="__RefHeading___Toc2931_3615388031"/>
       <w:bookmarkEnd w:id="12"/>
       <w:r>
         <w:rPr>
@@ -7758,7 +7780,7 @@
         <w:pStyle w:val="Heading2"/>
         <w:rPr/>
       </w:pPr>
-      <w:bookmarkStart w:id="13" w:name="__RefHeading___Toc16920_3066934455"/>
+      <w:bookmarkStart w:id="13" w:name="__RefHeading___Toc2933_3615388031"/>
       <w:bookmarkEnd w:id="13"/>
       <w:r>
         <w:rPr>
@@ -7767,7 +7789,2795 @@
           <w:color w:val="0F4761"/>
           <w:sz w:val="26"/>
         </w:rPr>
-        <w:t>5.2  Recurring fees</w:t>
+        <w:t>5.2  Optional modules and partner services</w:t>
+      </w:r>
+    </w:p>
+    <w:p>
+      <w:pPr>
+        <w:pStyle w:val="Normal"/>
+        <w:spacing w:lineRule="auto" w:line="276" w:before="0" w:after="120"/>
+        <w:rPr/>
+      </w:pPr>
+      <w:r>
+        <w:rPr>
+          <w:rFonts w:eastAsia="Segoe UI" w:cs="Segoe UI" w:ascii="Segoe UI" w:hAnsi="Segoe UI"/>
+          <w:color w:val="101820"/>
+          <w:sz w:val="21"/>
+        </w:rPr>
+        <w:t>Every module of the Software is included in the licence or subscription fee. The lines below are optional, add-on services of the Service Catalogue and Rate Annex (S08), priced at the stated man-days at PHP 16,100.00 a day, rounded to PHP 10,000.00, and invoiced on delivery. The fees of the regulator or the partner are not included; every filing, registration and enrolment with a regulator is made by the Client in its own name. A Client brand pack carries third-party marks only with the written permission of their owner. Enter the quantity ordered, or delete the rows that do not apply.</w:t>
+      </w:r>
+    </w:p>
+    <w:tbl>
+      <w:tblPr>
+        <w:tblStyle w:val="TableGrid"/>
+        <w:tblW w:w="9014" w:type="dxa"/>
+        <w:jc w:val="left"/>
+        <w:tblInd w:w="0" w:type="dxa"/>
+        <w:tblLayout w:type="fixed"/>
+        <w:tblCellMar>
+          <w:top w:w="0" w:type="dxa"/>
+          <w:left w:w="108" w:type="dxa"/>
+          <w:bottom w:w="0" w:type="dxa"/>
+          <w:right w:w="108" w:type="dxa"/>
+        </w:tblCellMar>
+        <w:tblLook w:val="04a0" w:noHBand="0" w:noVBand="1" w:firstColumn="1" w:lastRow="0" w:lastColumn="0" w:firstRow="1"/>
+      </w:tblPr>
+      <w:tblGrid>
+        <w:gridCol w:w="3841"/>
+        <w:gridCol w:w="3108"/>
+        <w:gridCol w:w="1123"/>
+        <w:gridCol w:w="941"/>
+      </w:tblGrid>
+      <w:tr>
+        <w:trPr>
+          <w:tblHeader w:val="true"/>
+        </w:trPr>
+        <w:tc>
+          <w:tcPr>
+            <w:tcW w:w="3841" w:type="dxa"/>
+            <w:tcBorders>
+              <w:top w:val="single" w:sz="4" w:space="0" w:color="BFC7D1"/>
+              <w:left w:val="single" w:sz="4" w:space="0" w:color="BFC7D1"/>
+              <w:bottom w:val="single" w:sz="4" w:space="0" w:color="BFC7D1"/>
+              <w:right w:val="single" w:sz="4" w:space="0" w:color="BFC7D1"/>
+            </w:tcBorders>
+            <w:shd w:color="auto" w:fill="DCE9F7" w:val="clear"/>
+          </w:tcPr>
+          <w:p>
+            <w:pPr>
+              <w:pStyle w:val="Normal"/>
+              <w:widowControl/>
+              <w:spacing w:lineRule="auto" w:line="240" w:before="0" w:after="20"/>
+              <w:jc w:val="left"/>
+              <w:rPr>
+                <w:rFonts w:ascii="Aptos" w:hAnsi="Aptos" w:eastAsia="ＭＳ 明朝" w:cs="Arial"/>
+                <w:kern w:val="0"/>
+                <w:sz w:val="24"/>
+                <w:szCs w:val="24"/>
+                <w:lang w:val="en-US" w:eastAsia="ja-JP" w:bidi="ar-SA"/>
+              </w:rPr>
+            </w:pPr>
+            <w:r>
+              <w:rPr>
+                <w:rFonts w:eastAsia="Segoe UI" w:cs="Segoe UI" w:ascii="Segoe UI" w:hAnsi="Segoe UI"/>
+                <w:b/>
+                <w:color w:val="0F4761"/>
+                <w:kern w:val="0"/>
+                <w:sz w:val="18"/>
+                <w:szCs w:val="24"/>
+                <w:lang w:val="en-US" w:eastAsia="ja-JP" w:bidi="ar-SA"/>
+              </w:rPr>
+              <w:t>Item</w:t>
+            </w:r>
+          </w:p>
+        </w:tc>
+        <w:tc>
+          <w:tcPr>
+            <w:tcW w:w="3108" w:type="dxa"/>
+            <w:tcBorders>
+              <w:top w:val="single" w:sz="4" w:space="0" w:color="BFC7D1"/>
+              <w:left w:val="single" w:sz="4" w:space="0" w:color="BFC7D1"/>
+              <w:bottom w:val="single" w:sz="4" w:space="0" w:color="BFC7D1"/>
+              <w:right w:val="single" w:sz="4" w:space="0" w:color="BFC7D1"/>
+            </w:tcBorders>
+            <w:shd w:color="auto" w:fill="DCE9F7" w:val="clear"/>
+          </w:tcPr>
+          <w:p>
+            <w:pPr>
+              <w:pStyle w:val="Normal"/>
+              <w:widowControl/>
+              <w:spacing w:lineRule="auto" w:line="240" w:before="0" w:after="20"/>
+              <w:jc w:val="left"/>
+              <w:rPr>
+                <w:rFonts w:ascii="Aptos" w:hAnsi="Aptos" w:eastAsia="ＭＳ 明朝" w:cs="Arial"/>
+                <w:kern w:val="0"/>
+                <w:sz w:val="24"/>
+                <w:szCs w:val="24"/>
+                <w:lang w:val="en-US" w:eastAsia="ja-JP" w:bidi="ar-SA"/>
+              </w:rPr>
+            </w:pPr>
+            <w:r>
+              <w:rPr>
+                <w:rFonts w:eastAsia="Segoe UI" w:cs="Segoe UI" w:ascii="Segoe UI" w:hAnsi="Segoe UI"/>
+                <w:b/>
+                <w:color w:val="0F4761"/>
+                <w:kern w:val="0"/>
+                <w:sz w:val="18"/>
+                <w:szCs w:val="24"/>
+                <w:lang w:val="en-US" w:eastAsia="ja-JP" w:bidi="ar-SA"/>
+              </w:rPr>
+              <w:t>Basis</w:t>
+            </w:r>
+          </w:p>
+        </w:tc>
+        <w:tc>
+          <w:tcPr>
+            <w:tcW w:w="1123" w:type="dxa"/>
+            <w:tcBorders>
+              <w:top w:val="single" w:sz="4" w:space="0" w:color="BFC7D1"/>
+              <w:left w:val="single" w:sz="4" w:space="0" w:color="BFC7D1"/>
+              <w:bottom w:val="single" w:sz="4" w:space="0" w:color="BFC7D1"/>
+              <w:right w:val="single" w:sz="4" w:space="0" w:color="BFC7D1"/>
+            </w:tcBorders>
+            <w:shd w:color="auto" w:fill="DCE9F7" w:val="clear"/>
+          </w:tcPr>
+          <w:p>
+            <w:pPr>
+              <w:pStyle w:val="Normal"/>
+              <w:widowControl/>
+              <w:spacing w:lineRule="auto" w:line="240" w:before="0" w:after="20"/>
+              <w:jc w:val="left"/>
+              <w:rPr>
+                <w:rFonts w:ascii="Aptos" w:hAnsi="Aptos" w:eastAsia="ＭＳ 明朝" w:cs="Arial"/>
+                <w:kern w:val="0"/>
+                <w:sz w:val="24"/>
+                <w:szCs w:val="24"/>
+                <w:lang w:val="en-US" w:eastAsia="ja-JP" w:bidi="ar-SA"/>
+              </w:rPr>
+            </w:pPr>
+            <w:r>
+              <w:rPr>
+                <w:rFonts w:eastAsia="Segoe UI" w:cs="Segoe UI" w:ascii="Segoe UI" w:hAnsi="Segoe UI"/>
+                <w:b/>
+                <w:color w:val="0F4761"/>
+                <w:kern w:val="0"/>
+                <w:sz w:val="18"/>
+                <w:szCs w:val="24"/>
+                <w:lang w:val="en-US" w:eastAsia="ja-JP" w:bidi="ar-SA"/>
+              </w:rPr>
+              <w:t>Quantity</w:t>
+            </w:r>
+          </w:p>
+        </w:tc>
+        <w:tc>
+          <w:tcPr>
+            <w:tcW w:w="941" w:type="dxa"/>
+            <w:tcBorders>
+              <w:top w:val="single" w:sz="4" w:space="0" w:color="BFC7D1"/>
+              <w:left w:val="single" w:sz="4" w:space="0" w:color="BFC7D1"/>
+              <w:bottom w:val="single" w:sz="4" w:space="0" w:color="BFC7D1"/>
+              <w:right w:val="single" w:sz="4" w:space="0" w:color="BFC7D1"/>
+            </w:tcBorders>
+            <w:shd w:color="auto" w:fill="DCE9F7" w:val="clear"/>
+          </w:tcPr>
+          <w:p>
+            <w:pPr>
+              <w:pStyle w:val="Normal"/>
+              <w:widowControl/>
+              <w:spacing w:lineRule="auto" w:line="240" w:before="0" w:after="20"/>
+              <w:jc w:val="left"/>
+              <w:rPr>
+                <w:rFonts w:ascii="Aptos" w:hAnsi="Aptos" w:eastAsia="ＭＳ 明朝" w:cs="Arial"/>
+                <w:kern w:val="0"/>
+                <w:sz w:val="24"/>
+                <w:szCs w:val="24"/>
+                <w:lang w:val="en-US" w:eastAsia="ja-JP" w:bidi="ar-SA"/>
+              </w:rPr>
+            </w:pPr>
+            <w:r>
+              <w:rPr>
+                <w:rFonts w:eastAsia="Segoe UI" w:cs="Segoe UI" w:ascii="Segoe UI" w:hAnsi="Segoe UI"/>
+                <w:b/>
+                <w:color w:val="0F4761"/>
+                <w:kern w:val="0"/>
+                <w:sz w:val="18"/>
+                <w:szCs w:val="24"/>
+                <w:lang w:val="en-US" w:eastAsia="ja-JP" w:bidi="ar-SA"/>
+              </w:rPr>
+              <w:t>Price</w:t>
+            </w:r>
+          </w:p>
+        </w:tc>
+      </w:tr>
+      <w:tr>
+        <w:trPr/>
+        <w:tc>
+          <w:tcPr>
+            <w:tcW w:w="3841" w:type="dxa"/>
+            <w:tcBorders>
+              <w:top w:val="single" w:sz="4" w:space="0" w:color="BFC7D1"/>
+              <w:left w:val="single" w:sz="4" w:space="0" w:color="BFC7D1"/>
+              <w:bottom w:val="single" w:sz="4" w:space="0" w:color="BFC7D1"/>
+              <w:right w:val="single" w:sz="4" w:space="0" w:color="BFC7D1"/>
+            </w:tcBorders>
+          </w:tcPr>
+          <w:p>
+            <w:pPr>
+              <w:pStyle w:val="Normal"/>
+              <w:widowControl/>
+              <w:spacing w:lineRule="auto" w:line="240" w:before="0" w:after="20"/>
+              <w:jc w:val="left"/>
+              <w:rPr>
+                <w:rFonts w:ascii="Aptos" w:hAnsi="Aptos" w:eastAsia="ＭＳ 明朝" w:cs="Arial"/>
+                <w:kern w:val="0"/>
+                <w:sz w:val="24"/>
+                <w:szCs w:val="24"/>
+                <w:lang w:val="en-US" w:eastAsia="ja-JP" w:bidi="ar-SA"/>
+              </w:rPr>
+            </w:pPr>
+            <w:r>
+              <w:rPr>
+                <w:rFonts w:eastAsia="Segoe UI" w:cs="Segoe UI" w:ascii="Segoe UI" w:hAnsi="Segoe UI"/>
+                <w:color w:val="101820"/>
+                <w:kern w:val="0"/>
+                <w:sz w:val="18"/>
+                <w:szCs w:val="24"/>
+                <w:lang w:val="en-US" w:eastAsia="ja-JP" w:bidi="ar-SA"/>
+              </w:rPr>
+              <w:t>Connector go-live with a partner</w:t>
+            </w:r>
+          </w:p>
+        </w:tc>
+        <w:tc>
+          <w:tcPr>
+            <w:tcW w:w="3108" w:type="dxa"/>
+            <w:tcBorders>
+              <w:top w:val="single" w:sz="4" w:space="0" w:color="BFC7D1"/>
+              <w:left w:val="single" w:sz="4" w:space="0" w:color="BFC7D1"/>
+              <w:bottom w:val="single" w:sz="4" w:space="0" w:color="BFC7D1"/>
+              <w:right w:val="single" w:sz="4" w:space="0" w:color="BFC7D1"/>
+            </w:tcBorders>
+          </w:tcPr>
+          <w:p>
+            <w:pPr>
+              <w:pStyle w:val="Normal"/>
+              <w:widowControl/>
+              <w:spacing w:lineRule="auto" w:line="240" w:before="0" w:after="20"/>
+              <w:jc w:val="left"/>
+              <w:rPr>
+                <w:rFonts w:ascii="Aptos" w:hAnsi="Aptos" w:eastAsia="ＭＳ 明朝" w:cs="Arial"/>
+                <w:kern w:val="0"/>
+                <w:sz w:val="24"/>
+                <w:szCs w:val="24"/>
+                <w:lang w:val="en-US" w:eastAsia="ja-JP" w:bidi="ar-SA"/>
+              </w:rPr>
+            </w:pPr>
+            <w:r>
+              <w:rPr>
+                <w:rFonts w:eastAsia="Segoe UI" w:cs="Segoe UI" w:ascii="Segoe UI" w:hAnsi="Segoe UI"/>
+                <w:color w:val="101820"/>
+                <w:kern w:val="0"/>
+                <w:sz w:val="18"/>
+                <w:szCs w:val="24"/>
+                <w:lang w:val="en-US" w:eastAsia="ja-JP" w:bidi="ar-SA"/>
+              </w:rPr>
+              <w:t>5 man-days; PHP 80,000.00 per connector</w:t>
+            </w:r>
+          </w:p>
+        </w:tc>
+        <w:tc>
+          <w:tcPr>
+            <w:tcW w:w="1123" w:type="dxa"/>
+            <w:tcBorders>
+              <w:top w:val="single" w:sz="4" w:space="0" w:color="BFC7D1"/>
+              <w:left w:val="single" w:sz="4" w:space="0" w:color="BFC7D1"/>
+              <w:bottom w:val="single" w:sz="4" w:space="0" w:color="BFC7D1"/>
+              <w:right w:val="single" w:sz="4" w:space="0" w:color="BFC7D1"/>
+            </w:tcBorders>
+          </w:tcPr>
+          <w:p>
+            <w:pPr>
+              <w:pStyle w:val="Normal"/>
+              <w:widowControl/>
+              <w:spacing w:lineRule="auto" w:line="240" w:before="0" w:after="20"/>
+              <w:jc w:val="left"/>
+              <w:rPr>
+                <w:rFonts w:ascii="Aptos" w:hAnsi="Aptos" w:eastAsia="ＭＳ 明朝" w:cs="Arial"/>
+                <w:kern w:val="0"/>
+                <w:sz w:val="24"/>
+                <w:szCs w:val="24"/>
+                <w:lang w:val="en-US" w:eastAsia="ja-JP" w:bidi="ar-SA"/>
+              </w:rPr>
+            </w:pPr>
+            <w:r>
+              <w:rPr>
+                <w:rFonts w:eastAsia="Segoe UI" w:cs="Segoe UI" w:ascii="Segoe UI" w:hAnsi="Segoe UI"/>
+                <w:color w:val="101820"/>
+                <w:kern w:val="0"/>
+                <w:sz w:val="18"/>
+                <w:szCs w:val="24"/>
+                <w:lang w:val="en-US" w:eastAsia="ja-JP" w:bidi="ar-SA"/>
+              </w:rPr>
+              <w:t>[number]</w:t>
+            </w:r>
+          </w:p>
+        </w:tc>
+        <w:tc>
+          <w:tcPr>
+            <w:tcW w:w="941" w:type="dxa"/>
+            <w:tcBorders>
+              <w:top w:val="single" w:sz="4" w:space="0" w:color="BFC7D1"/>
+              <w:left w:val="single" w:sz="4" w:space="0" w:color="BFC7D1"/>
+              <w:bottom w:val="single" w:sz="4" w:space="0" w:color="BFC7D1"/>
+              <w:right w:val="single" w:sz="4" w:space="0" w:color="BFC7D1"/>
+            </w:tcBorders>
+          </w:tcPr>
+          <w:p>
+            <w:pPr>
+              <w:pStyle w:val="Normal"/>
+              <w:widowControl/>
+              <w:spacing w:lineRule="auto" w:line="240" w:before="0" w:after="20"/>
+              <w:jc w:val="left"/>
+              <w:rPr>
+                <w:rFonts w:ascii="Aptos" w:hAnsi="Aptos" w:eastAsia="ＭＳ 明朝" w:cs="Arial"/>
+                <w:kern w:val="0"/>
+                <w:sz w:val="24"/>
+                <w:szCs w:val="24"/>
+                <w:lang w:val="en-US" w:eastAsia="ja-JP" w:bidi="ar-SA"/>
+              </w:rPr>
+            </w:pPr>
+            <w:r>
+              <w:rPr>
+                <w:rFonts w:eastAsia="Segoe UI" w:cs="Segoe UI" w:ascii="Segoe UI" w:hAnsi="Segoe UI"/>
+                <w:color w:val="101820"/>
+                <w:kern w:val="0"/>
+                <w:sz w:val="18"/>
+                <w:szCs w:val="24"/>
+                <w:lang w:val="en-US" w:eastAsia="ja-JP" w:bidi="ar-SA"/>
+              </w:rPr>
+              <w:t>[amount]</w:t>
+            </w:r>
+          </w:p>
+        </w:tc>
+      </w:tr>
+      <w:tr>
+        <w:trPr/>
+        <w:tc>
+          <w:tcPr>
+            <w:tcW w:w="3841" w:type="dxa"/>
+            <w:tcBorders>
+              <w:top w:val="single" w:sz="4" w:space="0" w:color="BFC7D1"/>
+              <w:left w:val="single" w:sz="4" w:space="0" w:color="BFC7D1"/>
+              <w:bottom w:val="single" w:sz="4" w:space="0" w:color="BFC7D1"/>
+              <w:right w:val="single" w:sz="4" w:space="0" w:color="BFC7D1"/>
+            </w:tcBorders>
+          </w:tcPr>
+          <w:p>
+            <w:pPr>
+              <w:pStyle w:val="Normal"/>
+              <w:widowControl/>
+              <w:spacing w:lineRule="auto" w:line="240" w:before="0" w:after="20"/>
+              <w:jc w:val="left"/>
+              <w:rPr>
+                <w:rFonts w:ascii="Aptos" w:hAnsi="Aptos" w:eastAsia="ＭＳ 明朝" w:cs="Arial"/>
+                <w:kern w:val="0"/>
+                <w:sz w:val="24"/>
+                <w:szCs w:val="24"/>
+                <w:lang w:val="en-US" w:eastAsia="ja-JP" w:bidi="ar-SA"/>
+              </w:rPr>
+            </w:pPr>
+            <w:r>
+              <w:rPr>
+                <w:rFonts w:eastAsia="Segoe UI" w:cs="Segoe UI" w:ascii="Segoe UI" w:hAnsi="Segoe UI"/>
+                <w:color w:val="101820"/>
+                <w:kern w:val="0"/>
+                <w:sz w:val="18"/>
+                <w:szCs w:val="24"/>
+                <w:lang w:val="en-US" w:eastAsia="ja-JP" w:bidi="ar-SA"/>
+              </w:rPr>
+              <w:t>Activation of the AML/CFT toolkit</w:t>
+            </w:r>
+          </w:p>
+        </w:tc>
+        <w:tc>
+          <w:tcPr>
+            <w:tcW w:w="3108" w:type="dxa"/>
+            <w:tcBorders>
+              <w:top w:val="single" w:sz="4" w:space="0" w:color="BFC7D1"/>
+              <w:left w:val="single" w:sz="4" w:space="0" w:color="BFC7D1"/>
+              <w:bottom w:val="single" w:sz="4" w:space="0" w:color="BFC7D1"/>
+              <w:right w:val="single" w:sz="4" w:space="0" w:color="BFC7D1"/>
+            </w:tcBorders>
+          </w:tcPr>
+          <w:p>
+            <w:pPr>
+              <w:pStyle w:val="Normal"/>
+              <w:widowControl/>
+              <w:spacing w:lineRule="auto" w:line="240" w:before="0" w:after="20"/>
+              <w:jc w:val="left"/>
+              <w:rPr>
+                <w:rFonts w:ascii="Aptos" w:hAnsi="Aptos" w:eastAsia="ＭＳ 明朝" w:cs="Arial"/>
+                <w:kern w:val="0"/>
+                <w:sz w:val="24"/>
+                <w:szCs w:val="24"/>
+                <w:lang w:val="en-US" w:eastAsia="ja-JP" w:bidi="ar-SA"/>
+              </w:rPr>
+            </w:pPr>
+            <w:r>
+              <w:rPr>
+                <w:rFonts w:eastAsia="Segoe UI" w:cs="Segoe UI" w:ascii="Segoe UI" w:hAnsi="Segoe UI"/>
+                <w:color w:val="101820"/>
+                <w:kern w:val="0"/>
+                <w:sz w:val="18"/>
+                <w:szCs w:val="24"/>
+                <w:lang w:val="en-US" w:eastAsia="ja-JP" w:bidi="ar-SA"/>
+              </w:rPr>
+              <w:t>8 man-days; PHP 130,000.00 one-time</w:t>
+            </w:r>
+          </w:p>
+        </w:tc>
+        <w:tc>
+          <w:tcPr>
+            <w:tcW w:w="1123" w:type="dxa"/>
+            <w:tcBorders>
+              <w:top w:val="single" w:sz="4" w:space="0" w:color="BFC7D1"/>
+              <w:left w:val="single" w:sz="4" w:space="0" w:color="BFC7D1"/>
+              <w:bottom w:val="single" w:sz="4" w:space="0" w:color="BFC7D1"/>
+              <w:right w:val="single" w:sz="4" w:space="0" w:color="BFC7D1"/>
+            </w:tcBorders>
+          </w:tcPr>
+          <w:p>
+            <w:pPr>
+              <w:pStyle w:val="Normal"/>
+              <w:widowControl/>
+              <w:spacing w:lineRule="auto" w:line="240" w:before="0" w:after="20"/>
+              <w:jc w:val="left"/>
+              <w:rPr>
+                <w:rFonts w:ascii="Aptos" w:hAnsi="Aptos" w:eastAsia="ＭＳ 明朝" w:cs="Arial"/>
+                <w:kern w:val="0"/>
+                <w:sz w:val="24"/>
+                <w:szCs w:val="24"/>
+                <w:lang w:val="en-US" w:eastAsia="ja-JP" w:bidi="ar-SA"/>
+              </w:rPr>
+            </w:pPr>
+            <w:r>
+              <w:rPr>
+                <w:rFonts w:eastAsia="Segoe UI" w:cs="Segoe UI" w:ascii="Segoe UI" w:hAnsi="Segoe UI"/>
+                <w:color w:val="101820"/>
+                <w:kern w:val="0"/>
+                <w:sz w:val="18"/>
+                <w:szCs w:val="24"/>
+                <w:lang w:val="en-US" w:eastAsia="ja-JP" w:bidi="ar-SA"/>
+              </w:rPr>
+              <w:t>[0 / 1]</w:t>
+            </w:r>
+          </w:p>
+        </w:tc>
+        <w:tc>
+          <w:tcPr>
+            <w:tcW w:w="941" w:type="dxa"/>
+            <w:tcBorders>
+              <w:top w:val="single" w:sz="4" w:space="0" w:color="BFC7D1"/>
+              <w:left w:val="single" w:sz="4" w:space="0" w:color="BFC7D1"/>
+              <w:bottom w:val="single" w:sz="4" w:space="0" w:color="BFC7D1"/>
+              <w:right w:val="single" w:sz="4" w:space="0" w:color="BFC7D1"/>
+            </w:tcBorders>
+          </w:tcPr>
+          <w:p>
+            <w:pPr>
+              <w:pStyle w:val="Normal"/>
+              <w:widowControl/>
+              <w:spacing w:lineRule="auto" w:line="240" w:before="0" w:after="20"/>
+              <w:jc w:val="left"/>
+              <w:rPr>
+                <w:rFonts w:ascii="Aptos" w:hAnsi="Aptos" w:eastAsia="ＭＳ 明朝" w:cs="Arial"/>
+                <w:kern w:val="0"/>
+                <w:sz w:val="24"/>
+                <w:szCs w:val="24"/>
+                <w:lang w:val="en-US" w:eastAsia="ja-JP" w:bidi="ar-SA"/>
+              </w:rPr>
+            </w:pPr>
+            <w:r>
+              <w:rPr>
+                <w:rFonts w:eastAsia="Segoe UI" w:cs="Segoe UI" w:ascii="Segoe UI" w:hAnsi="Segoe UI"/>
+                <w:color w:val="101820"/>
+                <w:kern w:val="0"/>
+                <w:sz w:val="18"/>
+                <w:szCs w:val="24"/>
+                <w:lang w:val="en-US" w:eastAsia="ja-JP" w:bidi="ar-SA"/>
+              </w:rPr>
+              <w:t>[amount]</w:t>
+            </w:r>
+          </w:p>
+        </w:tc>
+      </w:tr>
+      <w:tr>
+        <w:trPr/>
+        <w:tc>
+          <w:tcPr>
+            <w:tcW w:w="3841" w:type="dxa"/>
+            <w:tcBorders>
+              <w:top w:val="single" w:sz="4" w:space="0" w:color="BFC7D1"/>
+              <w:left w:val="single" w:sz="4" w:space="0" w:color="BFC7D1"/>
+              <w:bottom w:val="single" w:sz="4" w:space="0" w:color="BFC7D1"/>
+              <w:right w:val="single" w:sz="4" w:space="0" w:color="BFC7D1"/>
+            </w:tcBorders>
+          </w:tcPr>
+          <w:p>
+            <w:pPr>
+              <w:pStyle w:val="Normal"/>
+              <w:widowControl/>
+              <w:spacing w:lineRule="auto" w:line="240" w:before="0" w:after="20"/>
+              <w:jc w:val="left"/>
+              <w:rPr>
+                <w:rFonts w:ascii="Aptos" w:hAnsi="Aptos" w:eastAsia="ＭＳ 明朝" w:cs="Arial"/>
+                <w:kern w:val="0"/>
+                <w:sz w:val="24"/>
+                <w:szCs w:val="24"/>
+                <w:lang w:val="en-US" w:eastAsia="ja-JP" w:bidi="ar-SA"/>
+              </w:rPr>
+            </w:pPr>
+            <w:r>
+              <w:rPr>
+                <w:rFonts w:eastAsia="Segoe UI" w:cs="Segoe UI" w:ascii="Segoe UI" w:hAnsi="Segoe UI"/>
+                <w:color w:val="101820"/>
+                <w:kern w:val="0"/>
+                <w:sz w:val="18"/>
+                <w:szCs w:val="24"/>
+                <w:lang w:val="en-US" w:eastAsia="ja-JP" w:bidi="ar-SA"/>
+              </w:rPr>
+              <w:t>Activation of the IC compliance registers</w:t>
+            </w:r>
+          </w:p>
+        </w:tc>
+        <w:tc>
+          <w:tcPr>
+            <w:tcW w:w="3108" w:type="dxa"/>
+            <w:tcBorders>
+              <w:top w:val="single" w:sz="4" w:space="0" w:color="BFC7D1"/>
+              <w:left w:val="single" w:sz="4" w:space="0" w:color="BFC7D1"/>
+              <w:bottom w:val="single" w:sz="4" w:space="0" w:color="BFC7D1"/>
+              <w:right w:val="single" w:sz="4" w:space="0" w:color="BFC7D1"/>
+            </w:tcBorders>
+          </w:tcPr>
+          <w:p>
+            <w:pPr>
+              <w:pStyle w:val="Normal"/>
+              <w:widowControl/>
+              <w:spacing w:lineRule="auto" w:line="240" w:before="0" w:after="20"/>
+              <w:jc w:val="left"/>
+              <w:rPr>
+                <w:rFonts w:ascii="Aptos" w:hAnsi="Aptos" w:eastAsia="ＭＳ 明朝" w:cs="Arial"/>
+                <w:kern w:val="0"/>
+                <w:sz w:val="24"/>
+                <w:szCs w:val="24"/>
+                <w:lang w:val="en-US" w:eastAsia="ja-JP" w:bidi="ar-SA"/>
+              </w:rPr>
+            </w:pPr>
+            <w:r>
+              <w:rPr>
+                <w:rFonts w:eastAsia="Segoe UI" w:cs="Segoe UI" w:ascii="Segoe UI" w:hAnsi="Segoe UI"/>
+                <w:color w:val="101820"/>
+                <w:kern w:val="0"/>
+                <w:sz w:val="18"/>
+                <w:szCs w:val="24"/>
+                <w:lang w:val="en-US" w:eastAsia="ja-JP" w:bidi="ar-SA"/>
+              </w:rPr>
+              <w:t>6 man-days; PHP 100,000.00 one-time</w:t>
+            </w:r>
+          </w:p>
+        </w:tc>
+        <w:tc>
+          <w:tcPr>
+            <w:tcW w:w="1123" w:type="dxa"/>
+            <w:tcBorders>
+              <w:top w:val="single" w:sz="4" w:space="0" w:color="BFC7D1"/>
+              <w:left w:val="single" w:sz="4" w:space="0" w:color="BFC7D1"/>
+              <w:bottom w:val="single" w:sz="4" w:space="0" w:color="BFC7D1"/>
+              <w:right w:val="single" w:sz="4" w:space="0" w:color="BFC7D1"/>
+            </w:tcBorders>
+          </w:tcPr>
+          <w:p>
+            <w:pPr>
+              <w:pStyle w:val="Normal"/>
+              <w:widowControl/>
+              <w:spacing w:lineRule="auto" w:line="240" w:before="0" w:after="20"/>
+              <w:jc w:val="left"/>
+              <w:rPr>
+                <w:rFonts w:ascii="Aptos" w:hAnsi="Aptos" w:eastAsia="ＭＳ 明朝" w:cs="Arial"/>
+                <w:kern w:val="0"/>
+                <w:sz w:val="24"/>
+                <w:szCs w:val="24"/>
+                <w:lang w:val="en-US" w:eastAsia="ja-JP" w:bidi="ar-SA"/>
+              </w:rPr>
+            </w:pPr>
+            <w:r>
+              <w:rPr>
+                <w:rFonts w:eastAsia="Segoe UI" w:cs="Segoe UI" w:ascii="Segoe UI" w:hAnsi="Segoe UI"/>
+                <w:color w:val="101820"/>
+                <w:kern w:val="0"/>
+                <w:sz w:val="18"/>
+                <w:szCs w:val="24"/>
+                <w:lang w:val="en-US" w:eastAsia="ja-JP" w:bidi="ar-SA"/>
+              </w:rPr>
+              <w:t>[0 / 1]</w:t>
+            </w:r>
+          </w:p>
+        </w:tc>
+        <w:tc>
+          <w:tcPr>
+            <w:tcW w:w="941" w:type="dxa"/>
+            <w:tcBorders>
+              <w:top w:val="single" w:sz="4" w:space="0" w:color="BFC7D1"/>
+              <w:left w:val="single" w:sz="4" w:space="0" w:color="BFC7D1"/>
+              <w:bottom w:val="single" w:sz="4" w:space="0" w:color="BFC7D1"/>
+              <w:right w:val="single" w:sz="4" w:space="0" w:color="BFC7D1"/>
+            </w:tcBorders>
+          </w:tcPr>
+          <w:p>
+            <w:pPr>
+              <w:pStyle w:val="Normal"/>
+              <w:widowControl/>
+              <w:spacing w:lineRule="auto" w:line="240" w:before="0" w:after="20"/>
+              <w:jc w:val="left"/>
+              <w:rPr>
+                <w:rFonts w:ascii="Aptos" w:hAnsi="Aptos" w:eastAsia="ＭＳ 明朝" w:cs="Arial"/>
+                <w:kern w:val="0"/>
+                <w:sz w:val="24"/>
+                <w:szCs w:val="24"/>
+                <w:lang w:val="en-US" w:eastAsia="ja-JP" w:bidi="ar-SA"/>
+              </w:rPr>
+            </w:pPr>
+            <w:r>
+              <w:rPr>
+                <w:rFonts w:eastAsia="Segoe UI" w:cs="Segoe UI" w:ascii="Segoe UI" w:hAnsi="Segoe UI"/>
+                <w:color w:val="101820"/>
+                <w:kern w:val="0"/>
+                <w:sz w:val="18"/>
+                <w:szCs w:val="24"/>
+                <w:lang w:val="en-US" w:eastAsia="ja-JP" w:bidi="ar-SA"/>
+              </w:rPr>
+              <w:t>[amount]</w:t>
+            </w:r>
+          </w:p>
+        </w:tc>
+      </w:tr>
+      <w:tr>
+        <w:trPr/>
+        <w:tc>
+          <w:tcPr>
+            <w:tcW w:w="3841" w:type="dxa"/>
+            <w:tcBorders>
+              <w:top w:val="single" w:sz="4" w:space="0" w:color="BFC7D1"/>
+              <w:left w:val="single" w:sz="4" w:space="0" w:color="BFC7D1"/>
+              <w:bottom w:val="single" w:sz="4" w:space="0" w:color="BFC7D1"/>
+              <w:right w:val="single" w:sz="4" w:space="0" w:color="BFC7D1"/>
+            </w:tcBorders>
+          </w:tcPr>
+          <w:p>
+            <w:pPr>
+              <w:pStyle w:val="Normal"/>
+              <w:widowControl/>
+              <w:spacing w:lineRule="auto" w:line="240" w:before="0" w:after="20"/>
+              <w:jc w:val="left"/>
+              <w:rPr>
+                <w:rFonts w:ascii="Aptos" w:hAnsi="Aptos" w:eastAsia="ＭＳ 明朝" w:cs="Arial"/>
+                <w:kern w:val="0"/>
+                <w:sz w:val="24"/>
+                <w:szCs w:val="24"/>
+                <w:lang w:val="en-US" w:eastAsia="ja-JP" w:bidi="ar-SA"/>
+              </w:rPr>
+            </w:pPr>
+            <w:r>
+              <w:rPr>
+                <w:rFonts w:eastAsia="Segoe UI" w:cs="Segoe UI" w:ascii="Segoe UI" w:hAnsi="Segoe UI"/>
+                <w:color w:val="101820"/>
+                <w:kern w:val="0"/>
+                <w:sz w:val="18"/>
+                <w:szCs w:val="24"/>
+                <w:lang w:val="en-US" w:eastAsia="ja-JP" w:bidi="ar-SA"/>
+              </w:rPr>
+              <w:t>Activation of the BIR pack</w:t>
+            </w:r>
+          </w:p>
+        </w:tc>
+        <w:tc>
+          <w:tcPr>
+            <w:tcW w:w="3108" w:type="dxa"/>
+            <w:tcBorders>
+              <w:top w:val="single" w:sz="4" w:space="0" w:color="BFC7D1"/>
+              <w:left w:val="single" w:sz="4" w:space="0" w:color="BFC7D1"/>
+              <w:bottom w:val="single" w:sz="4" w:space="0" w:color="BFC7D1"/>
+              <w:right w:val="single" w:sz="4" w:space="0" w:color="BFC7D1"/>
+            </w:tcBorders>
+          </w:tcPr>
+          <w:p>
+            <w:pPr>
+              <w:pStyle w:val="Normal"/>
+              <w:widowControl/>
+              <w:spacing w:lineRule="auto" w:line="240" w:before="0" w:after="20"/>
+              <w:jc w:val="left"/>
+              <w:rPr>
+                <w:rFonts w:ascii="Aptos" w:hAnsi="Aptos" w:eastAsia="ＭＳ 明朝" w:cs="Arial"/>
+                <w:kern w:val="0"/>
+                <w:sz w:val="24"/>
+                <w:szCs w:val="24"/>
+                <w:lang w:val="en-US" w:eastAsia="ja-JP" w:bidi="ar-SA"/>
+              </w:rPr>
+            </w:pPr>
+            <w:r>
+              <w:rPr>
+                <w:rFonts w:eastAsia="Segoe UI" w:cs="Segoe UI" w:ascii="Segoe UI" w:hAnsi="Segoe UI"/>
+                <w:color w:val="101820"/>
+                <w:kern w:val="0"/>
+                <w:sz w:val="18"/>
+                <w:szCs w:val="24"/>
+                <w:lang w:val="en-US" w:eastAsia="ja-JP" w:bidi="ar-SA"/>
+              </w:rPr>
+              <w:t>8 man-days; PHP 130,000.00 one-time</w:t>
+            </w:r>
+          </w:p>
+        </w:tc>
+        <w:tc>
+          <w:tcPr>
+            <w:tcW w:w="1123" w:type="dxa"/>
+            <w:tcBorders>
+              <w:top w:val="single" w:sz="4" w:space="0" w:color="BFC7D1"/>
+              <w:left w:val="single" w:sz="4" w:space="0" w:color="BFC7D1"/>
+              <w:bottom w:val="single" w:sz="4" w:space="0" w:color="BFC7D1"/>
+              <w:right w:val="single" w:sz="4" w:space="0" w:color="BFC7D1"/>
+            </w:tcBorders>
+          </w:tcPr>
+          <w:p>
+            <w:pPr>
+              <w:pStyle w:val="Normal"/>
+              <w:widowControl/>
+              <w:spacing w:lineRule="auto" w:line="240" w:before="0" w:after="20"/>
+              <w:jc w:val="left"/>
+              <w:rPr>
+                <w:rFonts w:ascii="Aptos" w:hAnsi="Aptos" w:eastAsia="ＭＳ 明朝" w:cs="Arial"/>
+                <w:kern w:val="0"/>
+                <w:sz w:val="24"/>
+                <w:szCs w:val="24"/>
+                <w:lang w:val="en-US" w:eastAsia="ja-JP" w:bidi="ar-SA"/>
+              </w:rPr>
+            </w:pPr>
+            <w:r>
+              <w:rPr>
+                <w:rFonts w:eastAsia="Segoe UI" w:cs="Segoe UI" w:ascii="Segoe UI" w:hAnsi="Segoe UI"/>
+                <w:color w:val="101820"/>
+                <w:kern w:val="0"/>
+                <w:sz w:val="18"/>
+                <w:szCs w:val="24"/>
+                <w:lang w:val="en-US" w:eastAsia="ja-JP" w:bidi="ar-SA"/>
+              </w:rPr>
+              <w:t>[0 / 1]</w:t>
+            </w:r>
+          </w:p>
+        </w:tc>
+        <w:tc>
+          <w:tcPr>
+            <w:tcW w:w="941" w:type="dxa"/>
+            <w:tcBorders>
+              <w:top w:val="single" w:sz="4" w:space="0" w:color="BFC7D1"/>
+              <w:left w:val="single" w:sz="4" w:space="0" w:color="BFC7D1"/>
+              <w:bottom w:val="single" w:sz="4" w:space="0" w:color="BFC7D1"/>
+              <w:right w:val="single" w:sz="4" w:space="0" w:color="BFC7D1"/>
+            </w:tcBorders>
+          </w:tcPr>
+          <w:p>
+            <w:pPr>
+              <w:pStyle w:val="Normal"/>
+              <w:widowControl/>
+              <w:spacing w:lineRule="auto" w:line="240" w:before="0" w:after="20"/>
+              <w:jc w:val="left"/>
+              <w:rPr>
+                <w:rFonts w:ascii="Aptos" w:hAnsi="Aptos" w:eastAsia="ＭＳ 明朝" w:cs="Arial"/>
+                <w:kern w:val="0"/>
+                <w:sz w:val="24"/>
+                <w:szCs w:val="24"/>
+                <w:lang w:val="en-US" w:eastAsia="ja-JP" w:bidi="ar-SA"/>
+              </w:rPr>
+            </w:pPr>
+            <w:r>
+              <w:rPr>
+                <w:rFonts w:eastAsia="Segoe UI" w:cs="Segoe UI" w:ascii="Segoe UI" w:hAnsi="Segoe UI"/>
+                <w:color w:val="101820"/>
+                <w:kern w:val="0"/>
+                <w:sz w:val="18"/>
+                <w:szCs w:val="24"/>
+                <w:lang w:val="en-US" w:eastAsia="ja-JP" w:bidi="ar-SA"/>
+              </w:rPr>
+              <w:t>[amount]</w:t>
+            </w:r>
+          </w:p>
+        </w:tc>
+      </w:tr>
+      <w:tr>
+        <w:trPr/>
+        <w:tc>
+          <w:tcPr>
+            <w:tcW w:w="3841" w:type="dxa"/>
+            <w:tcBorders>
+              <w:top w:val="single" w:sz="4" w:space="0" w:color="BFC7D1"/>
+              <w:left w:val="single" w:sz="4" w:space="0" w:color="BFC7D1"/>
+              <w:bottom w:val="single" w:sz="4" w:space="0" w:color="BFC7D1"/>
+              <w:right w:val="single" w:sz="4" w:space="0" w:color="BFC7D1"/>
+            </w:tcBorders>
+          </w:tcPr>
+          <w:p>
+            <w:pPr>
+              <w:pStyle w:val="Normal"/>
+              <w:widowControl/>
+              <w:spacing w:lineRule="auto" w:line="240" w:before="0" w:after="20"/>
+              <w:jc w:val="left"/>
+              <w:rPr>
+                <w:rFonts w:ascii="Aptos" w:hAnsi="Aptos" w:eastAsia="ＭＳ 明朝" w:cs="Arial"/>
+                <w:kern w:val="0"/>
+                <w:sz w:val="24"/>
+                <w:szCs w:val="24"/>
+                <w:lang w:val="en-US" w:eastAsia="ja-JP" w:bidi="ar-SA"/>
+              </w:rPr>
+            </w:pPr>
+            <w:r>
+              <w:rPr>
+                <w:rFonts w:eastAsia="Segoe UI" w:cs="Segoe UI" w:ascii="Segoe UI" w:hAnsi="Segoe UI"/>
+                <w:color w:val="101820"/>
+                <w:kern w:val="0"/>
+                <w:sz w:val="18"/>
+                <w:szCs w:val="24"/>
+                <w:lang w:val="en-US" w:eastAsia="ja-JP" w:bidi="ar-SA"/>
+              </w:rPr>
+              <w:t>Dealer programme set-up</w:t>
+            </w:r>
+          </w:p>
+        </w:tc>
+        <w:tc>
+          <w:tcPr>
+            <w:tcW w:w="3108" w:type="dxa"/>
+            <w:tcBorders>
+              <w:top w:val="single" w:sz="4" w:space="0" w:color="BFC7D1"/>
+              <w:left w:val="single" w:sz="4" w:space="0" w:color="BFC7D1"/>
+              <w:bottom w:val="single" w:sz="4" w:space="0" w:color="BFC7D1"/>
+              <w:right w:val="single" w:sz="4" w:space="0" w:color="BFC7D1"/>
+            </w:tcBorders>
+          </w:tcPr>
+          <w:p>
+            <w:pPr>
+              <w:pStyle w:val="Normal"/>
+              <w:widowControl/>
+              <w:spacing w:lineRule="auto" w:line="240" w:before="0" w:after="20"/>
+              <w:jc w:val="left"/>
+              <w:rPr>
+                <w:rFonts w:ascii="Aptos" w:hAnsi="Aptos" w:eastAsia="ＭＳ 明朝" w:cs="Arial"/>
+                <w:kern w:val="0"/>
+                <w:sz w:val="24"/>
+                <w:szCs w:val="24"/>
+                <w:lang w:val="en-US" w:eastAsia="ja-JP" w:bidi="ar-SA"/>
+              </w:rPr>
+            </w:pPr>
+            <w:r>
+              <w:rPr>
+                <w:rFonts w:eastAsia="Segoe UI" w:cs="Segoe UI" w:ascii="Segoe UI" w:hAnsi="Segoe UI"/>
+                <w:color w:val="101820"/>
+                <w:kern w:val="0"/>
+                <w:sz w:val="18"/>
+                <w:szCs w:val="24"/>
+                <w:lang w:val="en-US" w:eastAsia="ja-JP" w:bidi="ar-SA"/>
+              </w:rPr>
+              <w:t>3 man-days; PHP 50,000.00 per programme</w:t>
+            </w:r>
+          </w:p>
+        </w:tc>
+        <w:tc>
+          <w:tcPr>
+            <w:tcW w:w="1123" w:type="dxa"/>
+            <w:tcBorders>
+              <w:top w:val="single" w:sz="4" w:space="0" w:color="BFC7D1"/>
+              <w:left w:val="single" w:sz="4" w:space="0" w:color="BFC7D1"/>
+              <w:bottom w:val="single" w:sz="4" w:space="0" w:color="BFC7D1"/>
+              <w:right w:val="single" w:sz="4" w:space="0" w:color="BFC7D1"/>
+            </w:tcBorders>
+          </w:tcPr>
+          <w:p>
+            <w:pPr>
+              <w:pStyle w:val="Normal"/>
+              <w:widowControl/>
+              <w:spacing w:lineRule="auto" w:line="240" w:before="0" w:after="20"/>
+              <w:jc w:val="left"/>
+              <w:rPr>
+                <w:rFonts w:ascii="Aptos" w:hAnsi="Aptos" w:eastAsia="ＭＳ 明朝" w:cs="Arial"/>
+                <w:kern w:val="0"/>
+                <w:sz w:val="24"/>
+                <w:szCs w:val="24"/>
+                <w:lang w:val="en-US" w:eastAsia="ja-JP" w:bidi="ar-SA"/>
+              </w:rPr>
+            </w:pPr>
+            <w:r>
+              <w:rPr>
+                <w:rFonts w:eastAsia="Segoe UI" w:cs="Segoe UI" w:ascii="Segoe UI" w:hAnsi="Segoe UI"/>
+                <w:color w:val="101820"/>
+                <w:kern w:val="0"/>
+                <w:sz w:val="18"/>
+                <w:szCs w:val="24"/>
+                <w:lang w:val="en-US" w:eastAsia="ja-JP" w:bidi="ar-SA"/>
+              </w:rPr>
+              <w:t>[number]</w:t>
+            </w:r>
+          </w:p>
+        </w:tc>
+        <w:tc>
+          <w:tcPr>
+            <w:tcW w:w="941" w:type="dxa"/>
+            <w:tcBorders>
+              <w:top w:val="single" w:sz="4" w:space="0" w:color="BFC7D1"/>
+              <w:left w:val="single" w:sz="4" w:space="0" w:color="BFC7D1"/>
+              <w:bottom w:val="single" w:sz="4" w:space="0" w:color="BFC7D1"/>
+              <w:right w:val="single" w:sz="4" w:space="0" w:color="BFC7D1"/>
+            </w:tcBorders>
+          </w:tcPr>
+          <w:p>
+            <w:pPr>
+              <w:pStyle w:val="Normal"/>
+              <w:widowControl/>
+              <w:spacing w:lineRule="auto" w:line="240" w:before="0" w:after="20"/>
+              <w:jc w:val="left"/>
+              <w:rPr>
+                <w:rFonts w:ascii="Aptos" w:hAnsi="Aptos" w:eastAsia="ＭＳ 明朝" w:cs="Arial"/>
+                <w:kern w:val="0"/>
+                <w:sz w:val="24"/>
+                <w:szCs w:val="24"/>
+                <w:lang w:val="en-US" w:eastAsia="ja-JP" w:bidi="ar-SA"/>
+              </w:rPr>
+            </w:pPr>
+            <w:r>
+              <w:rPr>
+                <w:rFonts w:eastAsia="Segoe UI" w:cs="Segoe UI" w:ascii="Segoe UI" w:hAnsi="Segoe UI"/>
+                <w:color w:val="101820"/>
+                <w:kern w:val="0"/>
+                <w:sz w:val="18"/>
+                <w:szCs w:val="24"/>
+                <w:lang w:val="en-US" w:eastAsia="ja-JP" w:bidi="ar-SA"/>
+              </w:rPr>
+              <w:t>[amount]</w:t>
+            </w:r>
+          </w:p>
+        </w:tc>
+      </w:tr>
+      <w:tr>
+        <w:trPr/>
+        <w:tc>
+          <w:tcPr>
+            <w:tcW w:w="3841" w:type="dxa"/>
+            <w:tcBorders>
+              <w:top w:val="single" w:sz="4" w:space="0" w:color="BFC7D1"/>
+              <w:left w:val="single" w:sz="4" w:space="0" w:color="BFC7D1"/>
+              <w:bottom w:val="single" w:sz="4" w:space="0" w:color="BFC7D1"/>
+              <w:right w:val="single" w:sz="4" w:space="0" w:color="BFC7D1"/>
+            </w:tcBorders>
+          </w:tcPr>
+          <w:p>
+            <w:pPr>
+              <w:pStyle w:val="Normal"/>
+              <w:widowControl/>
+              <w:spacing w:lineRule="auto" w:line="240" w:before="0" w:after="20"/>
+              <w:jc w:val="left"/>
+              <w:rPr>
+                <w:rFonts w:ascii="Aptos" w:hAnsi="Aptos" w:eastAsia="ＭＳ 明朝" w:cs="Arial"/>
+                <w:kern w:val="0"/>
+                <w:sz w:val="24"/>
+                <w:szCs w:val="24"/>
+                <w:lang w:val="en-US" w:eastAsia="ja-JP" w:bidi="ar-SA"/>
+              </w:rPr>
+            </w:pPr>
+            <w:r>
+              <w:rPr>
+                <w:rFonts w:eastAsia="Segoe UI" w:cs="Segoe UI" w:ascii="Segoe UI" w:hAnsi="Segoe UI"/>
+                <w:color w:val="101820"/>
+                <w:kern w:val="0"/>
+                <w:sz w:val="18"/>
+                <w:szCs w:val="24"/>
+                <w:lang w:val="en-US" w:eastAsia="ja-JP" w:bidi="ar-SA"/>
+              </w:rPr>
+              <w:t>Client brand pack</w:t>
+            </w:r>
+          </w:p>
+        </w:tc>
+        <w:tc>
+          <w:tcPr>
+            <w:tcW w:w="3108" w:type="dxa"/>
+            <w:tcBorders>
+              <w:top w:val="single" w:sz="4" w:space="0" w:color="BFC7D1"/>
+              <w:left w:val="single" w:sz="4" w:space="0" w:color="BFC7D1"/>
+              <w:bottom w:val="single" w:sz="4" w:space="0" w:color="BFC7D1"/>
+              <w:right w:val="single" w:sz="4" w:space="0" w:color="BFC7D1"/>
+            </w:tcBorders>
+          </w:tcPr>
+          <w:p>
+            <w:pPr>
+              <w:pStyle w:val="Normal"/>
+              <w:widowControl/>
+              <w:spacing w:lineRule="auto" w:line="240" w:before="0" w:after="20"/>
+              <w:jc w:val="left"/>
+              <w:rPr>
+                <w:rFonts w:ascii="Aptos" w:hAnsi="Aptos" w:eastAsia="ＭＳ 明朝" w:cs="Arial"/>
+                <w:kern w:val="0"/>
+                <w:sz w:val="24"/>
+                <w:szCs w:val="24"/>
+                <w:lang w:val="en-US" w:eastAsia="ja-JP" w:bidi="ar-SA"/>
+              </w:rPr>
+            </w:pPr>
+            <w:r>
+              <w:rPr>
+                <w:rFonts w:eastAsia="Segoe UI" w:cs="Segoe UI" w:ascii="Segoe UI" w:hAnsi="Segoe UI"/>
+                <w:color w:val="101820"/>
+                <w:kern w:val="0"/>
+                <w:sz w:val="18"/>
+                <w:szCs w:val="24"/>
+                <w:lang w:val="en-US" w:eastAsia="ja-JP" w:bidi="ar-SA"/>
+              </w:rPr>
+              <w:t>2 man-days; PHP 30,000.00 per pack</w:t>
+            </w:r>
+          </w:p>
+        </w:tc>
+        <w:tc>
+          <w:tcPr>
+            <w:tcW w:w="1123" w:type="dxa"/>
+            <w:tcBorders>
+              <w:top w:val="single" w:sz="4" w:space="0" w:color="BFC7D1"/>
+              <w:left w:val="single" w:sz="4" w:space="0" w:color="BFC7D1"/>
+              <w:bottom w:val="single" w:sz="4" w:space="0" w:color="BFC7D1"/>
+              <w:right w:val="single" w:sz="4" w:space="0" w:color="BFC7D1"/>
+            </w:tcBorders>
+          </w:tcPr>
+          <w:p>
+            <w:pPr>
+              <w:pStyle w:val="Normal"/>
+              <w:widowControl/>
+              <w:spacing w:lineRule="auto" w:line="240" w:before="0" w:after="20"/>
+              <w:jc w:val="left"/>
+              <w:rPr>
+                <w:rFonts w:ascii="Aptos" w:hAnsi="Aptos" w:eastAsia="ＭＳ 明朝" w:cs="Arial"/>
+                <w:kern w:val="0"/>
+                <w:sz w:val="24"/>
+                <w:szCs w:val="24"/>
+                <w:lang w:val="en-US" w:eastAsia="ja-JP" w:bidi="ar-SA"/>
+              </w:rPr>
+            </w:pPr>
+            <w:r>
+              <w:rPr>
+                <w:rFonts w:eastAsia="Segoe UI" w:cs="Segoe UI" w:ascii="Segoe UI" w:hAnsi="Segoe UI"/>
+                <w:color w:val="101820"/>
+                <w:kern w:val="0"/>
+                <w:sz w:val="18"/>
+                <w:szCs w:val="24"/>
+                <w:lang w:val="en-US" w:eastAsia="ja-JP" w:bidi="ar-SA"/>
+              </w:rPr>
+              <w:t>[number]</w:t>
+            </w:r>
+          </w:p>
+        </w:tc>
+        <w:tc>
+          <w:tcPr>
+            <w:tcW w:w="941" w:type="dxa"/>
+            <w:tcBorders>
+              <w:top w:val="single" w:sz="4" w:space="0" w:color="BFC7D1"/>
+              <w:left w:val="single" w:sz="4" w:space="0" w:color="BFC7D1"/>
+              <w:bottom w:val="single" w:sz="4" w:space="0" w:color="BFC7D1"/>
+              <w:right w:val="single" w:sz="4" w:space="0" w:color="BFC7D1"/>
+            </w:tcBorders>
+          </w:tcPr>
+          <w:p>
+            <w:pPr>
+              <w:pStyle w:val="Normal"/>
+              <w:widowControl/>
+              <w:spacing w:lineRule="auto" w:line="240" w:before="0" w:after="20"/>
+              <w:jc w:val="left"/>
+              <w:rPr>
+                <w:rFonts w:ascii="Aptos" w:hAnsi="Aptos" w:eastAsia="ＭＳ 明朝" w:cs="Arial"/>
+                <w:kern w:val="0"/>
+                <w:sz w:val="24"/>
+                <w:szCs w:val="24"/>
+                <w:lang w:val="en-US" w:eastAsia="ja-JP" w:bidi="ar-SA"/>
+              </w:rPr>
+            </w:pPr>
+            <w:r>
+              <w:rPr>
+                <w:rFonts w:eastAsia="Segoe UI" w:cs="Segoe UI" w:ascii="Segoe UI" w:hAnsi="Segoe UI"/>
+                <w:color w:val="101820"/>
+                <w:kern w:val="0"/>
+                <w:sz w:val="18"/>
+                <w:szCs w:val="24"/>
+                <w:lang w:val="en-US" w:eastAsia="ja-JP" w:bidi="ar-SA"/>
+              </w:rPr>
+              <w:t>[amount]</w:t>
+            </w:r>
+          </w:p>
+        </w:tc>
+      </w:tr>
+      <w:tr>
+        <w:trPr/>
+        <w:tc>
+          <w:tcPr>
+            <w:tcW w:w="3841" w:type="dxa"/>
+            <w:tcBorders>
+              <w:top w:val="single" w:sz="4" w:space="0" w:color="BFC7D1"/>
+              <w:left w:val="single" w:sz="4" w:space="0" w:color="BFC7D1"/>
+              <w:bottom w:val="single" w:sz="4" w:space="0" w:color="BFC7D1"/>
+              <w:right w:val="single" w:sz="4" w:space="0" w:color="BFC7D1"/>
+            </w:tcBorders>
+          </w:tcPr>
+          <w:p>
+            <w:pPr>
+              <w:pStyle w:val="Normal"/>
+              <w:widowControl/>
+              <w:spacing w:lineRule="auto" w:line="240" w:before="0" w:after="20"/>
+              <w:jc w:val="left"/>
+              <w:rPr>
+                <w:rFonts w:ascii="Aptos" w:hAnsi="Aptos" w:eastAsia="ＭＳ 明朝" w:cs="Arial"/>
+                <w:kern w:val="0"/>
+                <w:sz w:val="24"/>
+                <w:szCs w:val="24"/>
+                <w:lang w:val="en-US" w:eastAsia="ja-JP" w:bidi="ar-SA"/>
+              </w:rPr>
+            </w:pPr>
+            <w:r>
+              <w:rPr>
+                <w:rFonts w:eastAsia="Segoe UI" w:cs="Segoe UI" w:ascii="Segoe UI" w:hAnsi="Segoe UI"/>
+                <w:color w:val="101820"/>
+                <w:kern w:val="0"/>
+                <w:sz w:val="18"/>
+                <w:szCs w:val="24"/>
+                <w:lang w:val="en-US" w:eastAsia="ja-JP" w:bidi="ar-SA"/>
+              </w:rPr>
+              <w:t>AMLC reporting file validation and portal test</w:t>
+            </w:r>
+          </w:p>
+        </w:tc>
+        <w:tc>
+          <w:tcPr>
+            <w:tcW w:w="3108" w:type="dxa"/>
+            <w:tcBorders>
+              <w:top w:val="single" w:sz="4" w:space="0" w:color="BFC7D1"/>
+              <w:left w:val="single" w:sz="4" w:space="0" w:color="BFC7D1"/>
+              <w:bottom w:val="single" w:sz="4" w:space="0" w:color="BFC7D1"/>
+              <w:right w:val="single" w:sz="4" w:space="0" w:color="BFC7D1"/>
+            </w:tcBorders>
+          </w:tcPr>
+          <w:p>
+            <w:pPr>
+              <w:pStyle w:val="Normal"/>
+              <w:widowControl/>
+              <w:spacing w:lineRule="auto" w:line="240" w:before="0" w:after="20"/>
+              <w:jc w:val="left"/>
+              <w:rPr>
+                <w:rFonts w:ascii="Aptos" w:hAnsi="Aptos" w:eastAsia="ＭＳ 明朝" w:cs="Arial"/>
+                <w:kern w:val="0"/>
+                <w:sz w:val="24"/>
+                <w:szCs w:val="24"/>
+                <w:lang w:val="en-US" w:eastAsia="ja-JP" w:bidi="ar-SA"/>
+              </w:rPr>
+            </w:pPr>
+            <w:r>
+              <w:rPr>
+                <w:rFonts w:eastAsia="Segoe UI" w:cs="Segoe UI" w:ascii="Segoe UI" w:hAnsi="Segoe UI"/>
+                <w:color w:val="101820"/>
+                <w:kern w:val="0"/>
+                <w:sz w:val="18"/>
+                <w:szCs w:val="24"/>
+                <w:lang w:val="en-US" w:eastAsia="ja-JP" w:bidi="ar-SA"/>
+              </w:rPr>
+              <w:t>3 man-days; PHP 50,000.00 one-time</w:t>
+            </w:r>
+          </w:p>
+        </w:tc>
+        <w:tc>
+          <w:tcPr>
+            <w:tcW w:w="1123" w:type="dxa"/>
+            <w:tcBorders>
+              <w:top w:val="single" w:sz="4" w:space="0" w:color="BFC7D1"/>
+              <w:left w:val="single" w:sz="4" w:space="0" w:color="BFC7D1"/>
+              <w:bottom w:val="single" w:sz="4" w:space="0" w:color="BFC7D1"/>
+              <w:right w:val="single" w:sz="4" w:space="0" w:color="BFC7D1"/>
+            </w:tcBorders>
+          </w:tcPr>
+          <w:p>
+            <w:pPr>
+              <w:pStyle w:val="Normal"/>
+              <w:widowControl/>
+              <w:spacing w:lineRule="auto" w:line="240" w:before="0" w:after="20"/>
+              <w:jc w:val="left"/>
+              <w:rPr>
+                <w:rFonts w:ascii="Aptos" w:hAnsi="Aptos" w:eastAsia="ＭＳ 明朝" w:cs="Arial"/>
+                <w:kern w:val="0"/>
+                <w:sz w:val="24"/>
+                <w:szCs w:val="24"/>
+                <w:lang w:val="en-US" w:eastAsia="ja-JP" w:bidi="ar-SA"/>
+              </w:rPr>
+            </w:pPr>
+            <w:r>
+              <w:rPr>
+                <w:rFonts w:eastAsia="Segoe UI" w:cs="Segoe UI" w:ascii="Segoe UI" w:hAnsi="Segoe UI"/>
+                <w:color w:val="101820"/>
+                <w:kern w:val="0"/>
+                <w:sz w:val="18"/>
+                <w:szCs w:val="24"/>
+                <w:lang w:val="en-US" w:eastAsia="ja-JP" w:bidi="ar-SA"/>
+              </w:rPr>
+              <w:t>[0 / 1]</w:t>
+            </w:r>
+          </w:p>
+        </w:tc>
+        <w:tc>
+          <w:tcPr>
+            <w:tcW w:w="941" w:type="dxa"/>
+            <w:tcBorders>
+              <w:top w:val="single" w:sz="4" w:space="0" w:color="BFC7D1"/>
+              <w:left w:val="single" w:sz="4" w:space="0" w:color="BFC7D1"/>
+              <w:bottom w:val="single" w:sz="4" w:space="0" w:color="BFC7D1"/>
+              <w:right w:val="single" w:sz="4" w:space="0" w:color="BFC7D1"/>
+            </w:tcBorders>
+          </w:tcPr>
+          <w:p>
+            <w:pPr>
+              <w:pStyle w:val="Normal"/>
+              <w:widowControl/>
+              <w:spacing w:lineRule="auto" w:line="240" w:before="0" w:after="20"/>
+              <w:jc w:val="left"/>
+              <w:rPr>
+                <w:rFonts w:ascii="Aptos" w:hAnsi="Aptos" w:eastAsia="ＭＳ 明朝" w:cs="Arial"/>
+                <w:kern w:val="0"/>
+                <w:sz w:val="24"/>
+                <w:szCs w:val="24"/>
+                <w:lang w:val="en-US" w:eastAsia="ja-JP" w:bidi="ar-SA"/>
+              </w:rPr>
+            </w:pPr>
+            <w:r>
+              <w:rPr>
+                <w:rFonts w:eastAsia="Segoe UI" w:cs="Segoe UI" w:ascii="Segoe UI" w:hAnsi="Segoe UI"/>
+                <w:color w:val="101820"/>
+                <w:kern w:val="0"/>
+                <w:sz w:val="18"/>
+                <w:szCs w:val="24"/>
+                <w:lang w:val="en-US" w:eastAsia="ja-JP" w:bidi="ar-SA"/>
+              </w:rPr>
+              <w:t>[amount]</w:t>
+            </w:r>
+          </w:p>
+        </w:tc>
+      </w:tr>
+      <w:tr>
+        <w:trPr/>
+        <w:tc>
+          <w:tcPr>
+            <w:tcW w:w="3841" w:type="dxa"/>
+            <w:tcBorders>
+              <w:top w:val="single" w:sz="4" w:space="0" w:color="BFC7D1"/>
+              <w:left w:val="single" w:sz="4" w:space="0" w:color="BFC7D1"/>
+              <w:bottom w:val="single" w:sz="4" w:space="0" w:color="BFC7D1"/>
+              <w:right w:val="single" w:sz="4" w:space="0" w:color="BFC7D1"/>
+            </w:tcBorders>
+          </w:tcPr>
+          <w:p>
+            <w:pPr>
+              <w:pStyle w:val="Normal"/>
+              <w:widowControl/>
+              <w:spacing w:lineRule="auto" w:line="240" w:before="0" w:after="20"/>
+              <w:jc w:val="left"/>
+              <w:rPr>
+                <w:rFonts w:ascii="Aptos" w:hAnsi="Aptos" w:eastAsia="ＭＳ 明朝" w:cs="Arial"/>
+                <w:kern w:val="0"/>
+                <w:sz w:val="24"/>
+                <w:szCs w:val="24"/>
+                <w:lang w:val="en-US" w:eastAsia="ja-JP" w:bidi="ar-SA"/>
+              </w:rPr>
+            </w:pPr>
+            <w:r>
+              <w:rPr>
+                <w:rFonts w:eastAsia="Segoe UI" w:cs="Segoe UI" w:ascii="Segoe UI" w:hAnsi="Segoe UI"/>
+                <w:color w:val="101820"/>
+                <w:kern w:val="0"/>
+                <w:sz w:val="18"/>
+                <w:szCs w:val="24"/>
+                <w:lang w:val="en-US" w:eastAsia="ja-JP" w:bidi="ar-SA"/>
+              </w:rPr>
+              <w:t>IC annual statement form alignment</w:t>
+            </w:r>
+          </w:p>
+        </w:tc>
+        <w:tc>
+          <w:tcPr>
+            <w:tcW w:w="3108" w:type="dxa"/>
+            <w:tcBorders>
+              <w:top w:val="single" w:sz="4" w:space="0" w:color="BFC7D1"/>
+              <w:left w:val="single" w:sz="4" w:space="0" w:color="BFC7D1"/>
+              <w:bottom w:val="single" w:sz="4" w:space="0" w:color="BFC7D1"/>
+              <w:right w:val="single" w:sz="4" w:space="0" w:color="BFC7D1"/>
+            </w:tcBorders>
+          </w:tcPr>
+          <w:p>
+            <w:pPr>
+              <w:pStyle w:val="Normal"/>
+              <w:widowControl/>
+              <w:spacing w:lineRule="auto" w:line="240" w:before="0" w:after="20"/>
+              <w:jc w:val="left"/>
+              <w:rPr>
+                <w:rFonts w:ascii="Aptos" w:hAnsi="Aptos" w:eastAsia="ＭＳ 明朝" w:cs="Arial"/>
+                <w:kern w:val="0"/>
+                <w:sz w:val="24"/>
+                <w:szCs w:val="24"/>
+                <w:lang w:val="en-US" w:eastAsia="ja-JP" w:bidi="ar-SA"/>
+              </w:rPr>
+            </w:pPr>
+            <w:r>
+              <w:rPr>
+                <w:rFonts w:eastAsia="Segoe UI" w:cs="Segoe UI" w:ascii="Segoe UI" w:hAnsi="Segoe UI"/>
+                <w:color w:val="101820"/>
+                <w:kern w:val="0"/>
+                <w:sz w:val="18"/>
+                <w:szCs w:val="24"/>
+                <w:lang w:val="en-US" w:eastAsia="ja-JP" w:bidi="ar-SA"/>
+              </w:rPr>
+              <w:t>3 man-days; PHP 50,000.00 one-time</w:t>
+            </w:r>
+          </w:p>
+        </w:tc>
+        <w:tc>
+          <w:tcPr>
+            <w:tcW w:w="1123" w:type="dxa"/>
+            <w:tcBorders>
+              <w:top w:val="single" w:sz="4" w:space="0" w:color="BFC7D1"/>
+              <w:left w:val="single" w:sz="4" w:space="0" w:color="BFC7D1"/>
+              <w:bottom w:val="single" w:sz="4" w:space="0" w:color="BFC7D1"/>
+              <w:right w:val="single" w:sz="4" w:space="0" w:color="BFC7D1"/>
+            </w:tcBorders>
+          </w:tcPr>
+          <w:p>
+            <w:pPr>
+              <w:pStyle w:val="Normal"/>
+              <w:widowControl/>
+              <w:spacing w:lineRule="auto" w:line="240" w:before="0" w:after="20"/>
+              <w:jc w:val="left"/>
+              <w:rPr>
+                <w:rFonts w:ascii="Aptos" w:hAnsi="Aptos" w:eastAsia="ＭＳ 明朝" w:cs="Arial"/>
+                <w:kern w:val="0"/>
+                <w:sz w:val="24"/>
+                <w:szCs w:val="24"/>
+                <w:lang w:val="en-US" w:eastAsia="ja-JP" w:bidi="ar-SA"/>
+              </w:rPr>
+            </w:pPr>
+            <w:r>
+              <w:rPr>
+                <w:rFonts w:eastAsia="Segoe UI" w:cs="Segoe UI" w:ascii="Segoe UI" w:hAnsi="Segoe UI"/>
+                <w:color w:val="101820"/>
+                <w:kern w:val="0"/>
+                <w:sz w:val="18"/>
+                <w:szCs w:val="24"/>
+                <w:lang w:val="en-US" w:eastAsia="ja-JP" w:bidi="ar-SA"/>
+              </w:rPr>
+              <w:t>[0 / 1]</w:t>
+            </w:r>
+          </w:p>
+        </w:tc>
+        <w:tc>
+          <w:tcPr>
+            <w:tcW w:w="941" w:type="dxa"/>
+            <w:tcBorders>
+              <w:top w:val="single" w:sz="4" w:space="0" w:color="BFC7D1"/>
+              <w:left w:val="single" w:sz="4" w:space="0" w:color="BFC7D1"/>
+              <w:bottom w:val="single" w:sz="4" w:space="0" w:color="BFC7D1"/>
+              <w:right w:val="single" w:sz="4" w:space="0" w:color="BFC7D1"/>
+            </w:tcBorders>
+          </w:tcPr>
+          <w:p>
+            <w:pPr>
+              <w:pStyle w:val="Normal"/>
+              <w:widowControl/>
+              <w:spacing w:lineRule="auto" w:line="240" w:before="0" w:after="20"/>
+              <w:jc w:val="left"/>
+              <w:rPr>
+                <w:rFonts w:ascii="Aptos" w:hAnsi="Aptos" w:eastAsia="ＭＳ 明朝" w:cs="Arial"/>
+                <w:kern w:val="0"/>
+                <w:sz w:val="24"/>
+                <w:szCs w:val="24"/>
+                <w:lang w:val="en-US" w:eastAsia="ja-JP" w:bidi="ar-SA"/>
+              </w:rPr>
+            </w:pPr>
+            <w:r>
+              <w:rPr>
+                <w:rFonts w:eastAsia="Segoe UI" w:cs="Segoe UI" w:ascii="Segoe UI" w:hAnsi="Segoe UI"/>
+                <w:color w:val="101820"/>
+                <w:kern w:val="0"/>
+                <w:sz w:val="18"/>
+                <w:szCs w:val="24"/>
+                <w:lang w:val="en-US" w:eastAsia="ja-JP" w:bidi="ar-SA"/>
+              </w:rPr>
+              <w:t>[amount]</w:t>
+            </w:r>
+          </w:p>
+        </w:tc>
+      </w:tr>
+      <w:tr>
+        <w:trPr/>
+        <w:tc>
+          <w:tcPr>
+            <w:tcW w:w="3841" w:type="dxa"/>
+            <w:tcBorders>
+              <w:top w:val="single" w:sz="4" w:space="0" w:color="BFC7D1"/>
+              <w:left w:val="single" w:sz="4" w:space="0" w:color="BFC7D1"/>
+              <w:bottom w:val="single" w:sz="4" w:space="0" w:color="BFC7D1"/>
+              <w:right w:val="single" w:sz="4" w:space="0" w:color="BFC7D1"/>
+            </w:tcBorders>
+          </w:tcPr>
+          <w:p>
+            <w:pPr>
+              <w:pStyle w:val="Normal"/>
+              <w:widowControl/>
+              <w:spacing w:lineRule="auto" w:line="240" w:before="0" w:after="20"/>
+              <w:jc w:val="left"/>
+              <w:rPr>
+                <w:rFonts w:ascii="Aptos" w:hAnsi="Aptos" w:eastAsia="ＭＳ 明朝" w:cs="Arial"/>
+                <w:kern w:val="0"/>
+                <w:sz w:val="24"/>
+                <w:szCs w:val="24"/>
+                <w:lang w:val="en-US" w:eastAsia="ja-JP" w:bidi="ar-SA"/>
+              </w:rPr>
+            </w:pPr>
+            <w:r>
+              <w:rPr>
+                <w:rFonts w:eastAsia="Segoe UI" w:cs="Segoe UI" w:ascii="Segoe UI" w:hAnsi="Segoe UI"/>
+                <w:color w:val="101820"/>
+                <w:kern w:val="0"/>
+                <w:sz w:val="18"/>
+                <w:szCs w:val="24"/>
+                <w:lang w:val="en-US" w:eastAsia="ja-JP" w:bidi="ar-SA"/>
+              </w:rPr>
+              <w:t>EOPT invoicing review with the Client's tax adviser</w:t>
+            </w:r>
+          </w:p>
+        </w:tc>
+        <w:tc>
+          <w:tcPr>
+            <w:tcW w:w="3108" w:type="dxa"/>
+            <w:tcBorders>
+              <w:top w:val="single" w:sz="4" w:space="0" w:color="BFC7D1"/>
+              <w:left w:val="single" w:sz="4" w:space="0" w:color="BFC7D1"/>
+              <w:bottom w:val="single" w:sz="4" w:space="0" w:color="BFC7D1"/>
+              <w:right w:val="single" w:sz="4" w:space="0" w:color="BFC7D1"/>
+            </w:tcBorders>
+          </w:tcPr>
+          <w:p>
+            <w:pPr>
+              <w:pStyle w:val="Normal"/>
+              <w:widowControl/>
+              <w:spacing w:lineRule="auto" w:line="240" w:before="0" w:after="20"/>
+              <w:jc w:val="left"/>
+              <w:rPr>
+                <w:rFonts w:ascii="Aptos" w:hAnsi="Aptos" w:eastAsia="ＭＳ 明朝" w:cs="Arial"/>
+                <w:kern w:val="0"/>
+                <w:sz w:val="24"/>
+                <w:szCs w:val="24"/>
+                <w:lang w:val="en-US" w:eastAsia="ja-JP" w:bidi="ar-SA"/>
+              </w:rPr>
+            </w:pPr>
+            <w:r>
+              <w:rPr>
+                <w:rFonts w:eastAsia="Segoe UI" w:cs="Segoe UI" w:ascii="Segoe UI" w:hAnsi="Segoe UI"/>
+                <w:color w:val="101820"/>
+                <w:kern w:val="0"/>
+                <w:sz w:val="18"/>
+                <w:szCs w:val="24"/>
+                <w:lang w:val="en-US" w:eastAsia="ja-JP" w:bidi="ar-SA"/>
+              </w:rPr>
+              <w:t>2 man-days; PHP 30,000.00 one-time</w:t>
+            </w:r>
+          </w:p>
+        </w:tc>
+        <w:tc>
+          <w:tcPr>
+            <w:tcW w:w="1123" w:type="dxa"/>
+            <w:tcBorders>
+              <w:top w:val="single" w:sz="4" w:space="0" w:color="BFC7D1"/>
+              <w:left w:val="single" w:sz="4" w:space="0" w:color="BFC7D1"/>
+              <w:bottom w:val="single" w:sz="4" w:space="0" w:color="BFC7D1"/>
+              <w:right w:val="single" w:sz="4" w:space="0" w:color="BFC7D1"/>
+            </w:tcBorders>
+          </w:tcPr>
+          <w:p>
+            <w:pPr>
+              <w:pStyle w:val="Normal"/>
+              <w:widowControl/>
+              <w:spacing w:lineRule="auto" w:line="240" w:before="0" w:after="20"/>
+              <w:jc w:val="left"/>
+              <w:rPr>
+                <w:rFonts w:ascii="Aptos" w:hAnsi="Aptos" w:eastAsia="ＭＳ 明朝" w:cs="Arial"/>
+                <w:kern w:val="0"/>
+                <w:sz w:val="24"/>
+                <w:szCs w:val="24"/>
+                <w:lang w:val="en-US" w:eastAsia="ja-JP" w:bidi="ar-SA"/>
+              </w:rPr>
+            </w:pPr>
+            <w:r>
+              <w:rPr>
+                <w:rFonts w:eastAsia="Segoe UI" w:cs="Segoe UI" w:ascii="Segoe UI" w:hAnsi="Segoe UI"/>
+                <w:color w:val="101820"/>
+                <w:kern w:val="0"/>
+                <w:sz w:val="18"/>
+                <w:szCs w:val="24"/>
+                <w:lang w:val="en-US" w:eastAsia="ja-JP" w:bidi="ar-SA"/>
+              </w:rPr>
+              <w:t>[0 / 1]</w:t>
+            </w:r>
+          </w:p>
+        </w:tc>
+        <w:tc>
+          <w:tcPr>
+            <w:tcW w:w="941" w:type="dxa"/>
+            <w:tcBorders>
+              <w:top w:val="single" w:sz="4" w:space="0" w:color="BFC7D1"/>
+              <w:left w:val="single" w:sz="4" w:space="0" w:color="BFC7D1"/>
+              <w:bottom w:val="single" w:sz="4" w:space="0" w:color="BFC7D1"/>
+              <w:right w:val="single" w:sz="4" w:space="0" w:color="BFC7D1"/>
+            </w:tcBorders>
+          </w:tcPr>
+          <w:p>
+            <w:pPr>
+              <w:pStyle w:val="Normal"/>
+              <w:widowControl/>
+              <w:spacing w:lineRule="auto" w:line="240" w:before="0" w:after="20"/>
+              <w:jc w:val="left"/>
+              <w:rPr>
+                <w:rFonts w:ascii="Aptos" w:hAnsi="Aptos" w:eastAsia="ＭＳ 明朝" w:cs="Arial"/>
+                <w:kern w:val="0"/>
+                <w:sz w:val="24"/>
+                <w:szCs w:val="24"/>
+                <w:lang w:val="en-US" w:eastAsia="ja-JP" w:bidi="ar-SA"/>
+              </w:rPr>
+            </w:pPr>
+            <w:r>
+              <w:rPr>
+                <w:rFonts w:eastAsia="Segoe UI" w:cs="Segoe UI" w:ascii="Segoe UI" w:hAnsi="Segoe UI"/>
+                <w:color w:val="101820"/>
+                <w:kern w:val="0"/>
+                <w:sz w:val="18"/>
+                <w:szCs w:val="24"/>
+                <w:lang w:val="en-US" w:eastAsia="ja-JP" w:bidi="ar-SA"/>
+              </w:rPr>
+              <w:t>[amount]</w:t>
+            </w:r>
+          </w:p>
+        </w:tc>
+      </w:tr>
+      <w:tr>
+        <w:trPr/>
+        <w:tc>
+          <w:tcPr>
+            <w:tcW w:w="3841" w:type="dxa"/>
+            <w:tcBorders>
+              <w:top w:val="single" w:sz="4" w:space="0" w:color="BFC7D1"/>
+              <w:left w:val="single" w:sz="4" w:space="0" w:color="BFC7D1"/>
+              <w:bottom w:val="single" w:sz="4" w:space="0" w:color="BFC7D1"/>
+              <w:right w:val="single" w:sz="4" w:space="0" w:color="BFC7D1"/>
+            </w:tcBorders>
+          </w:tcPr>
+          <w:p>
+            <w:pPr>
+              <w:pStyle w:val="Normal"/>
+              <w:widowControl/>
+              <w:spacing w:lineRule="auto" w:line="240" w:before="0" w:after="20"/>
+              <w:jc w:val="left"/>
+              <w:rPr>
+                <w:rFonts w:ascii="Aptos" w:hAnsi="Aptos" w:eastAsia="ＭＳ 明朝" w:cs="Arial"/>
+                <w:kern w:val="0"/>
+                <w:sz w:val="24"/>
+                <w:szCs w:val="24"/>
+                <w:lang w:val="en-US" w:eastAsia="ja-JP" w:bidi="ar-SA"/>
+              </w:rPr>
+            </w:pPr>
+            <w:r>
+              <w:rPr>
+                <w:rFonts w:eastAsia="Segoe UI" w:cs="Segoe UI" w:ascii="Segoe UI" w:hAnsi="Segoe UI"/>
+                <w:color w:val="101820"/>
+                <w:kern w:val="0"/>
+                <w:sz w:val="18"/>
+                <w:szCs w:val="24"/>
+                <w:lang w:val="en-US" w:eastAsia="ja-JP" w:bidi="ar-SA"/>
+              </w:rPr>
+              <w:t>BIR CAS registration support</w:t>
+            </w:r>
+          </w:p>
+        </w:tc>
+        <w:tc>
+          <w:tcPr>
+            <w:tcW w:w="3108" w:type="dxa"/>
+            <w:tcBorders>
+              <w:top w:val="single" w:sz="4" w:space="0" w:color="BFC7D1"/>
+              <w:left w:val="single" w:sz="4" w:space="0" w:color="BFC7D1"/>
+              <w:bottom w:val="single" w:sz="4" w:space="0" w:color="BFC7D1"/>
+              <w:right w:val="single" w:sz="4" w:space="0" w:color="BFC7D1"/>
+            </w:tcBorders>
+          </w:tcPr>
+          <w:p>
+            <w:pPr>
+              <w:pStyle w:val="Normal"/>
+              <w:widowControl/>
+              <w:spacing w:lineRule="auto" w:line="240" w:before="0" w:after="20"/>
+              <w:jc w:val="left"/>
+              <w:rPr>
+                <w:rFonts w:ascii="Aptos" w:hAnsi="Aptos" w:eastAsia="ＭＳ 明朝" w:cs="Arial"/>
+                <w:kern w:val="0"/>
+                <w:sz w:val="24"/>
+                <w:szCs w:val="24"/>
+                <w:lang w:val="en-US" w:eastAsia="ja-JP" w:bidi="ar-SA"/>
+              </w:rPr>
+            </w:pPr>
+            <w:r>
+              <w:rPr>
+                <w:rFonts w:eastAsia="Segoe UI" w:cs="Segoe UI" w:ascii="Segoe UI" w:hAnsi="Segoe UI"/>
+                <w:color w:val="101820"/>
+                <w:kern w:val="0"/>
+                <w:sz w:val="18"/>
+                <w:szCs w:val="24"/>
+                <w:lang w:val="en-US" w:eastAsia="ja-JP" w:bidi="ar-SA"/>
+              </w:rPr>
+              <w:t>4 man-days; PHP 60,000.00 one-time</w:t>
+            </w:r>
+          </w:p>
+        </w:tc>
+        <w:tc>
+          <w:tcPr>
+            <w:tcW w:w="1123" w:type="dxa"/>
+            <w:tcBorders>
+              <w:top w:val="single" w:sz="4" w:space="0" w:color="BFC7D1"/>
+              <w:left w:val="single" w:sz="4" w:space="0" w:color="BFC7D1"/>
+              <w:bottom w:val="single" w:sz="4" w:space="0" w:color="BFC7D1"/>
+              <w:right w:val="single" w:sz="4" w:space="0" w:color="BFC7D1"/>
+            </w:tcBorders>
+          </w:tcPr>
+          <w:p>
+            <w:pPr>
+              <w:pStyle w:val="Normal"/>
+              <w:widowControl/>
+              <w:spacing w:lineRule="auto" w:line="240" w:before="0" w:after="20"/>
+              <w:jc w:val="left"/>
+              <w:rPr>
+                <w:rFonts w:ascii="Aptos" w:hAnsi="Aptos" w:eastAsia="ＭＳ 明朝" w:cs="Arial"/>
+                <w:kern w:val="0"/>
+                <w:sz w:val="24"/>
+                <w:szCs w:val="24"/>
+                <w:lang w:val="en-US" w:eastAsia="ja-JP" w:bidi="ar-SA"/>
+              </w:rPr>
+            </w:pPr>
+            <w:r>
+              <w:rPr>
+                <w:rFonts w:eastAsia="Segoe UI" w:cs="Segoe UI" w:ascii="Segoe UI" w:hAnsi="Segoe UI"/>
+                <w:color w:val="101820"/>
+                <w:kern w:val="0"/>
+                <w:sz w:val="18"/>
+                <w:szCs w:val="24"/>
+                <w:lang w:val="en-US" w:eastAsia="ja-JP" w:bidi="ar-SA"/>
+              </w:rPr>
+              <w:t>[0 / 1]</w:t>
+            </w:r>
+          </w:p>
+        </w:tc>
+        <w:tc>
+          <w:tcPr>
+            <w:tcW w:w="941" w:type="dxa"/>
+            <w:tcBorders>
+              <w:top w:val="single" w:sz="4" w:space="0" w:color="BFC7D1"/>
+              <w:left w:val="single" w:sz="4" w:space="0" w:color="BFC7D1"/>
+              <w:bottom w:val="single" w:sz="4" w:space="0" w:color="BFC7D1"/>
+              <w:right w:val="single" w:sz="4" w:space="0" w:color="BFC7D1"/>
+            </w:tcBorders>
+          </w:tcPr>
+          <w:p>
+            <w:pPr>
+              <w:pStyle w:val="Normal"/>
+              <w:widowControl/>
+              <w:spacing w:lineRule="auto" w:line="240" w:before="0" w:after="20"/>
+              <w:jc w:val="left"/>
+              <w:rPr>
+                <w:rFonts w:ascii="Aptos" w:hAnsi="Aptos" w:eastAsia="ＭＳ 明朝" w:cs="Arial"/>
+                <w:kern w:val="0"/>
+                <w:sz w:val="24"/>
+                <w:szCs w:val="24"/>
+                <w:lang w:val="en-US" w:eastAsia="ja-JP" w:bidi="ar-SA"/>
+              </w:rPr>
+            </w:pPr>
+            <w:r>
+              <w:rPr>
+                <w:rFonts w:eastAsia="Segoe UI" w:cs="Segoe UI" w:ascii="Segoe UI" w:hAnsi="Segoe UI"/>
+                <w:color w:val="101820"/>
+                <w:kern w:val="0"/>
+                <w:sz w:val="18"/>
+                <w:szCs w:val="24"/>
+                <w:lang w:val="en-US" w:eastAsia="ja-JP" w:bidi="ar-SA"/>
+              </w:rPr>
+              <w:t>[amount]</w:t>
+            </w:r>
+          </w:p>
+        </w:tc>
+      </w:tr>
+      <w:tr>
+        <w:trPr/>
+        <w:tc>
+          <w:tcPr>
+            <w:tcW w:w="3841" w:type="dxa"/>
+            <w:tcBorders>
+              <w:top w:val="single" w:sz="4" w:space="0" w:color="BFC7D1"/>
+              <w:left w:val="single" w:sz="4" w:space="0" w:color="BFC7D1"/>
+              <w:bottom w:val="single" w:sz="4" w:space="0" w:color="BFC7D1"/>
+              <w:right w:val="single" w:sz="4" w:space="0" w:color="BFC7D1"/>
+            </w:tcBorders>
+          </w:tcPr>
+          <w:p>
+            <w:pPr>
+              <w:pStyle w:val="Normal"/>
+              <w:widowControl/>
+              <w:spacing w:lineRule="auto" w:line="240" w:before="0" w:after="20"/>
+              <w:jc w:val="left"/>
+              <w:rPr>
+                <w:rFonts w:ascii="Aptos" w:hAnsi="Aptos" w:eastAsia="ＭＳ 明朝" w:cs="Arial"/>
+                <w:kern w:val="0"/>
+                <w:sz w:val="24"/>
+                <w:szCs w:val="24"/>
+                <w:lang w:val="en-US" w:eastAsia="ja-JP" w:bidi="ar-SA"/>
+              </w:rPr>
+            </w:pPr>
+            <w:r>
+              <w:rPr>
+                <w:rFonts w:eastAsia="Segoe UI" w:cs="Segoe UI" w:ascii="Segoe UI" w:hAnsi="Segoe UI"/>
+                <w:color w:val="101820"/>
+                <w:kern w:val="0"/>
+                <w:sz w:val="18"/>
+                <w:szCs w:val="24"/>
+                <w:lang w:val="en-US" w:eastAsia="ja-JP" w:bidi="ar-SA"/>
+              </w:rPr>
+              <w:t>BIR EIS enrolment and certification</w:t>
+            </w:r>
+          </w:p>
+        </w:tc>
+        <w:tc>
+          <w:tcPr>
+            <w:tcW w:w="3108" w:type="dxa"/>
+            <w:tcBorders>
+              <w:top w:val="single" w:sz="4" w:space="0" w:color="BFC7D1"/>
+              <w:left w:val="single" w:sz="4" w:space="0" w:color="BFC7D1"/>
+              <w:bottom w:val="single" w:sz="4" w:space="0" w:color="BFC7D1"/>
+              <w:right w:val="single" w:sz="4" w:space="0" w:color="BFC7D1"/>
+            </w:tcBorders>
+          </w:tcPr>
+          <w:p>
+            <w:pPr>
+              <w:pStyle w:val="Normal"/>
+              <w:widowControl/>
+              <w:spacing w:lineRule="auto" w:line="240" w:before="0" w:after="20"/>
+              <w:jc w:val="left"/>
+              <w:rPr>
+                <w:rFonts w:ascii="Aptos" w:hAnsi="Aptos" w:eastAsia="ＭＳ 明朝" w:cs="Arial"/>
+                <w:kern w:val="0"/>
+                <w:sz w:val="24"/>
+                <w:szCs w:val="24"/>
+                <w:lang w:val="en-US" w:eastAsia="ja-JP" w:bidi="ar-SA"/>
+              </w:rPr>
+            </w:pPr>
+            <w:r>
+              <w:rPr>
+                <w:rFonts w:eastAsia="Segoe UI" w:cs="Segoe UI" w:ascii="Segoe UI" w:hAnsi="Segoe UI"/>
+                <w:color w:val="101820"/>
+                <w:kern w:val="0"/>
+                <w:sz w:val="18"/>
+                <w:szCs w:val="24"/>
+                <w:lang w:val="en-US" w:eastAsia="ja-JP" w:bidi="ar-SA"/>
+              </w:rPr>
+              <w:t>5 man-days; PHP 80,000.00 one-time</w:t>
+            </w:r>
+          </w:p>
+        </w:tc>
+        <w:tc>
+          <w:tcPr>
+            <w:tcW w:w="1123" w:type="dxa"/>
+            <w:tcBorders>
+              <w:top w:val="single" w:sz="4" w:space="0" w:color="BFC7D1"/>
+              <w:left w:val="single" w:sz="4" w:space="0" w:color="BFC7D1"/>
+              <w:bottom w:val="single" w:sz="4" w:space="0" w:color="BFC7D1"/>
+              <w:right w:val="single" w:sz="4" w:space="0" w:color="BFC7D1"/>
+            </w:tcBorders>
+          </w:tcPr>
+          <w:p>
+            <w:pPr>
+              <w:pStyle w:val="Normal"/>
+              <w:widowControl/>
+              <w:spacing w:lineRule="auto" w:line="240" w:before="0" w:after="20"/>
+              <w:jc w:val="left"/>
+              <w:rPr>
+                <w:rFonts w:ascii="Aptos" w:hAnsi="Aptos" w:eastAsia="ＭＳ 明朝" w:cs="Arial"/>
+                <w:kern w:val="0"/>
+                <w:sz w:val="24"/>
+                <w:szCs w:val="24"/>
+                <w:lang w:val="en-US" w:eastAsia="ja-JP" w:bidi="ar-SA"/>
+              </w:rPr>
+            </w:pPr>
+            <w:r>
+              <w:rPr>
+                <w:rFonts w:eastAsia="Segoe UI" w:cs="Segoe UI" w:ascii="Segoe UI" w:hAnsi="Segoe UI"/>
+                <w:color w:val="101820"/>
+                <w:kern w:val="0"/>
+                <w:sz w:val="18"/>
+                <w:szCs w:val="24"/>
+                <w:lang w:val="en-US" w:eastAsia="ja-JP" w:bidi="ar-SA"/>
+              </w:rPr>
+              <w:t>[0 / 1]</w:t>
+            </w:r>
+          </w:p>
+        </w:tc>
+        <w:tc>
+          <w:tcPr>
+            <w:tcW w:w="941" w:type="dxa"/>
+            <w:tcBorders>
+              <w:top w:val="single" w:sz="4" w:space="0" w:color="BFC7D1"/>
+              <w:left w:val="single" w:sz="4" w:space="0" w:color="BFC7D1"/>
+              <w:bottom w:val="single" w:sz="4" w:space="0" w:color="BFC7D1"/>
+              <w:right w:val="single" w:sz="4" w:space="0" w:color="BFC7D1"/>
+            </w:tcBorders>
+          </w:tcPr>
+          <w:p>
+            <w:pPr>
+              <w:pStyle w:val="Normal"/>
+              <w:widowControl/>
+              <w:spacing w:lineRule="auto" w:line="240" w:before="0" w:after="20"/>
+              <w:jc w:val="left"/>
+              <w:rPr>
+                <w:rFonts w:ascii="Aptos" w:hAnsi="Aptos" w:eastAsia="ＭＳ 明朝" w:cs="Arial"/>
+                <w:kern w:val="0"/>
+                <w:sz w:val="24"/>
+                <w:szCs w:val="24"/>
+                <w:lang w:val="en-US" w:eastAsia="ja-JP" w:bidi="ar-SA"/>
+              </w:rPr>
+            </w:pPr>
+            <w:r>
+              <w:rPr>
+                <w:rFonts w:eastAsia="Segoe UI" w:cs="Segoe UI" w:ascii="Segoe UI" w:hAnsi="Segoe UI"/>
+                <w:color w:val="101820"/>
+                <w:kern w:val="0"/>
+                <w:sz w:val="18"/>
+                <w:szCs w:val="24"/>
+                <w:lang w:val="en-US" w:eastAsia="ja-JP" w:bidi="ar-SA"/>
+              </w:rPr>
+              <w:t>[amount]</w:t>
+            </w:r>
+          </w:p>
+        </w:tc>
+      </w:tr>
+      <w:tr>
+        <w:trPr/>
+        <w:tc>
+          <w:tcPr>
+            <w:tcW w:w="3841" w:type="dxa"/>
+            <w:tcBorders>
+              <w:top w:val="single" w:sz="4" w:space="0" w:color="BFC7D1"/>
+              <w:left w:val="single" w:sz="4" w:space="0" w:color="BFC7D1"/>
+              <w:bottom w:val="single" w:sz="4" w:space="0" w:color="BFC7D1"/>
+              <w:right w:val="single" w:sz="4" w:space="0" w:color="BFC7D1"/>
+            </w:tcBorders>
+          </w:tcPr>
+          <w:p>
+            <w:pPr>
+              <w:pStyle w:val="Normal"/>
+              <w:widowControl/>
+              <w:spacing w:lineRule="auto" w:line="240" w:before="0" w:after="20"/>
+              <w:jc w:val="left"/>
+              <w:rPr>
+                <w:rFonts w:ascii="Aptos" w:hAnsi="Aptos" w:eastAsia="ＭＳ 明朝" w:cs="Arial"/>
+                <w:kern w:val="0"/>
+                <w:sz w:val="24"/>
+                <w:szCs w:val="24"/>
+                <w:lang w:val="en-US" w:eastAsia="ja-JP" w:bidi="ar-SA"/>
+              </w:rPr>
+            </w:pPr>
+            <w:r>
+              <w:rPr>
+                <w:rFonts w:eastAsia="Segoe UI" w:cs="Segoe UI" w:ascii="Segoe UI" w:hAnsi="Segoe UI"/>
+                <w:color w:val="101820"/>
+                <w:kern w:val="0"/>
+                <w:sz w:val="18"/>
+                <w:szCs w:val="24"/>
+                <w:lang w:val="en-US" w:eastAsia="ja-JP" w:bidi="ar-SA"/>
+              </w:rPr>
+              <w:t>CTPL authentication and LTO interface certification</w:t>
+            </w:r>
+          </w:p>
+        </w:tc>
+        <w:tc>
+          <w:tcPr>
+            <w:tcW w:w="3108" w:type="dxa"/>
+            <w:tcBorders>
+              <w:top w:val="single" w:sz="4" w:space="0" w:color="BFC7D1"/>
+              <w:left w:val="single" w:sz="4" w:space="0" w:color="BFC7D1"/>
+              <w:bottom w:val="single" w:sz="4" w:space="0" w:color="BFC7D1"/>
+              <w:right w:val="single" w:sz="4" w:space="0" w:color="BFC7D1"/>
+            </w:tcBorders>
+          </w:tcPr>
+          <w:p>
+            <w:pPr>
+              <w:pStyle w:val="Normal"/>
+              <w:widowControl/>
+              <w:spacing w:lineRule="auto" w:line="240" w:before="0" w:after="20"/>
+              <w:jc w:val="left"/>
+              <w:rPr>
+                <w:rFonts w:ascii="Aptos" w:hAnsi="Aptos" w:eastAsia="ＭＳ 明朝" w:cs="Arial"/>
+                <w:kern w:val="0"/>
+                <w:sz w:val="24"/>
+                <w:szCs w:val="24"/>
+                <w:lang w:val="en-US" w:eastAsia="ja-JP" w:bidi="ar-SA"/>
+              </w:rPr>
+            </w:pPr>
+            <w:r>
+              <w:rPr>
+                <w:rFonts w:eastAsia="Segoe UI" w:cs="Segoe UI" w:ascii="Segoe UI" w:hAnsi="Segoe UI"/>
+                <w:color w:val="101820"/>
+                <w:kern w:val="0"/>
+                <w:sz w:val="18"/>
+                <w:szCs w:val="24"/>
+                <w:lang w:val="en-US" w:eastAsia="ja-JP" w:bidi="ar-SA"/>
+              </w:rPr>
+              <w:t>4 man-days; PHP 60,000.00 one-time</w:t>
+            </w:r>
+          </w:p>
+        </w:tc>
+        <w:tc>
+          <w:tcPr>
+            <w:tcW w:w="1123" w:type="dxa"/>
+            <w:tcBorders>
+              <w:top w:val="single" w:sz="4" w:space="0" w:color="BFC7D1"/>
+              <w:left w:val="single" w:sz="4" w:space="0" w:color="BFC7D1"/>
+              <w:bottom w:val="single" w:sz="4" w:space="0" w:color="BFC7D1"/>
+              <w:right w:val="single" w:sz="4" w:space="0" w:color="BFC7D1"/>
+            </w:tcBorders>
+          </w:tcPr>
+          <w:p>
+            <w:pPr>
+              <w:pStyle w:val="Normal"/>
+              <w:widowControl/>
+              <w:spacing w:lineRule="auto" w:line="240" w:before="0" w:after="20"/>
+              <w:jc w:val="left"/>
+              <w:rPr>
+                <w:rFonts w:ascii="Aptos" w:hAnsi="Aptos" w:eastAsia="ＭＳ 明朝" w:cs="Arial"/>
+                <w:kern w:val="0"/>
+                <w:sz w:val="24"/>
+                <w:szCs w:val="24"/>
+                <w:lang w:val="en-US" w:eastAsia="ja-JP" w:bidi="ar-SA"/>
+              </w:rPr>
+            </w:pPr>
+            <w:r>
+              <w:rPr>
+                <w:rFonts w:eastAsia="Segoe UI" w:cs="Segoe UI" w:ascii="Segoe UI" w:hAnsi="Segoe UI"/>
+                <w:color w:val="101820"/>
+                <w:kern w:val="0"/>
+                <w:sz w:val="18"/>
+                <w:szCs w:val="24"/>
+                <w:lang w:val="en-US" w:eastAsia="ja-JP" w:bidi="ar-SA"/>
+              </w:rPr>
+              <w:t>[0 / 1]</w:t>
+            </w:r>
+          </w:p>
+        </w:tc>
+        <w:tc>
+          <w:tcPr>
+            <w:tcW w:w="941" w:type="dxa"/>
+            <w:tcBorders>
+              <w:top w:val="single" w:sz="4" w:space="0" w:color="BFC7D1"/>
+              <w:left w:val="single" w:sz="4" w:space="0" w:color="BFC7D1"/>
+              <w:bottom w:val="single" w:sz="4" w:space="0" w:color="BFC7D1"/>
+              <w:right w:val="single" w:sz="4" w:space="0" w:color="BFC7D1"/>
+            </w:tcBorders>
+          </w:tcPr>
+          <w:p>
+            <w:pPr>
+              <w:pStyle w:val="Normal"/>
+              <w:widowControl/>
+              <w:spacing w:lineRule="auto" w:line="240" w:before="0" w:after="20"/>
+              <w:jc w:val="left"/>
+              <w:rPr>
+                <w:rFonts w:ascii="Aptos" w:hAnsi="Aptos" w:eastAsia="ＭＳ 明朝" w:cs="Arial"/>
+                <w:kern w:val="0"/>
+                <w:sz w:val="24"/>
+                <w:szCs w:val="24"/>
+                <w:lang w:val="en-US" w:eastAsia="ja-JP" w:bidi="ar-SA"/>
+              </w:rPr>
+            </w:pPr>
+            <w:r>
+              <w:rPr>
+                <w:rFonts w:eastAsia="Segoe UI" w:cs="Segoe UI" w:ascii="Segoe UI" w:hAnsi="Segoe UI"/>
+                <w:color w:val="101820"/>
+                <w:kern w:val="0"/>
+                <w:sz w:val="18"/>
+                <w:szCs w:val="24"/>
+                <w:lang w:val="en-US" w:eastAsia="ja-JP" w:bidi="ar-SA"/>
+              </w:rPr>
+              <w:t>[amount]</w:t>
+            </w:r>
+          </w:p>
+        </w:tc>
+      </w:tr>
+      <w:tr>
+        <w:trPr/>
+        <w:tc>
+          <w:tcPr>
+            <w:tcW w:w="3841" w:type="dxa"/>
+            <w:tcBorders>
+              <w:top w:val="single" w:sz="4" w:space="0" w:color="BFC7D1"/>
+              <w:left w:val="single" w:sz="4" w:space="0" w:color="BFC7D1"/>
+              <w:bottom w:val="single" w:sz="4" w:space="0" w:color="BFC7D1"/>
+              <w:right w:val="single" w:sz="4" w:space="0" w:color="BFC7D1"/>
+            </w:tcBorders>
+          </w:tcPr>
+          <w:p>
+            <w:pPr>
+              <w:pStyle w:val="Normal"/>
+              <w:widowControl/>
+              <w:spacing w:lineRule="auto" w:line="240" w:before="0" w:after="20"/>
+              <w:jc w:val="left"/>
+              <w:rPr>
+                <w:rFonts w:ascii="Aptos" w:hAnsi="Aptos" w:eastAsia="ＭＳ 明朝" w:cs="Arial"/>
+                <w:kern w:val="0"/>
+                <w:sz w:val="24"/>
+                <w:szCs w:val="24"/>
+                <w:lang w:val="en-US" w:eastAsia="ja-JP" w:bidi="ar-SA"/>
+              </w:rPr>
+            </w:pPr>
+            <w:r>
+              <w:rPr>
+                <w:rFonts w:eastAsia="Segoe UI" w:cs="Segoe UI" w:ascii="Segoe UI" w:hAnsi="Segoe UI"/>
+                <w:color w:val="101820"/>
+                <w:kern w:val="0"/>
+                <w:sz w:val="18"/>
+                <w:szCs w:val="24"/>
+                <w:lang w:val="en-US" w:eastAsia="ja-JP" w:bidi="ar-SA"/>
+              </w:rPr>
+              <w:t>Insurer API onboarding</w:t>
+            </w:r>
+          </w:p>
+        </w:tc>
+        <w:tc>
+          <w:tcPr>
+            <w:tcW w:w="3108" w:type="dxa"/>
+            <w:tcBorders>
+              <w:top w:val="single" w:sz="4" w:space="0" w:color="BFC7D1"/>
+              <w:left w:val="single" w:sz="4" w:space="0" w:color="BFC7D1"/>
+              <w:bottom w:val="single" w:sz="4" w:space="0" w:color="BFC7D1"/>
+              <w:right w:val="single" w:sz="4" w:space="0" w:color="BFC7D1"/>
+            </w:tcBorders>
+          </w:tcPr>
+          <w:p>
+            <w:pPr>
+              <w:pStyle w:val="Normal"/>
+              <w:widowControl/>
+              <w:spacing w:lineRule="auto" w:line="240" w:before="0" w:after="20"/>
+              <w:jc w:val="left"/>
+              <w:rPr>
+                <w:rFonts w:ascii="Aptos" w:hAnsi="Aptos" w:eastAsia="ＭＳ 明朝" w:cs="Arial"/>
+                <w:kern w:val="0"/>
+                <w:sz w:val="24"/>
+                <w:szCs w:val="24"/>
+                <w:lang w:val="en-US" w:eastAsia="ja-JP" w:bidi="ar-SA"/>
+              </w:rPr>
+            </w:pPr>
+            <w:r>
+              <w:rPr>
+                <w:rFonts w:eastAsia="Segoe UI" w:cs="Segoe UI" w:ascii="Segoe UI" w:hAnsi="Segoe UI"/>
+                <w:color w:val="101820"/>
+                <w:kern w:val="0"/>
+                <w:sz w:val="18"/>
+                <w:szCs w:val="24"/>
+                <w:lang w:val="en-US" w:eastAsia="ja-JP" w:bidi="ar-SA"/>
+              </w:rPr>
+              <w:t>3 man-days; PHP 50,000.00 per insurer</w:t>
+            </w:r>
+          </w:p>
+        </w:tc>
+        <w:tc>
+          <w:tcPr>
+            <w:tcW w:w="1123" w:type="dxa"/>
+            <w:tcBorders>
+              <w:top w:val="single" w:sz="4" w:space="0" w:color="BFC7D1"/>
+              <w:left w:val="single" w:sz="4" w:space="0" w:color="BFC7D1"/>
+              <w:bottom w:val="single" w:sz="4" w:space="0" w:color="BFC7D1"/>
+              <w:right w:val="single" w:sz="4" w:space="0" w:color="BFC7D1"/>
+            </w:tcBorders>
+          </w:tcPr>
+          <w:p>
+            <w:pPr>
+              <w:pStyle w:val="Normal"/>
+              <w:widowControl/>
+              <w:spacing w:lineRule="auto" w:line="240" w:before="0" w:after="20"/>
+              <w:jc w:val="left"/>
+              <w:rPr>
+                <w:rFonts w:ascii="Aptos" w:hAnsi="Aptos" w:eastAsia="ＭＳ 明朝" w:cs="Arial"/>
+                <w:kern w:val="0"/>
+                <w:sz w:val="24"/>
+                <w:szCs w:val="24"/>
+                <w:lang w:val="en-US" w:eastAsia="ja-JP" w:bidi="ar-SA"/>
+              </w:rPr>
+            </w:pPr>
+            <w:r>
+              <w:rPr>
+                <w:rFonts w:eastAsia="Segoe UI" w:cs="Segoe UI" w:ascii="Segoe UI" w:hAnsi="Segoe UI"/>
+                <w:color w:val="101820"/>
+                <w:kern w:val="0"/>
+                <w:sz w:val="18"/>
+                <w:szCs w:val="24"/>
+                <w:lang w:val="en-US" w:eastAsia="ja-JP" w:bidi="ar-SA"/>
+              </w:rPr>
+              <w:t>[number]</w:t>
+            </w:r>
+          </w:p>
+        </w:tc>
+        <w:tc>
+          <w:tcPr>
+            <w:tcW w:w="941" w:type="dxa"/>
+            <w:tcBorders>
+              <w:top w:val="single" w:sz="4" w:space="0" w:color="BFC7D1"/>
+              <w:left w:val="single" w:sz="4" w:space="0" w:color="BFC7D1"/>
+              <w:bottom w:val="single" w:sz="4" w:space="0" w:color="BFC7D1"/>
+              <w:right w:val="single" w:sz="4" w:space="0" w:color="BFC7D1"/>
+            </w:tcBorders>
+          </w:tcPr>
+          <w:p>
+            <w:pPr>
+              <w:pStyle w:val="Normal"/>
+              <w:widowControl/>
+              <w:spacing w:lineRule="auto" w:line="240" w:before="0" w:after="20"/>
+              <w:jc w:val="left"/>
+              <w:rPr>
+                <w:rFonts w:ascii="Aptos" w:hAnsi="Aptos" w:eastAsia="ＭＳ 明朝" w:cs="Arial"/>
+                <w:kern w:val="0"/>
+                <w:sz w:val="24"/>
+                <w:szCs w:val="24"/>
+                <w:lang w:val="en-US" w:eastAsia="ja-JP" w:bidi="ar-SA"/>
+              </w:rPr>
+            </w:pPr>
+            <w:r>
+              <w:rPr>
+                <w:rFonts w:eastAsia="Segoe UI" w:cs="Segoe UI" w:ascii="Segoe UI" w:hAnsi="Segoe UI"/>
+                <w:color w:val="101820"/>
+                <w:kern w:val="0"/>
+                <w:sz w:val="18"/>
+                <w:szCs w:val="24"/>
+                <w:lang w:val="en-US" w:eastAsia="ja-JP" w:bidi="ar-SA"/>
+              </w:rPr>
+              <w:t>[amount]</w:t>
+            </w:r>
+          </w:p>
+        </w:tc>
+      </w:tr>
+      <w:tr>
+        <w:trPr/>
+        <w:tc>
+          <w:tcPr>
+            <w:tcW w:w="3841" w:type="dxa"/>
+            <w:tcBorders>
+              <w:top w:val="single" w:sz="4" w:space="0" w:color="BFC7D1"/>
+              <w:left w:val="single" w:sz="4" w:space="0" w:color="BFC7D1"/>
+              <w:bottom w:val="single" w:sz="4" w:space="0" w:color="BFC7D1"/>
+              <w:right w:val="single" w:sz="4" w:space="0" w:color="BFC7D1"/>
+            </w:tcBorders>
+          </w:tcPr>
+          <w:p>
+            <w:pPr>
+              <w:pStyle w:val="Normal"/>
+              <w:widowControl/>
+              <w:spacing w:lineRule="auto" w:line="240" w:before="0" w:after="20"/>
+              <w:jc w:val="left"/>
+              <w:rPr>
+                <w:rFonts w:ascii="Aptos" w:hAnsi="Aptos" w:eastAsia="ＭＳ 明朝" w:cs="Arial"/>
+                <w:kern w:val="0"/>
+                <w:sz w:val="24"/>
+                <w:szCs w:val="24"/>
+                <w:lang w:val="en-US" w:eastAsia="ja-JP" w:bidi="ar-SA"/>
+              </w:rPr>
+            </w:pPr>
+            <w:r>
+              <w:rPr>
+                <w:rFonts w:eastAsia="Segoe UI" w:cs="Segoe UI" w:ascii="Segoe UI" w:hAnsi="Segoe UI"/>
+                <w:color w:val="101820"/>
+                <w:kern w:val="0"/>
+                <w:sz w:val="18"/>
+                <w:szCs w:val="24"/>
+                <w:lang w:val="en-US" w:eastAsia="ja-JP" w:bidi="ar-SA"/>
+              </w:rPr>
+              <w:t>Bank payment file certification</w:t>
+            </w:r>
+          </w:p>
+        </w:tc>
+        <w:tc>
+          <w:tcPr>
+            <w:tcW w:w="3108" w:type="dxa"/>
+            <w:tcBorders>
+              <w:top w:val="single" w:sz="4" w:space="0" w:color="BFC7D1"/>
+              <w:left w:val="single" w:sz="4" w:space="0" w:color="BFC7D1"/>
+              <w:bottom w:val="single" w:sz="4" w:space="0" w:color="BFC7D1"/>
+              <w:right w:val="single" w:sz="4" w:space="0" w:color="BFC7D1"/>
+            </w:tcBorders>
+          </w:tcPr>
+          <w:p>
+            <w:pPr>
+              <w:pStyle w:val="Normal"/>
+              <w:widowControl/>
+              <w:spacing w:lineRule="auto" w:line="240" w:before="0" w:after="20"/>
+              <w:jc w:val="left"/>
+              <w:rPr>
+                <w:rFonts w:ascii="Aptos" w:hAnsi="Aptos" w:eastAsia="ＭＳ 明朝" w:cs="Arial"/>
+                <w:kern w:val="0"/>
+                <w:sz w:val="24"/>
+                <w:szCs w:val="24"/>
+                <w:lang w:val="en-US" w:eastAsia="ja-JP" w:bidi="ar-SA"/>
+              </w:rPr>
+            </w:pPr>
+            <w:r>
+              <w:rPr>
+                <w:rFonts w:eastAsia="Segoe UI" w:cs="Segoe UI" w:ascii="Segoe UI" w:hAnsi="Segoe UI"/>
+                <w:color w:val="101820"/>
+                <w:kern w:val="0"/>
+                <w:sz w:val="18"/>
+                <w:szCs w:val="24"/>
+                <w:lang w:val="en-US" w:eastAsia="ja-JP" w:bidi="ar-SA"/>
+              </w:rPr>
+              <w:t>2 man-days; PHP 30,000.00 per bank</w:t>
+            </w:r>
+          </w:p>
+        </w:tc>
+        <w:tc>
+          <w:tcPr>
+            <w:tcW w:w="1123" w:type="dxa"/>
+            <w:tcBorders>
+              <w:top w:val="single" w:sz="4" w:space="0" w:color="BFC7D1"/>
+              <w:left w:val="single" w:sz="4" w:space="0" w:color="BFC7D1"/>
+              <w:bottom w:val="single" w:sz="4" w:space="0" w:color="BFC7D1"/>
+              <w:right w:val="single" w:sz="4" w:space="0" w:color="BFC7D1"/>
+            </w:tcBorders>
+          </w:tcPr>
+          <w:p>
+            <w:pPr>
+              <w:pStyle w:val="Normal"/>
+              <w:widowControl/>
+              <w:spacing w:lineRule="auto" w:line="240" w:before="0" w:after="20"/>
+              <w:jc w:val="left"/>
+              <w:rPr>
+                <w:rFonts w:ascii="Aptos" w:hAnsi="Aptos" w:eastAsia="ＭＳ 明朝" w:cs="Arial"/>
+                <w:kern w:val="0"/>
+                <w:sz w:val="24"/>
+                <w:szCs w:val="24"/>
+                <w:lang w:val="en-US" w:eastAsia="ja-JP" w:bidi="ar-SA"/>
+              </w:rPr>
+            </w:pPr>
+            <w:r>
+              <w:rPr>
+                <w:rFonts w:eastAsia="Segoe UI" w:cs="Segoe UI" w:ascii="Segoe UI" w:hAnsi="Segoe UI"/>
+                <w:color w:val="101820"/>
+                <w:kern w:val="0"/>
+                <w:sz w:val="18"/>
+                <w:szCs w:val="24"/>
+                <w:lang w:val="en-US" w:eastAsia="ja-JP" w:bidi="ar-SA"/>
+              </w:rPr>
+              <w:t>[number]</w:t>
+            </w:r>
+          </w:p>
+        </w:tc>
+        <w:tc>
+          <w:tcPr>
+            <w:tcW w:w="941" w:type="dxa"/>
+            <w:tcBorders>
+              <w:top w:val="single" w:sz="4" w:space="0" w:color="BFC7D1"/>
+              <w:left w:val="single" w:sz="4" w:space="0" w:color="BFC7D1"/>
+              <w:bottom w:val="single" w:sz="4" w:space="0" w:color="BFC7D1"/>
+              <w:right w:val="single" w:sz="4" w:space="0" w:color="BFC7D1"/>
+            </w:tcBorders>
+          </w:tcPr>
+          <w:p>
+            <w:pPr>
+              <w:pStyle w:val="Normal"/>
+              <w:widowControl/>
+              <w:spacing w:lineRule="auto" w:line="240" w:before="0" w:after="20"/>
+              <w:jc w:val="left"/>
+              <w:rPr>
+                <w:rFonts w:ascii="Aptos" w:hAnsi="Aptos" w:eastAsia="ＭＳ 明朝" w:cs="Arial"/>
+                <w:kern w:val="0"/>
+                <w:sz w:val="24"/>
+                <w:szCs w:val="24"/>
+                <w:lang w:val="en-US" w:eastAsia="ja-JP" w:bidi="ar-SA"/>
+              </w:rPr>
+            </w:pPr>
+            <w:r>
+              <w:rPr>
+                <w:rFonts w:eastAsia="Segoe UI" w:cs="Segoe UI" w:ascii="Segoe UI" w:hAnsi="Segoe UI"/>
+                <w:color w:val="101820"/>
+                <w:kern w:val="0"/>
+                <w:sz w:val="18"/>
+                <w:szCs w:val="24"/>
+                <w:lang w:val="en-US" w:eastAsia="ja-JP" w:bidi="ar-SA"/>
+              </w:rPr>
+              <w:t>[amount]</w:t>
+            </w:r>
+          </w:p>
+        </w:tc>
+      </w:tr>
+      <w:tr>
+        <w:trPr/>
+        <w:tc>
+          <w:tcPr>
+            <w:tcW w:w="3841" w:type="dxa"/>
+            <w:tcBorders>
+              <w:top w:val="single" w:sz="4" w:space="0" w:color="BFC7D1"/>
+              <w:left w:val="single" w:sz="4" w:space="0" w:color="BFC7D1"/>
+              <w:bottom w:val="single" w:sz="4" w:space="0" w:color="BFC7D1"/>
+              <w:right w:val="single" w:sz="4" w:space="0" w:color="BFC7D1"/>
+            </w:tcBorders>
+          </w:tcPr>
+          <w:p>
+            <w:pPr>
+              <w:pStyle w:val="Normal"/>
+              <w:widowControl/>
+              <w:spacing w:lineRule="auto" w:line="240" w:before="0" w:after="20"/>
+              <w:jc w:val="left"/>
+              <w:rPr>
+                <w:rFonts w:ascii="Aptos" w:hAnsi="Aptos" w:eastAsia="ＭＳ 明朝" w:cs="Arial"/>
+                <w:kern w:val="0"/>
+                <w:sz w:val="24"/>
+                <w:szCs w:val="24"/>
+                <w:lang w:val="en-US" w:eastAsia="ja-JP" w:bidi="ar-SA"/>
+              </w:rPr>
+            </w:pPr>
+            <w:r>
+              <w:rPr>
+                <w:rFonts w:eastAsia="Segoe UI" w:cs="Segoe UI" w:ascii="Segoe UI" w:hAnsi="Segoe UI"/>
+                <w:color w:val="101820"/>
+                <w:kern w:val="0"/>
+                <w:sz w:val="18"/>
+                <w:szCs w:val="24"/>
+                <w:lang w:val="en-US" w:eastAsia="ja-JP" w:bidi="ar-SA"/>
+              </w:rPr>
+              <w:t>SMS or Viber gateway activation</w:t>
+            </w:r>
+          </w:p>
+        </w:tc>
+        <w:tc>
+          <w:tcPr>
+            <w:tcW w:w="3108" w:type="dxa"/>
+            <w:tcBorders>
+              <w:top w:val="single" w:sz="4" w:space="0" w:color="BFC7D1"/>
+              <w:left w:val="single" w:sz="4" w:space="0" w:color="BFC7D1"/>
+              <w:bottom w:val="single" w:sz="4" w:space="0" w:color="BFC7D1"/>
+              <w:right w:val="single" w:sz="4" w:space="0" w:color="BFC7D1"/>
+            </w:tcBorders>
+          </w:tcPr>
+          <w:p>
+            <w:pPr>
+              <w:pStyle w:val="Normal"/>
+              <w:widowControl/>
+              <w:spacing w:lineRule="auto" w:line="240" w:before="0" w:after="20"/>
+              <w:jc w:val="left"/>
+              <w:rPr>
+                <w:rFonts w:ascii="Aptos" w:hAnsi="Aptos" w:eastAsia="ＭＳ 明朝" w:cs="Arial"/>
+                <w:kern w:val="0"/>
+                <w:sz w:val="24"/>
+                <w:szCs w:val="24"/>
+                <w:lang w:val="en-US" w:eastAsia="ja-JP" w:bidi="ar-SA"/>
+              </w:rPr>
+            </w:pPr>
+            <w:r>
+              <w:rPr>
+                <w:rFonts w:eastAsia="Segoe UI" w:cs="Segoe UI" w:ascii="Segoe UI" w:hAnsi="Segoe UI"/>
+                <w:color w:val="101820"/>
+                <w:kern w:val="0"/>
+                <w:sz w:val="18"/>
+                <w:szCs w:val="24"/>
+                <w:lang w:val="en-US" w:eastAsia="ja-JP" w:bidi="ar-SA"/>
+              </w:rPr>
+              <w:t>1 man-days; PHP 20,000.00 one-time</w:t>
+            </w:r>
+          </w:p>
+        </w:tc>
+        <w:tc>
+          <w:tcPr>
+            <w:tcW w:w="1123" w:type="dxa"/>
+            <w:tcBorders>
+              <w:top w:val="single" w:sz="4" w:space="0" w:color="BFC7D1"/>
+              <w:left w:val="single" w:sz="4" w:space="0" w:color="BFC7D1"/>
+              <w:bottom w:val="single" w:sz="4" w:space="0" w:color="BFC7D1"/>
+              <w:right w:val="single" w:sz="4" w:space="0" w:color="BFC7D1"/>
+            </w:tcBorders>
+          </w:tcPr>
+          <w:p>
+            <w:pPr>
+              <w:pStyle w:val="Normal"/>
+              <w:widowControl/>
+              <w:spacing w:lineRule="auto" w:line="240" w:before="0" w:after="20"/>
+              <w:jc w:val="left"/>
+              <w:rPr>
+                <w:rFonts w:ascii="Aptos" w:hAnsi="Aptos" w:eastAsia="ＭＳ 明朝" w:cs="Arial"/>
+                <w:kern w:val="0"/>
+                <w:sz w:val="24"/>
+                <w:szCs w:val="24"/>
+                <w:lang w:val="en-US" w:eastAsia="ja-JP" w:bidi="ar-SA"/>
+              </w:rPr>
+            </w:pPr>
+            <w:r>
+              <w:rPr>
+                <w:rFonts w:eastAsia="Segoe UI" w:cs="Segoe UI" w:ascii="Segoe UI" w:hAnsi="Segoe UI"/>
+                <w:color w:val="101820"/>
+                <w:kern w:val="0"/>
+                <w:sz w:val="18"/>
+                <w:szCs w:val="24"/>
+                <w:lang w:val="en-US" w:eastAsia="ja-JP" w:bidi="ar-SA"/>
+              </w:rPr>
+              <w:t>[0 / 1]</w:t>
+            </w:r>
+          </w:p>
+        </w:tc>
+        <w:tc>
+          <w:tcPr>
+            <w:tcW w:w="941" w:type="dxa"/>
+            <w:tcBorders>
+              <w:top w:val="single" w:sz="4" w:space="0" w:color="BFC7D1"/>
+              <w:left w:val="single" w:sz="4" w:space="0" w:color="BFC7D1"/>
+              <w:bottom w:val="single" w:sz="4" w:space="0" w:color="BFC7D1"/>
+              <w:right w:val="single" w:sz="4" w:space="0" w:color="BFC7D1"/>
+            </w:tcBorders>
+          </w:tcPr>
+          <w:p>
+            <w:pPr>
+              <w:pStyle w:val="Normal"/>
+              <w:widowControl/>
+              <w:spacing w:lineRule="auto" w:line="240" w:before="0" w:after="20"/>
+              <w:jc w:val="left"/>
+              <w:rPr>
+                <w:rFonts w:ascii="Aptos" w:hAnsi="Aptos" w:eastAsia="ＭＳ 明朝" w:cs="Arial"/>
+                <w:kern w:val="0"/>
+                <w:sz w:val="24"/>
+                <w:szCs w:val="24"/>
+                <w:lang w:val="en-US" w:eastAsia="ja-JP" w:bidi="ar-SA"/>
+              </w:rPr>
+            </w:pPr>
+            <w:r>
+              <w:rPr>
+                <w:rFonts w:eastAsia="Segoe UI" w:cs="Segoe UI" w:ascii="Segoe UI" w:hAnsi="Segoe UI"/>
+                <w:color w:val="101820"/>
+                <w:kern w:val="0"/>
+                <w:sz w:val="18"/>
+                <w:szCs w:val="24"/>
+                <w:lang w:val="en-US" w:eastAsia="ja-JP" w:bidi="ar-SA"/>
+              </w:rPr>
+              <w:t>[amount]</w:t>
+            </w:r>
+          </w:p>
+        </w:tc>
+      </w:tr>
+      <w:tr>
+        <w:trPr/>
+        <w:tc>
+          <w:tcPr>
+            <w:tcW w:w="3841" w:type="dxa"/>
+            <w:tcBorders>
+              <w:top w:val="single" w:sz="4" w:space="0" w:color="BFC7D1"/>
+              <w:left w:val="single" w:sz="4" w:space="0" w:color="BFC7D1"/>
+              <w:bottom w:val="single" w:sz="4" w:space="0" w:color="BFC7D1"/>
+              <w:right w:val="single" w:sz="4" w:space="0" w:color="BFC7D1"/>
+            </w:tcBorders>
+          </w:tcPr>
+          <w:p>
+            <w:pPr>
+              <w:pStyle w:val="Normal"/>
+              <w:widowControl/>
+              <w:spacing w:lineRule="auto" w:line="240" w:before="0" w:after="20"/>
+              <w:jc w:val="left"/>
+              <w:rPr>
+                <w:rFonts w:ascii="Aptos" w:hAnsi="Aptos" w:eastAsia="ＭＳ 明朝" w:cs="Arial"/>
+                <w:kern w:val="0"/>
+                <w:sz w:val="24"/>
+                <w:szCs w:val="24"/>
+                <w:lang w:val="en-US" w:eastAsia="ja-JP" w:bidi="ar-SA"/>
+              </w:rPr>
+            </w:pPr>
+            <w:r>
+              <w:rPr>
+                <w:rFonts w:eastAsia="Segoe UI" w:cs="Segoe UI" w:ascii="Segoe UI" w:hAnsi="Segoe UI"/>
+                <w:color w:val="101820"/>
+                <w:kern w:val="0"/>
+                <w:sz w:val="18"/>
+                <w:szCs w:val="24"/>
+                <w:lang w:val="en-US" w:eastAsia="ja-JP" w:bidi="ar-SA"/>
+              </w:rPr>
+              <w:t>Screening list provider onboarding</w:t>
+            </w:r>
+          </w:p>
+        </w:tc>
+        <w:tc>
+          <w:tcPr>
+            <w:tcW w:w="3108" w:type="dxa"/>
+            <w:tcBorders>
+              <w:top w:val="single" w:sz="4" w:space="0" w:color="BFC7D1"/>
+              <w:left w:val="single" w:sz="4" w:space="0" w:color="BFC7D1"/>
+              <w:bottom w:val="single" w:sz="4" w:space="0" w:color="BFC7D1"/>
+              <w:right w:val="single" w:sz="4" w:space="0" w:color="BFC7D1"/>
+            </w:tcBorders>
+          </w:tcPr>
+          <w:p>
+            <w:pPr>
+              <w:pStyle w:val="Normal"/>
+              <w:widowControl/>
+              <w:spacing w:lineRule="auto" w:line="240" w:before="0" w:after="20"/>
+              <w:jc w:val="left"/>
+              <w:rPr>
+                <w:rFonts w:ascii="Aptos" w:hAnsi="Aptos" w:eastAsia="ＭＳ 明朝" w:cs="Arial"/>
+                <w:kern w:val="0"/>
+                <w:sz w:val="24"/>
+                <w:szCs w:val="24"/>
+                <w:lang w:val="en-US" w:eastAsia="ja-JP" w:bidi="ar-SA"/>
+              </w:rPr>
+            </w:pPr>
+            <w:r>
+              <w:rPr>
+                <w:rFonts w:eastAsia="Segoe UI" w:cs="Segoe UI" w:ascii="Segoe UI" w:hAnsi="Segoe UI"/>
+                <w:color w:val="101820"/>
+                <w:kern w:val="0"/>
+                <w:sz w:val="18"/>
+                <w:szCs w:val="24"/>
+                <w:lang w:val="en-US" w:eastAsia="ja-JP" w:bidi="ar-SA"/>
+              </w:rPr>
+              <w:t>2 man-days; PHP 30,000.00 one-time</w:t>
+            </w:r>
+          </w:p>
+        </w:tc>
+        <w:tc>
+          <w:tcPr>
+            <w:tcW w:w="1123" w:type="dxa"/>
+            <w:tcBorders>
+              <w:top w:val="single" w:sz="4" w:space="0" w:color="BFC7D1"/>
+              <w:left w:val="single" w:sz="4" w:space="0" w:color="BFC7D1"/>
+              <w:bottom w:val="single" w:sz="4" w:space="0" w:color="BFC7D1"/>
+              <w:right w:val="single" w:sz="4" w:space="0" w:color="BFC7D1"/>
+            </w:tcBorders>
+          </w:tcPr>
+          <w:p>
+            <w:pPr>
+              <w:pStyle w:val="Normal"/>
+              <w:widowControl/>
+              <w:spacing w:lineRule="auto" w:line="240" w:before="0" w:after="20"/>
+              <w:jc w:val="left"/>
+              <w:rPr>
+                <w:rFonts w:ascii="Aptos" w:hAnsi="Aptos" w:eastAsia="ＭＳ 明朝" w:cs="Arial"/>
+                <w:kern w:val="0"/>
+                <w:sz w:val="24"/>
+                <w:szCs w:val="24"/>
+                <w:lang w:val="en-US" w:eastAsia="ja-JP" w:bidi="ar-SA"/>
+              </w:rPr>
+            </w:pPr>
+            <w:r>
+              <w:rPr>
+                <w:rFonts w:eastAsia="Segoe UI" w:cs="Segoe UI" w:ascii="Segoe UI" w:hAnsi="Segoe UI"/>
+                <w:color w:val="101820"/>
+                <w:kern w:val="0"/>
+                <w:sz w:val="18"/>
+                <w:szCs w:val="24"/>
+                <w:lang w:val="en-US" w:eastAsia="ja-JP" w:bidi="ar-SA"/>
+              </w:rPr>
+              <w:t>[0 / 1]</w:t>
+            </w:r>
+          </w:p>
+        </w:tc>
+        <w:tc>
+          <w:tcPr>
+            <w:tcW w:w="941" w:type="dxa"/>
+            <w:tcBorders>
+              <w:top w:val="single" w:sz="4" w:space="0" w:color="BFC7D1"/>
+              <w:left w:val="single" w:sz="4" w:space="0" w:color="BFC7D1"/>
+              <w:bottom w:val="single" w:sz="4" w:space="0" w:color="BFC7D1"/>
+              <w:right w:val="single" w:sz="4" w:space="0" w:color="BFC7D1"/>
+            </w:tcBorders>
+          </w:tcPr>
+          <w:p>
+            <w:pPr>
+              <w:pStyle w:val="Normal"/>
+              <w:widowControl/>
+              <w:spacing w:lineRule="auto" w:line="240" w:before="0" w:after="20"/>
+              <w:jc w:val="left"/>
+              <w:rPr>
+                <w:rFonts w:ascii="Aptos" w:hAnsi="Aptos" w:eastAsia="ＭＳ 明朝" w:cs="Arial"/>
+                <w:kern w:val="0"/>
+                <w:sz w:val="24"/>
+                <w:szCs w:val="24"/>
+                <w:lang w:val="en-US" w:eastAsia="ja-JP" w:bidi="ar-SA"/>
+              </w:rPr>
+            </w:pPr>
+            <w:r>
+              <w:rPr>
+                <w:rFonts w:eastAsia="Segoe UI" w:cs="Segoe UI" w:ascii="Segoe UI" w:hAnsi="Segoe UI"/>
+                <w:color w:val="101820"/>
+                <w:kern w:val="0"/>
+                <w:sz w:val="18"/>
+                <w:szCs w:val="24"/>
+                <w:lang w:val="en-US" w:eastAsia="ja-JP" w:bidi="ar-SA"/>
+              </w:rPr>
+              <w:t>[amount]</w:t>
+            </w:r>
+          </w:p>
+        </w:tc>
+      </w:tr>
+      <w:tr>
+        <w:trPr/>
+        <w:tc>
+          <w:tcPr>
+            <w:tcW w:w="3841" w:type="dxa"/>
+            <w:tcBorders>
+              <w:top w:val="single" w:sz="4" w:space="0" w:color="BFC7D1"/>
+              <w:left w:val="single" w:sz="4" w:space="0" w:color="BFC7D1"/>
+              <w:bottom w:val="single" w:sz="4" w:space="0" w:color="BFC7D1"/>
+              <w:right w:val="single" w:sz="4" w:space="0" w:color="BFC7D1"/>
+            </w:tcBorders>
+          </w:tcPr>
+          <w:p>
+            <w:pPr>
+              <w:pStyle w:val="Normal"/>
+              <w:widowControl/>
+              <w:spacing w:lineRule="auto" w:line="240" w:before="0" w:after="20"/>
+              <w:jc w:val="left"/>
+              <w:rPr>
+                <w:rFonts w:ascii="Aptos" w:hAnsi="Aptos" w:eastAsia="ＭＳ 明朝" w:cs="Arial"/>
+                <w:kern w:val="0"/>
+                <w:sz w:val="24"/>
+                <w:szCs w:val="24"/>
+                <w:lang w:val="en-US" w:eastAsia="ja-JP" w:bidi="ar-SA"/>
+              </w:rPr>
+            </w:pPr>
+            <w:r>
+              <w:rPr>
+                <w:rFonts w:eastAsia="Segoe UI" w:cs="Segoe UI" w:ascii="Segoe UI" w:hAnsi="Segoe UI"/>
+                <w:color w:val="101820"/>
+                <w:kern w:val="0"/>
+                <w:sz w:val="18"/>
+                <w:szCs w:val="24"/>
+                <w:lang w:val="en-US" w:eastAsia="ja-JP" w:bidi="ar-SA"/>
+              </w:rPr>
+              <w:t>Total optional modules and partner services</w:t>
+            </w:r>
+          </w:p>
+        </w:tc>
+        <w:tc>
+          <w:tcPr>
+            <w:tcW w:w="3108" w:type="dxa"/>
+            <w:tcBorders>
+              <w:top w:val="single" w:sz="4" w:space="0" w:color="BFC7D1"/>
+              <w:left w:val="single" w:sz="4" w:space="0" w:color="BFC7D1"/>
+              <w:bottom w:val="single" w:sz="4" w:space="0" w:color="BFC7D1"/>
+              <w:right w:val="single" w:sz="4" w:space="0" w:color="BFC7D1"/>
+            </w:tcBorders>
+          </w:tcPr>
+          <w:p>
+            <w:pPr>
+              <w:pStyle w:val="Normal"/>
+              <w:widowControl/>
+              <w:spacing w:lineRule="auto" w:line="240" w:before="0" w:after="20"/>
+              <w:jc w:val="left"/>
+              <w:rPr>
+                <w:rFonts w:ascii="Aptos" w:hAnsi="Aptos" w:eastAsia="ＭＳ 明朝" w:cs="Arial"/>
+                <w:kern w:val="0"/>
+                <w:sz w:val="24"/>
+                <w:szCs w:val="24"/>
+                <w:lang w:val="en-US" w:eastAsia="ja-JP" w:bidi="ar-SA"/>
+              </w:rPr>
+            </w:pPr>
+            <w:r>
+              <w:rPr>
+                <w:rFonts w:eastAsia="ＭＳ 明朝" w:cs="Arial"/>
+                <w:kern w:val="0"/>
+                <w:sz w:val="24"/>
+                <w:szCs w:val="24"/>
+                <w:lang w:val="en-US" w:eastAsia="ja-JP" w:bidi="ar-SA"/>
+              </w:rPr>
+            </w:r>
+          </w:p>
+        </w:tc>
+        <w:tc>
+          <w:tcPr>
+            <w:tcW w:w="1123" w:type="dxa"/>
+            <w:tcBorders>
+              <w:top w:val="single" w:sz="4" w:space="0" w:color="BFC7D1"/>
+              <w:left w:val="single" w:sz="4" w:space="0" w:color="BFC7D1"/>
+              <w:bottom w:val="single" w:sz="4" w:space="0" w:color="BFC7D1"/>
+              <w:right w:val="single" w:sz="4" w:space="0" w:color="BFC7D1"/>
+            </w:tcBorders>
+          </w:tcPr>
+          <w:p>
+            <w:pPr>
+              <w:pStyle w:val="Normal"/>
+              <w:widowControl/>
+              <w:spacing w:lineRule="auto" w:line="240" w:before="0" w:after="20"/>
+              <w:jc w:val="left"/>
+              <w:rPr>
+                <w:rFonts w:ascii="Aptos" w:hAnsi="Aptos" w:eastAsia="ＭＳ 明朝" w:cs="Arial"/>
+                <w:kern w:val="0"/>
+                <w:sz w:val="24"/>
+                <w:szCs w:val="24"/>
+                <w:lang w:val="en-US" w:eastAsia="ja-JP" w:bidi="ar-SA"/>
+              </w:rPr>
+            </w:pPr>
+            <w:r>
+              <w:rPr>
+                <w:rFonts w:eastAsia="ＭＳ 明朝" w:cs="Arial"/>
+                <w:kern w:val="0"/>
+                <w:sz w:val="24"/>
+                <w:szCs w:val="24"/>
+                <w:lang w:val="en-US" w:eastAsia="ja-JP" w:bidi="ar-SA"/>
+              </w:rPr>
+            </w:r>
+          </w:p>
+        </w:tc>
+        <w:tc>
+          <w:tcPr>
+            <w:tcW w:w="941" w:type="dxa"/>
+            <w:tcBorders>
+              <w:top w:val="single" w:sz="4" w:space="0" w:color="BFC7D1"/>
+              <w:left w:val="single" w:sz="4" w:space="0" w:color="BFC7D1"/>
+              <w:bottom w:val="single" w:sz="4" w:space="0" w:color="BFC7D1"/>
+              <w:right w:val="single" w:sz="4" w:space="0" w:color="BFC7D1"/>
+            </w:tcBorders>
+          </w:tcPr>
+          <w:p>
+            <w:pPr>
+              <w:pStyle w:val="Normal"/>
+              <w:widowControl/>
+              <w:spacing w:lineRule="auto" w:line="240" w:before="0" w:after="20"/>
+              <w:jc w:val="left"/>
+              <w:rPr>
+                <w:rFonts w:ascii="Aptos" w:hAnsi="Aptos" w:eastAsia="ＭＳ 明朝" w:cs="Arial"/>
+                <w:kern w:val="0"/>
+                <w:sz w:val="24"/>
+                <w:szCs w:val="24"/>
+                <w:lang w:val="en-US" w:eastAsia="ja-JP" w:bidi="ar-SA"/>
+              </w:rPr>
+            </w:pPr>
+            <w:r>
+              <w:rPr>
+                <w:rFonts w:eastAsia="Segoe UI" w:cs="Segoe UI" w:ascii="Segoe UI" w:hAnsi="Segoe UI"/>
+                <w:color w:val="101820"/>
+                <w:kern w:val="0"/>
+                <w:sz w:val="18"/>
+                <w:szCs w:val="24"/>
+                <w:lang w:val="en-US" w:eastAsia="ja-JP" w:bidi="ar-SA"/>
+              </w:rPr>
+              <w:t>[amount]</w:t>
+            </w:r>
+          </w:p>
+        </w:tc>
+      </w:tr>
+    </w:tbl>
+    <w:p>
+      <w:pPr>
+        <w:pStyle w:val="Normal"/>
+        <w:spacing w:before="0" w:after="80"/>
+        <w:rPr/>
+      </w:pPr>
+      <w:r>
+        <w:rPr/>
+      </w:r>
+    </w:p>
+    <w:p>
+      <w:pPr>
+        <w:pStyle w:val="Heading2"/>
+        <w:rPr/>
+      </w:pPr>
+      <w:bookmarkStart w:id="14" w:name="__RefHeading___Toc2935_3615388031"/>
+      <w:bookmarkEnd w:id="14"/>
+      <w:r>
+        <w:rPr>
+          <w:rFonts w:eastAsia="Segoe UI" w:cs="Segoe UI"/>
+          <w:b/>
+          <w:color w:val="0F4761"/>
+          <w:sz w:val="26"/>
+        </w:rPr>
+        <w:t>5.3  Recurring fees</w:t>
       </w:r>
     </w:p>
     <w:tbl>
@@ -9396,8 +12206,8 @@
         <w:pStyle w:val="Heading2"/>
         <w:rPr/>
       </w:pPr>
-      <w:bookmarkStart w:id="14" w:name="__RefHeading___Toc16922_3066934455"/>
-      <w:bookmarkEnd w:id="14"/>
+      <w:bookmarkStart w:id="15" w:name="__RefHeading___Toc2937_3615388031"/>
+      <w:bookmarkEnd w:id="15"/>
       <w:r>
         <w:rPr>
           <w:rFonts w:eastAsia="Segoe UI" w:cs="Segoe UI"/>
@@ -9405,7 +12215,7 @@
           <w:color w:val="0F4761"/>
           <w:sz w:val="26"/>
         </w:rPr>
-        <w:t>5.3  Contract value</w:t>
+        <w:t>5.4  Contract value</w:t>
       </w:r>
     </w:p>
     <w:tbl>
@@ -9757,8 +12567,8 @@
         <w:pStyle w:val="Heading2"/>
         <w:rPr/>
       </w:pPr>
-      <w:bookmarkStart w:id="15" w:name="__RefHeading___Toc16924_3066934455"/>
-      <w:bookmarkEnd w:id="15"/>
+      <w:bookmarkStart w:id="16" w:name="__RefHeading___Toc2939_3615388031"/>
+      <w:bookmarkEnd w:id="16"/>
       <w:r>
         <w:rPr>
           <w:rFonts w:eastAsia="Segoe UI" w:cs="Segoe UI"/>
@@ -9766,13 +12576,13 @@
           <w:color w:val="0F4761"/>
           <w:sz w:val="26"/>
         </w:rPr>
-        <w:t>5.4  Payment schedule</w:t>
+        <w:t>5.5  Payment schedule</w:t>
       </w:r>
     </w:p>
     <w:tbl>
       <w:tblPr>
         <w:tblStyle w:val="TableGrid"/>
-        <w:tblW w:w="9014" w:type="dxa"/>
+        <w:tblW w:w="9015" w:type="dxa"/>
         <w:jc w:val="left"/>
         <w:tblInd w:w="0" w:type="dxa"/>
         <w:tblLayout w:type="fixed"/>
@@ -9785,9 +12595,9 @@
         <w:tblLook w:val="04a0" w:noHBand="0" w:noVBand="1" w:firstColumn="1" w:lastRow="0" w:lastColumn="0" w:firstRow="1"/>
       </w:tblPr>
       <w:tblGrid>
-        <w:gridCol w:w="2753"/>
-        <w:gridCol w:w="2255"/>
-        <w:gridCol w:w="4006"/>
+        <w:gridCol w:w="3517"/>
+        <w:gridCol w:w="1980"/>
+        <w:gridCol w:w="3518"/>
       </w:tblGrid>
       <w:tr>
         <w:trPr>
@@ -9795,7 +12605,7 @@
         </w:trPr>
         <w:tc>
           <w:tcPr>
-            <w:tcW w:w="2753" w:type="dxa"/>
+            <w:tcW w:w="3517" w:type="dxa"/>
             <w:tcBorders>
               <w:top w:val="single" w:sz="4" w:space="0" w:color="BFC7D1"/>
               <w:left w:val="single" w:sz="4" w:space="0" w:color="BFC7D1"/>
@@ -9834,7 +12644,7 @@
         </w:tc>
         <w:tc>
           <w:tcPr>
-            <w:tcW w:w="2255" w:type="dxa"/>
+            <w:tcW w:w="1980" w:type="dxa"/>
             <w:tcBorders>
               <w:top w:val="single" w:sz="4" w:space="0" w:color="BFC7D1"/>
               <w:left w:val="single" w:sz="4" w:space="0" w:color="BFC7D1"/>
@@ -9873,7 +12683,7 @@
         </w:tc>
         <w:tc>
           <w:tcPr>
-            <w:tcW w:w="4006" w:type="dxa"/>
+            <w:tcW w:w="3518" w:type="dxa"/>
             <w:tcBorders>
               <w:top w:val="single" w:sz="4" w:space="0" w:color="BFC7D1"/>
               <w:left w:val="single" w:sz="4" w:space="0" w:color="BFC7D1"/>
@@ -9915,7 +12725,7 @@
         <w:trPr/>
         <w:tc>
           <w:tcPr>
-            <w:tcW w:w="2753" w:type="dxa"/>
+            <w:tcW w:w="3517" w:type="dxa"/>
             <w:tcBorders>
               <w:top w:val="single" w:sz="4" w:space="0" w:color="BFC7D1"/>
               <w:left w:val="single" w:sz="4" w:space="0" w:color="BFC7D1"/>
@@ -9952,7 +12762,7 @@
         </w:tc>
         <w:tc>
           <w:tcPr>
-            <w:tcW w:w="2255" w:type="dxa"/>
+            <w:tcW w:w="1980" w:type="dxa"/>
             <w:tcBorders>
               <w:top w:val="single" w:sz="4" w:space="0" w:color="BFC7D1"/>
               <w:left w:val="single" w:sz="4" w:space="0" w:color="BFC7D1"/>
@@ -9989,7 +12799,7 @@
         </w:tc>
         <w:tc>
           <w:tcPr>
-            <w:tcW w:w="4006" w:type="dxa"/>
+            <w:tcW w:w="3518" w:type="dxa"/>
             <w:tcBorders>
               <w:top w:val="single" w:sz="4" w:space="0" w:color="BFC7D1"/>
               <w:left w:val="single" w:sz="4" w:space="0" w:color="BFC7D1"/>
@@ -10029,7 +12839,7 @@
         <w:trPr/>
         <w:tc>
           <w:tcPr>
-            <w:tcW w:w="2753" w:type="dxa"/>
+            <w:tcW w:w="3517" w:type="dxa"/>
             <w:tcBorders>
               <w:top w:val="single" w:sz="4" w:space="0" w:color="BFC7D1"/>
               <w:left w:val="single" w:sz="4" w:space="0" w:color="BFC7D1"/>
@@ -10066,7 +12876,7 @@
         </w:tc>
         <w:tc>
           <w:tcPr>
-            <w:tcW w:w="2255" w:type="dxa"/>
+            <w:tcW w:w="1980" w:type="dxa"/>
             <w:tcBorders>
               <w:top w:val="single" w:sz="4" w:space="0" w:color="BFC7D1"/>
               <w:left w:val="single" w:sz="4" w:space="0" w:color="BFC7D1"/>
@@ -10103,7 +12913,7 @@
         </w:tc>
         <w:tc>
           <w:tcPr>
-            <w:tcW w:w="4006" w:type="dxa"/>
+            <w:tcW w:w="3518" w:type="dxa"/>
             <w:tcBorders>
               <w:top w:val="single" w:sz="4" w:space="0" w:color="BFC7D1"/>
               <w:left w:val="single" w:sz="4" w:space="0" w:color="BFC7D1"/>
@@ -10143,7 +12953,7 @@
         <w:trPr/>
         <w:tc>
           <w:tcPr>
-            <w:tcW w:w="2753" w:type="dxa"/>
+            <w:tcW w:w="3517" w:type="dxa"/>
             <w:tcBorders>
               <w:top w:val="single" w:sz="4" w:space="0" w:color="BFC7D1"/>
               <w:left w:val="single" w:sz="4" w:space="0" w:color="BFC7D1"/>
@@ -10180,7 +12990,7 @@
         </w:tc>
         <w:tc>
           <w:tcPr>
-            <w:tcW w:w="2255" w:type="dxa"/>
+            <w:tcW w:w="1980" w:type="dxa"/>
             <w:tcBorders>
               <w:top w:val="single" w:sz="4" w:space="0" w:color="BFC7D1"/>
               <w:left w:val="single" w:sz="4" w:space="0" w:color="BFC7D1"/>
@@ -10217,7 +13027,7 @@
         </w:tc>
         <w:tc>
           <w:tcPr>
-            <w:tcW w:w="4006" w:type="dxa"/>
+            <w:tcW w:w="3518" w:type="dxa"/>
             <w:tcBorders>
               <w:top w:val="single" w:sz="4" w:space="0" w:color="BFC7D1"/>
               <w:left w:val="single" w:sz="4" w:space="0" w:color="BFC7D1"/>
@@ -10257,7 +13067,7 @@
         <w:trPr/>
         <w:tc>
           <w:tcPr>
-            <w:tcW w:w="2753" w:type="dxa"/>
+            <w:tcW w:w="3517" w:type="dxa"/>
             <w:tcBorders>
               <w:top w:val="single" w:sz="4" w:space="0" w:color="BFC7D1"/>
               <w:left w:val="single" w:sz="4" w:space="0" w:color="BFC7D1"/>
@@ -10294,7 +13104,7 @@
         </w:tc>
         <w:tc>
           <w:tcPr>
-            <w:tcW w:w="2255" w:type="dxa"/>
+            <w:tcW w:w="1980" w:type="dxa"/>
             <w:tcBorders>
               <w:top w:val="single" w:sz="4" w:space="0" w:color="BFC7D1"/>
               <w:left w:val="single" w:sz="4" w:space="0" w:color="BFC7D1"/>
@@ -10331,7 +13141,7 @@
         </w:tc>
         <w:tc>
           <w:tcPr>
-            <w:tcW w:w="4006" w:type="dxa"/>
+            <w:tcW w:w="3518" w:type="dxa"/>
             <w:tcBorders>
               <w:top w:val="single" w:sz="4" w:space="0" w:color="BFC7D1"/>
               <w:left w:val="single" w:sz="4" w:space="0" w:color="BFC7D1"/>
@@ -10371,44 +13181,44 @@
         <w:trPr/>
         <w:tc>
           <w:tcPr>
-            <w:tcW w:w="2753" w:type="dxa"/>
-            <w:tcBorders>
-              <w:top w:val="single" w:sz="4" w:space="0" w:color="BFC7D1"/>
-              <w:left w:val="single" w:sz="4" w:space="0" w:color="BFC7D1"/>
-              <w:bottom w:val="single" w:sz="4" w:space="0" w:color="BFC7D1"/>
-              <w:right w:val="single" w:sz="4" w:space="0" w:color="BFC7D1"/>
-            </w:tcBorders>
-          </w:tcPr>
-          <w:p>
-            <w:pPr>
-              <w:pStyle w:val="Normal"/>
-              <w:widowControl/>
-              <w:spacing w:lineRule="auto" w:line="240" w:before="0" w:after="20"/>
-              <w:jc w:val="left"/>
-              <w:rPr>
-                <w:rFonts w:ascii="Aptos" w:hAnsi="Aptos" w:eastAsia="ＭＳ 明朝" w:cs="Arial"/>
-                <w:kern w:val="0"/>
-                <w:sz w:val="24"/>
-                <w:szCs w:val="24"/>
-                <w:lang w:val="en-US" w:eastAsia="ja-JP" w:bidi="ar-SA"/>
-              </w:rPr>
-            </w:pPr>
-            <w:r>
-              <w:rPr>
-                <w:rFonts w:eastAsia="Segoe UI" w:cs="Segoe UI" w:ascii="Segoe UI" w:hAnsi="Segoe UI"/>
-                <w:color w:val="101820"/>
-                <w:kern w:val="0"/>
-                <w:sz w:val="18"/>
-                <w:szCs w:val="24"/>
-                <w:lang w:val="en-US" w:eastAsia="ja-JP" w:bidi="ar-SA"/>
-              </w:rPr>
-              <w:t>One-time optional services</w:t>
-            </w:r>
-          </w:p>
-        </w:tc>
-        <w:tc>
-          <w:tcPr>
-            <w:tcW w:w="2255" w:type="dxa"/>
+            <w:tcW w:w="3517" w:type="dxa"/>
+            <w:tcBorders>
+              <w:top w:val="single" w:sz="4" w:space="0" w:color="BFC7D1"/>
+              <w:left w:val="single" w:sz="4" w:space="0" w:color="BFC7D1"/>
+              <w:bottom w:val="single" w:sz="4" w:space="0" w:color="BFC7D1"/>
+              <w:right w:val="single" w:sz="4" w:space="0" w:color="BFC7D1"/>
+            </w:tcBorders>
+          </w:tcPr>
+          <w:p>
+            <w:pPr>
+              <w:pStyle w:val="Normal"/>
+              <w:widowControl/>
+              <w:spacing w:lineRule="auto" w:line="240" w:before="0" w:after="20"/>
+              <w:jc w:val="left"/>
+              <w:rPr>
+                <w:rFonts w:ascii="Aptos" w:hAnsi="Aptos" w:eastAsia="ＭＳ 明朝" w:cs="Arial"/>
+                <w:kern w:val="0"/>
+                <w:sz w:val="24"/>
+                <w:szCs w:val="24"/>
+                <w:lang w:val="en-US" w:eastAsia="ja-JP" w:bidi="ar-SA"/>
+              </w:rPr>
+            </w:pPr>
+            <w:r>
+              <w:rPr>
+                <w:rFonts w:eastAsia="Segoe UI" w:cs="Segoe UI" w:ascii="Segoe UI" w:hAnsi="Segoe UI"/>
+                <w:color w:val="101820"/>
+                <w:kern w:val="0"/>
+                <w:sz w:val="18"/>
+                <w:szCs w:val="24"/>
+                <w:lang w:val="en-US" w:eastAsia="ja-JP" w:bidi="ar-SA"/>
+              </w:rPr>
+              <w:t>One-time optional services (extra training days, legacy data sources, additional integrations, environment set-up, on-site days)</w:t>
+            </w:r>
+          </w:p>
+        </w:tc>
+        <w:tc>
+          <w:tcPr>
+            <w:tcW w:w="1980" w:type="dxa"/>
             <w:tcBorders>
               <w:top w:val="single" w:sz="4" w:space="0" w:color="BFC7D1"/>
               <w:left w:val="single" w:sz="4" w:space="0" w:color="BFC7D1"/>
@@ -10445,7 +13255,7 @@
         </w:tc>
         <w:tc>
           <w:tcPr>
-            <w:tcW w:w="4006" w:type="dxa"/>
+            <w:tcW w:w="3518" w:type="dxa"/>
             <w:tcBorders>
               <w:top w:val="single" w:sz="4" w:space="0" w:color="BFC7D1"/>
               <w:left w:val="single" w:sz="4" w:space="0" w:color="BFC7D1"/>
@@ -10485,112 +13295,112 @@
         <w:trPr/>
         <w:tc>
           <w:tcPr>
-            <w:tcW w:w="2753" w:type="dxa"/>
-            <w:tcBorders>
-              <w:top w:val="single" w:sz="4" w:space="0" w:color="BFC7D1"/>
-              <w:left w:val="single" w:sz="4" w:space="0" w:color="BFC7D1"/>
-              <w:bottom w:val="single" w:sz="4" w:space="0" w:color="BFC7D1"/>
-              <w:right w:val="single" w:sz="4" w:space="0" w:color="BFC7D1"/>
-            </w:tcBorders>
-          </w:tcPr>
-          <w:p>
-            <w:pPr>
-              <w:pStyle w:val="Normal"/>
-              <w:widowControl/>
-              <w:spacing w:lineRule="auto" w:line="240" w:before="0" w:after="20"/>
-              <w:jc w:val="left"/>
-              <w:rPr>
-                <w:rFonts w:ascii="Aptos" w:hAnsi="Aptos" w:eastAsia="ＭＳ 明朝" w:cs="Arial"/>
-                <w:kern w:val="0"/>
-                <w:sz w:val="24"/>
-                <w:szCs w:val="24"/>
-                <w:lang w:val="en-US" w:eastAsia="ja-JP" w:bidi="ar-SA"/>
-              </w:rPr>
-            </w:pPr>
-            <w:r>
-              <w:rPr>
-                <w:rFonts w:eastAsia="Segoe UI" w:cs="Segoe UI" w:ascii="Segoe UI" w:hAnsi="Segoe UI"/>
-                <w:color w:val="101820"/>
-                <w:kern w:val="0"/>
-                <w:sz w:val="18"/>
-                <w:szCs w:val="24"/>
-                <w:lang w:val="en-US" w:eastAsia="ja-JP" w:bidi="ar-SA"/>
-              </w:rPr>
-              <w:t>Subscription</w:t>
-            </w:r>
-          </w:p>
-        </w:tc>
-        <w:tc>
-          <w:tcPr>
-            <w:tcW w:w="2255" w:type="dxa"/>
-            <w:tcBorders>
-              <w:top w:val="single" w:sz="4" w:space="0" w:color="BFC7D1"/>
-              <w:left w:val="single" w:sz="4" w:space="0" w:color="BFC7D1"/>
-              <w:bottom w:val="single" w:sz="4" w:space="0" w:color="BFC7D1"/>
-              <w:right w:val="single" w:sz="4" w:space="0" w:color="BFC7D1"/>
-            </w:tcBorders>
-          </w:tcPr>
-          <w:p>
-            <w:pPr>
-              <w:pStyle w:val="Normal"/>
-              <w:widowControl/>
-              <w:spacing w:lineRule="auto" w:line="240" w:before="0" w:after="20"/>
-              <w:jc w:val="left"/>
-              <w:rPr>
-                <w:rFonts w:ascii="Aptos" w:hAnsi="Aptos" w:eastAsia="ＭＳ 明朝" w:cs="Arial"/>
-                <w:kern w:val="0"/>
-                <w:sz w:val="24"/>
-                <w:szCs w:val="24"/>
-                <w:lang w:val="en-US" w:eastAsia="ja-JP" w:bidi="ar-SA"/>
-              </w:rPr>
-            </w:pPr>
-            <w:r>
-              <w:rPr>
-                <w:rFonts w:eastAsia="Segoe UI" w:cs="Segoe UI" w:ascii="Segoe UI" w:hAnsi="Segoe UI"/>
-                <w:color w:val="101820"/>
-                <w:kern w:val="0"/>
-                <w:sz w:val="18"/>
-                <w:szCs w:val="24"/>
-                <w:lang w:val="en-US" w:eastAsia="ja-JP" w:bidi="ar-SA"/>
-              </w:rPr>
-              <w:t>[amount] a month</w:t>
-            </w:r>
-          </w:p>
-        </w:tc>
-        <w:tc>
-          <w:tcPr>
-            <w:tcW w:w="4006" w:type="dxa"/>
-            <w:tcBorders>
-              <w:top w:val="single" w:sz="4" w:space="0" w:color="BFC7D1"/>
-              <w:left w:val="single" w:sz="4" w:space="0" w:color="BFC7D1"/>
-              <w:bottom w:val="single" w:sz="4" w:space="0" w:color="BFC7D1"/>
-              <w:right w:val="single" w:sz="4" w:space="0" w:color="BFC7D1"/>
-            </w:tcBorders>
-          </w:tcPr>
-          <w:p>
-            <w:pPr>
-              <w:pStyle w:val="Normal"/>
-              <w:widowControl/>
-              <w:spacing w:lineRule="auto" w:line="240" w:before="0" w:after="20"/>
-              <w:jc w:val="left"/>
-              <w:rPr>
-                <w:rFonts w:ascii="Aptos" w:hAnsi="Aptos" w:eastAsia="ＭＳ 明朝" w:cs="Arial"/>
-                <w:kern w:val="0"/>
-                <w:sz w:val="24"/>
-                <w:szCs w:val="24"/>
-                <w:lang w:val="en-US" w:eastAsia="ja-JP" w:bidi="ar-SA"/>
-              </w:rPr>
-            </w:pPr>
-            <w:r>
-              <w:rPr>
-                <w:rFonts w:eastAsia="Segoe UI" w:cs="Segoe UI" w:ascii="Segoe UI" w:hAnsi="Segoe UI"/>
-                <w:color w:val="101820"/>
-                <w:kern w:val="0"/>
-                <w:sz w:val="18"/>
-                <w:szCs w:val="24"/>
-                <w:lang w:val="en-US" w:eastAsia="ja-JP" w:bidi="ar-SA"/>
-              </w:rPr>
-              <w:t>Monthly in advance from go-live</w:t>
+            <w:tcW w:w="3517" w:type="dxa"/>
+            <w:tcBorders>
+              <w:top w:val="single" w:sz="4" w:space="0" w:color="BFC7D1"/>
+              <w:left w:val="single" w:sz="4" w:space="0" w:color="BFC7D1"/>
+              <w:bottom w:val="single" w:sz="4" w:space="0" w:color="BFC7D1"/>
+              <w:right w:val="single" w:sz="4" w:space="0" w:color="BFC7D1"/>
+            </w:tcBorders>
+          </w:tcPr>
+          <w:p>
+            <w:pPr>
+              <w:pStyle w:val="Normal"/>
+              <w:widowControl/>
+              <w:spacing w:lineRule="auto" w:line="240" w:before="0" w:after="20"/>
+              <w:jc w:val="left"/>
+              <w:rPr>
+                <w:rFonts w:ascii="Aptos" w:hAnsi="Aptos" w:eastAsia="ＭＳ 明朝" w:cs="Arial"/>
+                <w:kern w:val="0"/>
+                <w:sz w:val="24"/>
+                <w:szCs w:val="24"/>
+                <w:lang w:val="en-US" w:eastAsia="ja-JP" w:bidi="ar-SA"/>
+              </w:rPr>
+            </w:pPr>
+            <w:r>
+              <w:rPr>
+                <w:rFonts w:eastAsia="Segoe UI" w:cs="Segoe UI" w:ascii="Segoe UI" w:hAnsi="Segoe UI"/>
+                <w:color w:val="101820"/>
+                <w:kern w:val="0"/>
+                <w:sz w:val="18"/>
+                <w:szCs w:val="24"/>
+                <w:lang w:val="en-US" w:eastAsia="ja-JP" w:bidi="ar-SA"/>
+              </w:rPr>
+              <w:t>Optional modules and partner services (each line ordered in the table of that name above)</w:t>
+            </w:r>
+          </w:p>
+        </w:tc>
+        <w:tc>
+          <w:tcPr>
+            <w:tcW w:w="1980" w:type="dxa"/>
+            <w:tcBorders>
+              <w:top w:val="single" w:sz="4" w:space="0" w:color="BFC7D1"/>
+              <w:left w:val="single" w:sz="4" w:space="0" w:color="BFC7D1"/>
+              <w:bottom w:val="single" w:sz="4" w:space="0" w:color="BFC7D1"/>
+              <w:right w:val="single" w:sz="4" w:space="0" w:color="BFC7D1"/>
+            </w:tcBorders>
+          </w:tcPr>
+          <w:p>
+            <w:pPr>
+              <w:pStyle w:val="Normal"/>
+              <w:widowControl/>
+              <w:spacing w:lineRule="auto" w:line="240" w:before="0" w:after="20"/>
+              <w:jc w:val="left"/>
+              <w:rPr>
+                <w:rFonts w:ascii="Aptos" w:hAnsi="Aptos" w:eastAsia="ＭＳ 明朝" w:cs="Arial"/>
+                <w:kern w:val="0"/>
+                <w:sz w:val="24"/>
+                <w:szCs w:val="24"/>
+                <w:lang w:val="en-US" w:eastAsia="ja-JP" w:bidi="ar-SA"/>
+              </w:rPr>
+            </w:pPr>
+            <w:r>
+              <w:rPr>
+                <w:rFonts w:eastAsia="Segoe UI" w:cs="Segoe UI" w:ascii="Segoe UI" w:hAnsi="Segoe UI"/>
+                <w:color w:val="101820"/>
+                <w:kern w:val="0"/>
+                <w:sz w:val="18"/>
+                <w:szCs w:val="24"/>
+                <w:lang w:val="en-US" w:eastAsia="ja-JP" w:bidi="ar-SA"/>
+              </w:rPr>
+              <w:t>[amount]</w:t>
+            </w:r>
+          </w:p>
+        </w:tc>
+        <w:tc>
+          <w:tcPr>
+            <w:tcW w:w="3518" w:type="dxa"/>
+            <w:tcBorders>
+              <w:top w:val="single" w:sz="4" w:space="0" w:color="BFC7D1"/>
+              <w:left w:val="single" w:sz="4" w:space="0" w:color="BFC7D1"/>
+              <w:bottom w:val="single" w:sz="4" w:space="0" w:color="BFC7D1"/>
+              <w:right w:val="single" w:sz="4" w:space="0" w:color="BFC7D1"/>
+            </w:tcBorders>
+          </w:tcPr>
+          <w:p>
+            <w:pPr>
+              <w:pStyle w:val="Normal"/>
+              <w:widowControl/>
+              <w:spacing w:lineRule="auto" w:line="240" w:before="0" w:after="20"/>
+              <w:jc w:val="left"/>
+              <w:rPr>
+                <w:rFonts w:ascii="Aptos" w:hAnsi="Aptos" w:eastAsia="ＭＳ 明朝" w:cs="Arial"/>
+                <w:kern w:val="0"/>
+                <w:sz w:val="24"/>
+                <w:szCs w:val="24"/>
+                <w:lang w:val="en-US" w:eastAsia="ja-JP" w:bidi="ar-SA"/>
+              </w:rPr>
+            </w:pPr>
+            <w:r>
+              <w:rPr>
+                <w:rFonts w:eastAsia="Segoe UI" w:cs="Segoe UI" w:ascii="Segoe UI" w:hAnsi="Segoe UI"/>
+                <w:color w:val="101820"/>
+                <w:kern w:val="0"/>
+                <w:sz w:val="18"/>
+                <w:szCs w:val="24"/>
+                <w:lang w:val="en-US" w:eastAsia="ja-JP" w:bidi="ar-SA"/>
+              </w:rPr>
+              <w:t>On delivery of each service</w:t>
             </w:r>
           </w:p>
         </w:tc>
@@ -10599,44 +13409,44 @@
         <w:trPr/>
         <w:tc>
           <w:tcPr>
-            <w:tcW w:w="2753" w:type="dxa"/>
-            <w:tcBorders>
-              <w:top w:val="single" w:sz="4" w:space="0" w:color="BFC7D1"/>
-              <w:left w:val="single" w:sz="4" w:space="0" w:color="BFC7D1"/>
-              <w:bottom w:val="single" w:sz="4" w:space="0" w:color="BFC7D1"/>
-              <w:right w:val="single" w:sz="4" w:space="0" w:color="BFC7D1"/>
-            </w:tcBorders>
-          </w:tcPr>
-          <w:p>
-            <w:pPr>
-              <w:pStyle w:val="Normal"/>
-              <w:widowControl/>
-              <w:spacing w:lineRule="auto" w:line="240" w:before="0" w:after="20"/>
-              <w:jc w:val="left"/>
-              <w:rPr>
-                <w:rFonts w:ascii="Aptos" w:hAnsi="Aptos" w:eastAsia="ＭＳ 明朝" w:cs="Arial"/>
-                <w:kern w:val="0"/>
-                <w:sz w:val="24"/>
-                <w:szCs w:val="24"/>
-                <w:lang w:val="en-US" w:eastAsia="ja-JP" w:bidi="ar-SA"/>
-              </w:rPr>
-            </w:pPr>
-            <w:r>
-              <w:rPr>
-                <w:rFonts w:eastAsia="Segoe UI" w:cs="Segoe UI" w:ascii="Segoe UI" w:hAnsi="Segoe UI"/>
-                <w:color w:val="101820"/>
-                <w:kern w:val="0"/>
-                <w:sz w:val="18"/>
-                <w:szCs w:val="24"/>
-                <w:lang w:val="en-US" w:eastAsia="ja-JP" w:bidi="ar-SA"/>
-              </w:rPr>
-              <w:t>Hosting</w:t>
-            </w:r>
-          </w:p>
-        </w:tc>
-        <w:tc>
-          <w:tcPr>
-            <w:tcW w:w="2255" w:type="dxa"/>
+            <w:tcW w:w="3517" w:type="dxa"/>
+            <w:tcBorders>
+              <w:top w:val="single" w:sz="4" w:space="0" w:color="BFC7D1"/>
+              <w:left w:val="single" w:sz="4" w:space="0" w:color="BFC7D1"/>
+              <w:bottom w:val="single" w:sz="4" w:space="0" w:color="BFC7D1"/>
+              <w:right w:val="single" w:sz="4" w:space="0" w:color="BFC7D1"/>
+            </w:tcBorders>
+          </w:tcPr>
+          <w:p>
+            <w:pPr>
+              <w:pStyle w:val="Normal"/>
+              <w:widowControl/>
+              <w:spacing w:lineRule="auto" w:line="240" w:before="0" w:after="20"/>
+              <w:jc w:val="left"/>
+              <w:rPr>
+                <w:rFonts w:ascii="Aptos" w:hAnsi="Aptos" w:eastAsia="ＭＳ 明朝" w:cs="Arial"/>
+                <w:kern w:val="0"/>
+                <w:sz w:val="24"/>
+                <w:szCs w:val="24"/>
+                <w:lang w:val="en-US" w:eastAsia="ja-JP" w:bidi="ar-SA"/>
+              </w:rPr>
+            </w:pPr>
+            <w:r>
+              <w:rPr>
+                <w:rFonts w:eastAsia="Segoe UI" w:cs="Segoe UI" w:ascii="Segoe UI" w:hAnsi="Segoe UI"/>
+                <w:color w:val="101820"/>
+                <w:kern w:val="0"/>
+                <w:sz w:val="18"/>
+                <w:szCs w:val="24"/>
+                <w:lang w:val="en-US" w:eastAsia="ja-JP" w:bidi="ar-SA"/>
+              </w:rPr>
+              <w:t>Subscription</w:t>
+            </w:r>
+          </w:p>
+        </w:tc>
+        <w:tc>
+          <w:tcPr>
+            <w:tcW w:w="1980" w:type="dxa"/>
             <w:tcBorders>
               <w:top w:val="single" w:sz="4" w:space="0" w:color="BFC7D1"/>
               <w:left w:val="single" w:sz="4" w:space="0" w:color="BFC7D1"/>
@@ -10673,38 +13483,38 @@
         </w:tc>
         <w:tc>
           <w:tcPr>
-            <w:tcW w:w="4006" w:type="dxa"/>
-            <w:tcBorders>
-              <w:top w:val="single" w:sz="4" w:space="0" w:color="BFC7D1"/>
-              <w:left w:val="single" w:sz="4" w:space="0" w:color="BFC7D1"/>
-              <w:bottom w:val="single" w:sz="4" w:space="0" w:color="BFC7D1"/>
-              <w:right w:val="single" w:sz="4" w:space="0" w:color="BFC7D1"/>
-            </w:tcBorders>
-          </w:tcPr>
-          <w:p>
-            <w:pPr>
-              <w:pStyle w:val="Normal"/>
-              <w:widowControl/>
-              <w:spacing w:lineRule="auto" w:line="240" w:before="0" w:after="20"/>
-              <w:jc w:val="left"/>
-              <w:rPr>
-                <w:rFonts w:ascii="Aptos" w:hAnsi="Aptos" w:eastAsia="ＭＳ 明朝" w:cs="Arial"/>
-                <w:kern w:val="0"/>
-                <w:sz w:val="24"/>
-                <w:szCs w:val="24"/>
-                <w:lang w:val="en-US" w:eastAsia="ja-JP" w:bidi="ar-SA"/>
-              </w:rPr>
-            </w:pPr>
-            <w:r>
-              <w:rPr>
-                <w:rFonts w:eastAsia="Segoe UI" w:cs="Segoe UI" w:ascii="Segoe UI" w:hAnsi="Segoe UI"/>
-                <w:color w:val="101820"/>
-                <w:kern w:val="0"/>
-                <w:sz w:val="18"/>
-                <w:szCs w:val="24"/>
-                <w:lang w:val="en-US" w:eastAsia="ja-JP" w:bidi="ar-SA"/>
-              </w:rPr>
-              <w:t>Monthly in advance from the handover of each environment</w:t>
+            <w:tcW w:w="3518" w:type="dxa"/>
+            <w:tcBorders>
+              <w:top w:val="single" w:sz="4" w:space="0" w:color="BFC7D1"/>
+              <w:left w:val="single" w:sz="4" w:space="0" w:color="BFC7D1"/>
+              <w:bottom w:val="single" w:sz="4" w:space="0" w:color="BFC7D1"/>
+              <w:right w:val="single" w:sz="4" w:space="0" w:color="BFC7D1"/>
+            </w:tcBorders>
+          </w:tcPr>
+          <w:p>
+            <w:pPr>
+              <w:pStyle w:val="Normal"/>
+              <w:widowControl/>
+              <w:spacing w:lineRule="auto" w:line="240" w:before="0" w:after="20"/>
+              <w:jc w:val="left"/>
+              <w:rPr>
+                <w:rFonts w:ascii="Aptos" w:hAnsi="Aptos" w:eastAsia="ＭＳ 明朝" w:cs="Arial"/>
+                <w:kern w:val="0"/>
+                <w:sz w:val="24"/>
+                <w:szCs w:val="24"/>
+                <w:lang w:val="en-US" w:eastAsia="ja-JP" w:bidi="ar-SA"/>
+              </w:rPr>
+            </w:pPr>
+            <w:r>
+              <w:rPr>
+                <w:rFonts w:eastAsia="Segoe UI" w:cs="Segoe UI" w:ascii="Segoe UI" w:hAnsi="Segoe UI"/>
+                <w:color w:val="101820"/>
+                <w:kern w:val="0"/>
+                <w:sz w:val="18"/>
+                <w:szCs w:val="24"/>
+                <w:lang w:val="en-US" w:eastAsia="ja-JP" w:bidi="ar-SA"/>
+              </w:rPr>
+              <w:t>Monthly in advance from go-live</w:t>
             </w:r>
           </w:p>
         </w:tc>
@@ -10713,112 +13523,112 @@
         <w:trPr/>
         <w:tc>
           <w:tcPr>
-            <w:tcW w:w="2753" w:type="dxa"/>
-            <w:tcBorders>
-              <w:top w:val="single" w:sz="4" w:space="0" w:color="BFC7D1"/>
-              <w:left w:val="single" w:sz="4" w:space="0" w:color="BFC7D1"/>
-              <w:bottom w:val="single" w:sz="4" w:space="0" w:color="BFC7D1"/>
-              <w:right w:val="single" w:sz="4" w:space="0" w:color="BFC7D1"/>
-            </w:tcBorders>
-          </w:tcPr>
-          <w:p>
-            <w:pPr>
-              <w:pStyle w:val="Normal"/>
-              <w:widowControl/>
-              <w:spacing w:lineRule="auto" w:line="240" w:before="0" w:after="20"/>
-              <w:jc w:val="left"/>
-              <w:rPr>
-                <w:rFonts w:ascii="Aptos" w:hAnsi="Aptos" w:eastAsia="ＭＳ 明朝" w:cs="Arial"/>
-                <w:kern w:val="0"/>
-                <w:sz w:val="24"/>
-                <w:szCs w:val="24"/>
-                <w:lang w:val="en-US" w:eastAsia="ja-JP" w:bidi="ar-SA"/>
-              </w:rPr>
-            </w:pPr>
-            <w:r>
-              <w:rPr>
-                <w:rFonts w:eastAsia="Segoe UI" w:cs="Segoe UI" w:ascii="Segoe UI" w:hAnsi="Segoe UI"/>
-                <w:color w:val="101820"/>
-                <w:kern w:val="0"/>
-                <w:sz w:val="18"/>
-                <w:szCs w:val="24"/>
-                <w:lang w:val="en-US" w:eastAsia="ja-JP" w:bidi="ar-SA"/>
-              </w:rPr>
-              <w:t>Pre-Prod</w:t>
-            </w:r>
-          </w:p>
-        </w:tc>
-        <w:tc>
-          <w:tcPr>
-            <w:tcW w:w="2255" w:type="dxa"/>
-            <w:tcBorders>
-              <w:top w:val="single" w:sz="4" w:space="0" w:color="BFC7D1"/>
-              <w:left w:val="single" w:sz="4" w:space="0" w:color="BFC7D1"/>
-              <w:bottom w:val="single" w:sz="4" w:space="0" w:color="BFC7D1"/>
-              <w:right w:val="single" w:sz="4" w:space="0" w:color="BFC7D1"/>
-            </w:tcBorders>
-          </w:tcPr>
-          <w:p>
-            <w:pPr>
-              <w:pStyle w:val="Normal"/>
-              <w:widowControl/>
-              <w:spacing w:lineRule="auto" w:line="240" w:before="0" w:after="20"/>
-              <w:jc w:val="left"/>
-              <w:rPr>
-                <w:rFonts w:ascii="Aptos" w:hAnsi="Aptos" w:eastAsia="ＭＳ 明朝" w:cs="Arial"/>
-                <w:kern w:val="0"/>
-                <w:sz w:val="24"/>
-                <w:szCs w:val="24"/>
-                <w:lang w:val="en-US" w:eastAsia="ja-JP" w:bidi="ar-SA"/>
-              </w:rPr>
-            </w:pPr>
-            <w:r>
-              <w:rPr>
-                <w:rFonts w:eastAsia="Segoe UI" w:cs="Segoe UI" w:ascii="Segoe UI" w:hAnsi="Segoe UI"/>
-                <w:color w:val="101820"/>
-                <w:kern w:val="0"/>
-                <w:sz w:val="18"/>
-                <w:szCs w:val="24"/>
-                <w:lang w:val="en-US" w:eastAsia="ja-JP" w:bidi="ar-SA"/>
-              </w:rPr>
-              <w:t>[amount] a month of use</w:t>
-            </w:r>
-          </w:p>
-        </w:tc>
-        <w:tc>
-          <w:tcPr>
-            <w:tcW w:w="4006" w:type="dxa"/>
-            <w:tcBorders>
-              <w:top w:val="single" w:sz="4" w:space="0" w:color="BFC7D1"/>
-              <w:left w:val="single" w:sz="4" w:space="0" w:color="BFC7D1"/>
-              <w:bottom w:val="single" w:sz="4" w:space="0" w:color="BFC7D1"/>
-              <w:right w:val="single" w:sz="4" w:space="0" w:color="BFC7D1"/>
-            </w:tcBorders>
-          </w:tcPr>
-          <w:p>
-            <w:pPr>
-              <w:pStyle w:val="Normal"/>
-              <w:widowControl/>
-              <w:spacing w:lineRule="auto" w:line="240" w:before="0" w:after="20"/>
-              <w:jc w:val="left"/>
-              <w:rPr>
-                <w:rFonts w:ascii="Aptos" w:hAnsi="Aptos" w:eastAsia="ＭＳ 明朝" w:cs="Arial"/>
-                <w:kern w:val="0"/>
-                <w:sz w:val="24"/>
-                <w:szCs w:val="24"/>
-                <w:lang w:val="en-US" w:eastAsia="ja-JP" w:bidi="ar-SA"/>
-              </w:rPr>
-            </w:pPr>
-            <w:r>
-              <w:rPr>
-                <w:rFonts w:eastAsia="Segoe UI" w:cs="Segoe UI" w:ascii="Segoe UI" w:hAnsi="Segoe UI"/>
-                <w:color w:val="101820"/>
-                <w:kern w:val="0"/>
-                <w:sz w:val="18"/>
-                <w:szCs w:val="24"/>
-                <w:lang w:val="en-US" w:eastAsia="ja-JP" w:bidi="ar-SA"/>
-              </w:rPr>
-              <w:t>Monthly in advance for each month of use</w:t>
+            <w:tcW w:w="3517" w:type="dxa"/>
+            <w:tcBorders>
+              <w:top w:val="single" w:sz="4" w:space="0" w:color="BFC7D1"/>
+              <w:left w:val="single" w:sz="4" w:space="0" w:color="BFC7D1"/>
+              <w:bottom w:val="single" w:sz="4" w:space="0" w:color="BFC7D1"/>
+              <w:right w:val="single" w:sz="4" w:space="0" w:color="BFC7D1"/>
+            </w:tcBorders>
+          </w:tcPr>
+          <w:p>
+            <w:pPr>
+              <w:pStyle w:val="Normal"/>
+              <w:widowControl/>
+              <w:spacing w:lineRule="auto" w:line="240" w:before="0" w:after="20"/>
+              <w:jc w:val="left"/>
+              <w:rPr>
+                <w:rFonts w:ascii="Aptos" w:hAnsi="Aptos" w:eastAsia="ＭＳ 明朝" w:cs="Arial"/>
+                <w:kern w:val="0"/>
+                <w:sz w:val="24"/>
+                <w:szCs w:val="24"/>
+                <w:lang w:val="en-US" w:eastAsia="ja-JP" w:bidi="ar-SA"/>
+              </w:rPr>
+            </w:pPr>
+            <w:r>
+              <w:rPr>
+                <w:rFonts w:eastAsia="Segoe UI" w:cs="Segoe UI" w:ascii="Segoe UI" w:hAnsi="Segoe UI"/>
+                <w:color w:val="101820"/>
+                <w:kern w:val="0"/>
+                <w:sz w:val="18"/>
+                <w:szCs w:val="24"/>
+                <w:lang w:val="en-US" w:eastAsia="ja-JP" w:bidi="ar-SA"/>
+              </w:rPr>
+              <w:t>Hosting</w:t>
+            </w:r>
+          </w:p>
+        </w:tc>
+        <w:tc>
+          <w:tcPr>
+            <w:tcW w:w="1980" w:type="dxa"/>
+            <w:tcBorders>
+              <w:top w:val="single" w:sz="4" w:space="0" w:color="BFC7D1"/>
+              <w:left w:val="single" w:sz="4" w:space="0" w:color="BFC7D1"/>
+              <w:bottom w:val="single" w:sz="4" w:space="0" w:color="BFC7D1"/>
+              <w:right w:val="single" w:sz="4" w:space="0" w:color="BFC7D1"/>
+            </w:tcBorders>
+          </w:tcPr>
+          <w:p>
+            <w:pPr>
+              <w:pStyle w:val="Normal"/>
+              <w:widowControl/>
+              <w:spacing w:lineRule="auto" w:line="240" w:before="0" w:after="20"/>
+              <w:jc w:val="left"/>
+              <w:rPr>
+                <w:rFonts w:ascii="Aptos" w:hAnsi="Aptos" w:eastAsia="ＭＳ 明朝" w:cs="Arial"/>
+                <w:kern w:val="0"/>
+                <w:sz w:val="24"/>
+                <w:szCs w:val="24"/>
+                <w:lang w:val="en-US" w:eastAsia="ja-JP" w:bidi="ar-SA"/>
+              </w:rPr>
+            </w:pPr>
+            <w:r>
+              <w:rPr>
+                <w:rFonts w:eastAsia="Segoe UI" w:cs="Segoe UI" w:ascii="Segoe UI" w:hAnsi="Segoe UI"/>
+                <w:color w:val="101820"/>
+                <w:kern w:val="0"/>
+                <w:sz w:val="18"/>
+                <w:szCs w:val="24"/>
+                <w:lang w:val="en-US" w:eastAsia="ja-JP" w:bidi="ar-SA"/>
+              </w:rPr>
+              <w:t>[amount] a month</w:t>
+            </w:r>
+          </w:p>
+        </w:tc>
+        <w:tc>
+          <w:tcPr>
+            <w:tcW w:w="3518" w:type="dxa"/>
+            <w:tcBorders>
+              <w:top w:val="single" w:sz="4" w:space="0" w:color="BFC7D1"/>
+              <w:left w:val="single" w:sz="4" w:space="0" w:color="BFC7D1"/>
+              <w:bottom w:val="single" w:sz="4" w:space="0" w:color="BFC7D1"/>
+              <w:right w:val="single" w:sz="4" w:space="0" w:color="BFC7D1"/>
+            </w:tcBorders>
+          </w:tcPr>
+          <w:p>
+            <w:pPr>
+              <w:pStyle w:val="Normal"/>
+              <w:widowControl/>
+              <w:spacing w:lineRule="auto" w:line="240" w:before="0" w:after="20"/>
+              <w:jc w:val="left"/>
+              <w:rPr>
+                <w:rFonts w:ascii="Aptos" w:hAnsi="Aptos" w:eastAsia="ＭＳ 明朝" w:cs="Arial"/>
+                <w:kern w:val="0"/>
+                <w:sz w:val="24"/>
+                <w:szCs w:val="24"/>
+                <w:lang w:val="en-US" w:eastAsia="ja-JP" w:bidi="ar-SA"/>
+              </w:rPr>
+            </w:pPr>
+            <w:r>
+              <w:rPr>
+                <w:rFonts w:eastAsia="Segoe UI" w:cs="Segoe UI" w:ascii="Segoe UI" w:hAnsi="Segoe UI"/>
+                <w:color w:val="101820"/>
+                <w:kern w:val="0"/>
+                <w:sz w:val="18"/>
+                <w:szCs w:val="24"/>
+                <w:lang w:val="en-US" w:eastAsia="ja-JP" w:bidi="ar-SA"/>
+              </w:rPr>
+              <w:t>Monthly in advance from the handover of each environment</w:t>
             </w:r>
           </w:p>
         </w:tc>
@@ -10827,112 +13637,112 @@
         <w:trPr/>
         <w:tc>
           <w:tcPr>
-            <w:tcW w:w="2753" w:type="dxa"/>
-            <w:tcBorders>
-              <w:top w:val="single" w:sz="4" w:space="0" w:color="BFC7D1"/>
-              <w:left w:val="single" w:sz="4" w:space="0" w:color="BFC7D1"/>
-              <w:bottom w:val="single" w:sz="4" w:space="0" w:color="BFC7D1"/>
-              <w:right w:val="single" w:sz="4" w:space="0" w:color="BFC7D1"/>
-            </w:tcBorders>
-          </w:tcPr>
-          <w:p>
-            <w:pPr>
-              <w:pStyle w:val="Normal"/>
-              <w:widowControl/>
-              <w:spacing w:lineRule="auto" w:line="240" w:before="0" w:after="20"/>
-              <w:jc w:val="left"/>
-              <w:rPr>
-                <w:rFonts w:ascii="Aptos" w:hAnsi="Aptos" w:eastAsia="ＭＳ 明朝" w:cs="Arial"/>
-                <w:kern w:val="0"/>
-                <w:sz w:val="24"/>
-                <w:szCs w:val="24"/>
-                <w:lang w:val="en-US" w:eastAsia="ja-JP" w:bidi="ar-SA"/>
-              </w:rPr>
-            </w:pPr>
-            <w:r>
-              <w:rPr>
-                <w:rFonts w:eastAsia="Segoe UI" w:cs="Segoe UI" w:ascii="Segoe UI" w:hAnsi="Segoe UI"/>
-                <w:color w:val="101820"/>
-                <w:kern w:val="0"/>
-                <w:sz w:val="18"/>
-                <w:szCs w:val="24"/>
-                <w:lang w:val="en-US" w:eastAsia="ja-JP" w:bidi="ar-SA"/>
-              </w:rPr>
-              <w:t>AMC</w:t>
-            </w:r>
-          </w:p>
-        </w:tc>
-        <w:tc>
-          <w:tcPr>
-            <w:tcW w:w="2255" w:type="dxa"/>
-            <w:tcBorders>
-              <w:top w:val="single" w:sz="4" w:space="0" w:color="BFC7D1"/>
-              <w:left w:val="single" w:sz="4" w:space="0" w:color="BFC7D1"/>
-              <w:bottom w:val="single" w:sz="4" w:space="0" w:color="BFC7D1"/>
-              <w:right w:val="single" w:sz="4" w:space="0" w:color="BFC7D1"/>
-            </w:tcBorders>
-          </w:tcPr>
-          <w:p>
-            <w:pPr>
-              <w:pStyle w:val="Normal"/>
-              <w:widowControl/>
-              <w:spacing w:lineRule="auto" w:line="240" w:before="0" w:after="20"/>
-              <w:jc w:val="left"/>
-              <w:rPr>
-                <w:rFonts w:ascii="Aptos" w:hAnsi="Aptos" w:eastAsia="ＭＳ 明朝" w:cs="Arial"/>
-                <w:kern w:val="0"/>
-                <w:sz w:val="24"/>
-                <w:szCs w:val="24"/>
-                <w:lang w:val="en-US" w:eastAsia="ja-JP" w:bidi="ar-SA"/>
-              </w:rPr>
-            </w:pPr>
-            <w:r>
-              <w:rPr>
-                <w:rFonts w:eastAsia="Segoe UI" w:cs="Segoe UI" w:ascii="Segoe UI" w:hAnsi="Segoe UI"/>
-                <w:color w:val="101820"/>
-                <w:kern w:val="0"/>
-                <w:sz w:val="18"/>
-                <w:szCs w:val="24"/>
-                <w:lang w:val="en-US" w:eastAsia="ja-JP" w:bidi="ar-SA"/>
-              </w:rPr>
-              <w:t>[amount] a year</w:t>
-            </w:r>
-          </w:p>
-        </w:tc>
-        <w:tc>
-          <w:tcPr>
-            <w:tcW w:w="4006" w:type="dxa"/>
-            <w:tcBorders>
-              <w:top w:val="single" w:sz="4" w:space="0" w:color="BFC7D1"/>
-              <w:left w:val="single" w:sz="4" w:space="0" w:color="BFC7D1"/>
-              <w:bottom w:val="single" w:sz="4" w:space="0" w:color="BFC7D1"/>
-              <w:right w:val="single" w:sz="4" w:space="0" w:color="BFC7D1"/>
-            </w:tcBorders>
-          </w:tcPr>
-          <w:p>
-            <w:pPr>
-              <w:pStyle w:val="Normal"/>
-              <w:widowControl/>
-              <w:spacing w:lineRule="auto" w:line="240" w:before="0" w:after="20"/>
-              <w:jc w:val="left"/>
-              <w:rPr>
-                <w:rFonts w:ascii="Aptos" w:hAnsi="Aptos" w:eastAsia="ＭＳ 明朝" w:cs="Arial"/>
-                <w:kern w:val="0"/>
-                <w:sz w:val="24"/>
-                <w:szCs w:val="24"/>
-                <w:lang w:val="en-US" w:eastAsia="ja-JP" w:bidi="ar-SA"/>
-              </w:rPr>
-            </w:pPr>
-            <w:r>
-              <w:rPr>
-                <w:rFonts w:eastAsia="Segoe UI" w:cs="Segoe UI" w:ascii="Segoe UI" w:hAnsi="Segoe UI"/>
-                <w:color w:val="101820"/>
-                <w:kern w:val="0"/>
-                <w:sz w:val="18"/>
-                <w:szCs w:val="24"/>
-                <w:lang w:val="en-US" w:eastAsia="ja-JP" w:bidi="ar-SA"/>
-              </w:rPr>
-              <w:t>Yearly in advance from the start of Year 2</w:t>
+            <w:tcW w:w="3517" w:type="dxa"/>
+            <w:tcBorders>
+              <w:top w:val="single" w:sz="4" w:space="0" w:color="BFC7D1"/>
+              <w:left w:val="single" w:sz="4" w:space="0" w:color="BFC7D1"/>
+              <w:bottom w:val="single" w:sz="4" w:space="0" w:color="BFC7D1"/>
+              <w:right w:val="single" w:sz="4" w:space="0" w:color="BFC7D1"/>
+            </w:tcBorders>
+          </w:tcPr>
+          <w:p>
+            <w:pPr>
+              <w:pStyle w:val="Normal"/>
+              <w:widowControl/>
+              <w:spacing w:lineRule="auto" w:line="240" w:before="0" w:after="20"/>
+              <w:jc w:val="left"/>
+              <w:rPr>
+                <w:rFonts w:ascii="Aptos" w:hAnsi="Aptos" w:eastAsia="ＭＳ 明朝" w:cs="Arial"/>
+                <w:kern w:val="0"/>
+                <w:sz w:val="24"/>
+                <w:szCs w:val="24"/>
+                <w:lang w:val="en-US" w:eastAsia="ja-JP" w:bidi="ar-SA"/>
+              </w:rPr>
+            </w:pPr>
+            <w:r>
+              <w:rPr>
+                <w:rFonts w:eastAsia="Segoe UI" w:cs="Segoe UI" w:ascii="Segoe UI" w:hAnsi="Segoe UI"/>
+                <w:color w:val="101820"/>
+                <w:kern w:val="0"/>
+                <w:sz w:val="18"/>
+                <w:szCs w:val="24"/>
+                <w:lang w:val="en-US" w:eastAsia="ja-JP" w:bidi="ar-SA"/>
+              </w:rPr>
+              <w:t>Pre-Prod</w:t>
+            </w:r>
+          </w:p>
+        </w:tc>
+        <w:tc>
+          <w:tcPr>
+            <w:tcW w:w="1980" w:type="dxa"/>
+            <w:tcBorders>
+              <w:top w:val="single" w:sz="4" w:space="0" w:color="BFC7D1"/>
+              <w:left w:val="single" w:sz="4" w:space="0" w:color="BFC7D1"/>
+              <w:bottom w:val="single" w:sz="4" w:space="0" w:color="BFC7D1"/>
+              <w:right w:val="single" w:sz="4" w:space="0" w:color="BFC7D1"/>
+            </w:tcBorders>
+          </w:tcPr>
+          <w:p>
+            <w:pPr>
+              <w:pStyle w:val="Normal"/>
+              <w:widowControl/>
+              <w:spacing w:lineRule="auto" w:line="240" w:before="0" w:after="20"/>
+              <w:jc w:val="left"/>
+              <w:rPr>
+                <w:rFonts w:ascii="Aptos" w:hAnsi="Aptos" w:eastAsia="ＭＳ 明朝" w:cs="Arial"/>
+                <w:kern w:val="0"/>
+                <w:sz w:val="24"/>
+                <w:szCs w:val="24"/>
+                <w:lang w:val="en-US" w:eastAsia="ja-JP" w:bidi="ar-SA"/>
+              </w:rPr>
+            </w:pPr>
+            <w:r>
+              <w:rPr>
+                <w:rFonts w:eastAsia="Segoe UI" w:cs="Segoe UI" w:ascii="Segoe UI" w:hAnsi="Segoe UI"/>
+                <w:color w:val="101820"/>
+                <w:kern w:val="0"/>
+                <w:sz w:val="18"/>
+                <w:szCs w:val="24"/>
+                <w:lang w:val="en-US" w:eastAsia="ja-JP" w:bidi="ar-SA"/>
+              </w:rPr>
+              <w:t>[amount] a month of use</w:t>
+            </w:r>
+          </w:p>
+        </w:tc>
+        <w:tc>
+          <w:tcPr>
+            <w:tcW w:w="3518" w:type="dxa"/>
+            <w:tcBorders>
+              <w:top w:val="single" w:sz="4" w:space="0" w:color="BFC7D1"/>
+              <w:left w:val="single" w:sz="4" w:space="0" w:color="BFC7D1"/>
+              <w:bottom w:val="single" w:sz="4" w:space="0" w:color="BFC7D1"/>
+              <w:right w:val="single" w:sz="4" w:space="0" w:color="BFC7D1"/>
+            </w:tcBorders>
+          </w:tcPr>
+          <w:p>
+            <w:pPr>
+              <w:pStyle w:val="Normal"/>
+              <w:widowControl/>
+              <w:spacing w:lineRule="auto" w:line="240" w:before="0" w:after="20"/>
+              <w:jc w:val="left"/>
+              <w:rPr>
+                <w:rFonts w:ascii="Aptos" w:hAnsi="Aptos" w:eastAsia="ＭＳ 明朝" w:cs="Arial"/>
+                <w:kern w:val="0"/>
+                <w:sz w:val="24"/>
+                <w:szCs w:val="24"/>
+                <w:lang w:val="en-US" w:eastAsia="ja-JP" w:bidi="ar-SA"/>
+              </w:rPr>
+            </w:pPr>
+            <w:r>
+              <w:rPr>
+                <w:rFonts w:eastAsia="Segoe UI" w:cs="Segoe UI" w:ascii="Segoe UI" w:hAnsi="Segoe UI"/>
+                <w:color w:val="101820"/>
+                <w:kern w:val="0"/>
+                <w:sz w:val="18"/>
+                <w:szCs w:val="24"/>
+                <w:lang w:val="en-US" w:eastAsia="ja-JP" w:bidi="ar-SA"/>
+              </w:rPr>
+              <w:t>Monthly in advance for each month of use</w:t>
             </w:r>
           </w:p>
         </w:tc>
@@ -10941,7 +13751,121 @@
         <w:trPr/>
         <w:tc>
           <w:tcPr>
-            <w:tcW w:w="2753" w:type="dxa"/>
+            <w:tcW w:w="3517" w:type="dxa"/>
+            <w:tcBorders>
+              <w:top w:val="single" w:sz="4" w:space="0" w:color="BFC7D1"/>
+              <w:left w:val="single" w:sz="4" w:space="0" w:color="BFC7D1"/>
+              <w:bottom w:val="single" w:sz="4" w:space="0" w:color="BFC7D1"/>
+              <w:right w:val="single" w:sz="4" w:space="0" w:color="BFC7D1"/>
+            </w:tcBorders>
+          </w:tcPr>
+          <w:p>
+            <w:pPr>
+              <w:pStyle w:val="Normal"/>
+              <w:widowControl/>
+              <w:spacing w:lineRule="auto" w:line="240" w:before="0" w:after="20"/>
+              <w:jc w:val="left"/>
+              <w:rPr>
+                <w:rFonts w:ascii="Aptos" w:hAnsi="Aptos" w:eastAsia="ＭＳ 明朝" w:cs="Arial"/>
+                <w:kern w:val="0"/>
+                <w:sz w:val="24"/>
+                <w:szCs w:val="24"/>
+                <w:lang w:val="en-US" w:eastAsia="ja-JP" w:bidi="ar-SA"/>
+              </w:rPr>
+            </w:pPr>
+            <w:r>
+              <w:rPr>
+                <w:rFonts w:eastAsia="Segoe UI" w:cs="Segoe UI" w:ascii="Segoe UI" w:hAnsi="Segoe UI"/>
+                <w:color w:val="101820"/>
+                <w:kern w:val="0"/>
+                <w:sz w:val="18"/>
+                <w:szCs w:val="24"/>
+                <w:lang w:val="en-US" w:eastAsia="ja-JP" w:bidi="ar-SA"/>
+              </w:rPr>
+              <w:t>AMC</w:t>
+            </w:r>
+          </w:p>
+        </w:tc>
+        <w:tc>
+          <w:tcPr>
+            <w:tcW w:w="1980" w:type="dxa"/>
+            <w:tcBorders>
+              <w:top w:val="single" w:sz="4" w:space="0" w:color="BFC7D1"/>
+              <w:left w:val="single" w:sz="4" w:space="0" w:color="BFC7D1"/>
+              <w:bottom w:val="single" w:sz="4" w:space="0" w:color="BFC7D1"/>
+              <w:right w:val="single" w:sz="4" w:space="0" w:color="BFC7D1"/>
+            </w:tcBorders>
+          </w:tcPr>
+          <w:p>
+            <w:pPr>
+              <w:pStyle w:val="Normal"/>
+              <w:widowControl/>
+              <w:spacing w:lineRule="auto" w:line="240" w:before="0" w:after="20"/>
+              <w:jc w:val="left"/>
+              <w:rPr>
+                <w:rFonts w:ascii="Aptos" w:hAnsi="Aptos" w:eastAsia="ＭＳ 明朝" w:cs="Arial"/>
+                <w:kern w:val="0"/>
+                <w:sz w:val="24"/>
+                <w:szCs w:val="24"/>
+                <w:lang w:val="en-US" w:eastAsia="ja-JP" w:bidi="ar-SA"/>
+              </w:rPr>
+            </w:pPr>
+            <w:r>
+              <w:rPr>
+                <w:rFonts w:eastAsia="Segoe UI" w:cs="Segoe UI" w:ascii="Segoe UI" w:hAnsi="Segoe UI"/>
+                <w:color w:val="101820"/>
+                <w:kern w:val="0"/>
+                <w:sz w:val="18"/>
+                <w:szCs w:val="24"/>
+                <w:lang w:val="en-US" w:eastAsia="ja-JP" w:bidi="ar-SA"/>
+              </w:rPr>
+              <w:t>[amount] a year</w:t>
+            </w:r>
+          </w:p>
+        </w:tc>
+        <w:tc>
+          <w:tcPr>
+            <w:tcW w:w="3518" w:type="dxa"/>
+            <w:tcBorders>
+              <w:top w:val="single" w:sz="4" w:space="0" w:color="BFC7D1"/>
+              <w:left w:val="single" w:sz="4" w:space="0" w:color="BFC7D1"/>
+              <w:bottom w:val="single" w:sz="4" w:space="0" w:color="BFC7D1"/>
+              <w:right w:val="single" w:sz="4" w:space="0" w:color="BFC7D1"/>
+            </w:tcBorders>
+          </w:tcPr>
+          <w:p>
+            <w:pPr>
+              <w:pStyle w:val="Normal"/>
+              <w:widowControl/>
+              <w:spacing w:lineRule="auto" w:line="240" w:before="0" w:after="20"/>
+              <w:jc w:val="left"/>
+              <w:rPr>
+                <w:rFonts w:ascii="Aptos" w:hAnsi="Aptos" w:eastAsia="ＭＳ 明朝" w:cs="Arial"/>
+                <w:kern w:val="0"/>
+                <w:sz w:val="24"/>
+                <w:szCs w:val="24"/>
+                <w:lang w:val="en-US" w:eastAsia="ja-JP" w:bidi="ar-SA"/>
+              </w:rPr>
+            </w:pPr>
+            <w:r>
+              <w:rPr>
+                <w:rFonts w:eastAsia="Segoe UI" w:cs="Segoe UI" w:ascii="Segoe UI" w:hAnsi="Segoe UI"/>
+                <w:color w:val="101820"/>
+                <w:kern w:val="0"/>
+                <w:sz w:val="18"/>
+                <w:szCs w:val="24"/>
+                <w:lang w:val="en-US" w:eastAsia="ja-JP" w:bidi="ar-SA"/>
+              </w:rPr>
+              <w:t>Yearly in advance from the start of Year 2</w:t>
+            </w:r>
+          </w:p>
+        </w:tc>
+      </w:tr>
+      <w:tr>
+        <w:trPr/>
+        <w:tc>
+          <w:tcPr>
+            <w:tcW w:w="3517" w:type="dxa"/>
             <w:tcBorders>
               <w:top w:val="single" w:sz="4" w:space="0" w:color="BFC7D1"/>
               <w:left w:val="single" w:sz="4" w:space="0" w:color="BFC7D1"/>
@@ -10978,7 +13902,7 @@
         </w:tc>
         <w:tc>
           <w:tcPr>
-            <w:tcW w:w="2255" w:type="dxa"/>
+            <w:tcW w:w="1980" w:type="dxa"/>
             <w:tcBorders>
               <w:top w:val="single" w:sz="4" w:space="0" w:color="BFC7D1"/>
               <w:left w:val="single" w:sz="4" w:space="0" w:color="BFC7D1"/>
@@ -11015,7 +13939,7 @@
         </w:tc>
         <w:tc>
           <w:tcPr>
-            <w:tcW w:w="4006" w:type="dxa"/>
+            <w:tcW w:w="3518" w:type="dxa"/>
             <w:tcBorders>
               <w:top w:val="single" w:sz="4" w:space="0" w:color="BFC7D1"/>
               <w:left w:val="single" w:sz="4" w:space="0" w:color="BFC7D1"/>
@@ -11082,8 +14006,8 @@
         <w:pStyle w:val="Heading2"/>
         <w:rPr/>
       </w:pPr>
-      <w:bookmarkStart w:id="16" w:name="__RefHeading___Toc16926_3066934455"/>
-      <w:bookmarkEnd w:id="16"/>
+      <w:bookmarkStart w:id="17" w:name="__RefHeading___Toc2941_3615388031"/>
+      <w:bookmarkEnd w:id="17"/>
       <w:r>
         <w:rPr>
           <w:rFonts w:eastAsia="Segoe UI" w:cs="Segoe UI"/>
@@ -11091,7 +14015,7 @@
           <w:color w:val="0F4761"/>
           <w:sz w:val="26"/>
         </w:rPr>
-        <w:t>5.5  Conditions of discounts</w:t>
+        <w:t>5.6  Conditions of discounts</w:t>
       </w:r>
     </w:p>
     <w:tbl>
@@ -11701,8 +14625,8 @@
       <w:r>
         <w:br w:type="page"/>
       </w:r>
-      <w:bookmarkStart w:id="17" w:name="__RefHeading___Toc16928_3066934455"/>
-      <w:bookmarkEnd w:id="17"/>
+      <w:bookmarkStart w:id="18" w:name="__RefHeading___Toc2943_3615388031"/>
+      <w:bookmarkEnd w:id="18"/>
       <w:r>
         <w:rPr>
           <w:rFonts w:eastAsia="Segoe UI" w:cs="Segoe UI" w:ascii="Segoe UI" w:hAnsi="Segoe UI"/>
@@ -11718,8 +14642,8 @@
         <w:pStyle w:val="Heading2"/>
         <w:rPr/>
       </w:pPr>
-      <w:bookmarkStart w:id="18" w:name="__RefHeading___Toc16930_3066934455"/>
-      <w:bookmarkEnd w:id="18"/>
+      <w:bookmarkStart w:id="19" w:name="__RefHeading___Toc2945_3615388031"/>
+      <w:bookmarkEnd w:id="19"/>
       <w:r>
         <w:rPr>
           <w:rFonts w:eastAsia="Segoe UI" w:cs="Segoe UI"/>
@@ -12695,8 +15619,8 @@
         <w:pStyle w:val="Heading2"/>
         <w:rPr/>
       </w:pPr>
-      <w:bookmarkStart w:id="19" w:name="__RefHeading___Toc16932_3066934455"/>
-      <w:bookmarkEnd w:id="19"/>
+      <w:bookmarkStart w:id="20" w:name="__RefHeading___Toc2947_3615388031"/>
+      <w:bookmarkEnd w:id="20"/>
       <w:r>
         <w:rPr>
           <w:rFonts w:eastAsia="Segoe UI" w:cs="Segoe UI"/>
@@ -12727,8 +15651,8 @@
         <w:pStyle w:val="Heading2"/>
         <w:rPr/>
       </w:pPr>
-      <w:bookmarkStart w:id="20" w:name="__RefHeading___Toc16934_3066934455"/>
-      <w:bookmarkEnd w:id="20"/>
+      <w:bookmarkStart w:id="21" w:name="__RefHeading___Toc2949_3615388031"/>
+      <w:bookmarkEnd w:id="21"/>
       <w:r>
         <w:rPr>
           <w:rFonts w:eastAsia="Segoe UI" w:cs="Segoe UI"/>
@@ -12762,8 +15686,8 @@
         <w:pStyle w:val="Heading1"/>
         <w:rPr/>
       </w:pPr>
-      <w:bookmarkStart w:id="21" w:name="__RefHeading___Toc16936_3066934455"/>
-      <w:bookmarkEnd w:id="21"/>
+      <w:bookmarkStart w:id="22" w:name="__RefHeading___Toc2951_3615388031"/>
+      <w:bookmarkEnd w:id="22"/>
       <w:r>
         <w:rPr>
           <w:rFonts w:eastAsia="Segoe UI" w:cs="Segoe UI" w:ascii="Segoe UI" w:hAnsi="Segoe UI"/>
@@ -13222,9 +16146,9 @@
       <w:r>
         <w:br w:type="page"/>
       </w:r>
-      <w:bookmarkStart w:id="22" w:name="__RefHeading___Toc16938_3066934455"/>
-      <w:bookmarkStart w:id="23" w:name="_Toc233203395"/>
-      <w:bookmarkEnd w:id="22"/>
+      <w:bookmarkStart w:id="23" w:name="__RefHeading___Toc2953_3615388031"/>
+      <w:bookmarkStart w:id="24" w:name="_Toc233203395"/>
+      <w:bookmarkEnd w:id="23"/>
       <w:r>
         <w:rPr>
           <w:rStyle w:val="BookTitle"/>
@@ -13235,7 +16159,7 @@
         </w:rPr>
         <w:t>8.  Document Sign-Off</w:t>
       </w:r>
-      <w:bookmarkEnd w:id="23"/>
+      <w:bookmarkEnd w:id="24"/>
     </w:p>
     <w:p>
       <w:pPr>
@@ -14981,7 +17905,7 @@
       <w:r>
         <w:rPr/>
         <w:drawing>
-          <wp:anchor behindDoc="1" distT="0" distB="0" distL="0" distR="0" simplePos="0" locked="0" layoutInCell="0" allowOverlap="1" relativeHeight="13">
+          <wp:anchor behindDoc="1" distT="0" distB="0" distL="0" distR="0" simplePos="0" locked="0" layoutInCell="0" allowOverlap="1" relativeHeight="14">
             <wp:simplePos x="0" y="0"/>
             <wp:positionH relativeFrom="margin">
               <wp:align>center</wp:align>
@@ -15052,7 +17976,7 @@
     <w:r>
       <w:rPr/>
       <w:drawing>
-        <wp:anchor behindDoc="1" distT="0" distB="0" distL="0" distR="0" simplePos="0" locked="0" layoutInCell="0" allowOverlap="1" relativeHeight="12">
+        <wp:anchor behindDoc="1" distT="0" distB="0" distL="0" distR="0" simplePos="0" locked="0" layoutInCell="0" allowOverlap="1" relativeHeight="13">
           <wp:simplePos x="0" y="0"/>
           <wp:positionH relativeFrom="page">
             <wp:align>left</wp:align>
@@ -15111,7 +18035,7 @@
     <w:r>
       <w:rPr/>
       <w:drawing>
-        <wp:anchor behindDoc="1" distT="0" distB="0" distL="0" distR="0" simplePos="0" locked="0" layoutInCell="0" allowOverlap="1" relativeHeight="12">
+        <wp:anchor behindDoc="1" distT="0" distB="0" distL="0" distR="0" simplePos="0" locked="0" layoutInCell="0" allowOverlap="1" relativeHeight="13">
           <wp:simplePos x="0" y="0"/>
           <wp:positionH relativeFrom="page">
             <wp:align>left</wp:align>

--- a/docs/package/03_Contracts/iNXT_BrokerVerse_Order_Form.docx
+++ b/docs/package/03_Contracts/iNXT_BrokerVerse_Order_Form.docx
@@ -789,7 +789,7 @@
             </w:rPr>
             <w:fldChar w:fldCharType="separate"/>
           </w:r>
-          <w:hyperlink w:anchor="__RefHeading___Toc2915_3615388031">
+          <w:hyperlink w:anchor="__RefHeading___Toc26598_1894618434">
             <w:r>
               <w:rPr>
                 <w:webHidden/>
@@ -824,7 +824,7 @@
             </w:tabs>
             <w:rPr/>
           </w:pPr>
-          <w:hyperlink w:anchor="__RefHeading___Toc2917_3615388031">
+          <w:hyperlink w:anchor="__RefHeading___Toc26600_1894618434">
             <w:r>
               <w:rPr>
                 <w:webHidden/>
@@ -853,7 +853,7 @@
             </w:tabs>
             <w:rPr/>
           </w:pPr>
-          <w:hyperlink w:anchor="__RefHeading___Toc2919_3615388031">
+          <w:hyperlink w:anchor="__RefHeading___Toc26602_1894618434">
             <w:r>
               <w:rPr>
                 <w:webHidden/>
@@ -875,7 +875,7 @@
             </w:tabs>
             <w:rPr/>
           </w:pPr>
-          <w:hyperlink w:anchor="__RefHeading___Toc2921_3615388031">
+          <w:hyperlink w:anchor="__RefHeading___Toc26604_1894618434">
             <w:r>
               <w:rPr>
                 <w:webHidden/>
@@ -897,7 +897,7 @@
             </w:tabs>
             <w:rPr/>
           </w:pPr>
-          <w:hyperlink w:anchor="__RefHeading___Toc2923_3615388031">
+          <w:hyperlink w:anchor="__RefHeading___Toc26606_1894618434">
             <w:r>
               <w:rPr>
                 <w:webHidden/>
@@ -919,7 +919,7 @@
             </w:tabs>
             <w:rPr/>
           </w:pPr>
-          <w:hyperlink w:anchor="__RefHeading___Toc2925_3615388031">
+          <w:hyperlink w:anchor="__RefHeading___Toc26608_1894618434">
             <w:r>
               <w:rPr>
                 <w:webHidden/>
@@ -941,7 +941,7 @@
             </w:tabs>
             <w:rPr/>
           </w:pPr>
-          <w:hyperlink w:anchor="__RefHeading___Toc2927_3615388031">
+          <w:hyperlink w:anchor="__RefHeading___Toc26610_1894618434">
             <w:r>
               <w:rPr>
                 <w:webHidden/>
@@ -963,7 +963,7 @@
             </w:tabs>
             <w:rPr/>
           </w:pPr>
-          <w:hyperlink w:anchor="__RefHeading___Toc2929_3615388031">
+          <w:hyperlink w:anchor="__RefHeading___Toc26612_1894618434">
             <w:r>
               <w:rPr>
                 <w:webHidden/>
@@ -985,7 +985,7 @@
             </w:tabs>
             <w:rPr/>
           </w:pPr>
-          <w:hyperlink w:anchor="__RefHeading___Toc2931_3615388031">
+          <w:hyperlink w:anchor="__RefHeading___Toc26614_1894618434">
             <w:r>
               <w:rPr>
                 <w:webHidden/>
@@ -1007,7 +1007,7 @@
             </w:tabs>
             <w:rPr/>
           </w:pPr>
-          <w:hyperlink w:anchor="__RefHeading___Toc2933_3615388031">
+          <w:hyperlink w:anchor="__RefHeading___Toc26616_1894618434">
             <w:r>
               <w:rPr>
                 <w:webHidden/>
@@ -1029,7 +1029,7 @@
             </w:tabs>
             <w:rPr/>
           </w:pPr>
-          <w:hyperlink w:anchor="__RefHeading___Toc2935_3615388031">
+          <w:hyperlink w:anchor="__RefHeading___Toc26618_1894618434">
             <w:r>
               <w:rPr>
                 <w:webHidden/>
@@ -1051,7 +1051,7 @@
             </w:tabs>
             <w:rPr/>
           </w:pPr>
-          <w:hyperlink w:anchor="__RefHeading___Toc2937_3615388031">
+          <w:hyperlink w:anchor="__RefHeading___Toc26620_1894618434">
             <w:r>
               <w:rPr>
                 <w:webHidden/>
@@ -1073,7 +1073,7 @@
             </w:tabs>
             <w:rPr/>
           </w:pPr>
-          <w:hyperlink w:anchor="__RefHeading___Toc2939_3615388031">
+          <w:hyperlink w:anchor="__RefHeading___Toc26622_1894618434">
             <w:r>
               <w:rPr>
                 <w:webHidden/>
@@ -1095,7 +1095,7 @@
             </w:tabs>
             <w:rPr/>
           </w:pPr>
-          <w:hyperlink w:anchor="__RefHeading___Toc2941_3615388031">
+          <w:hyperlink w:anchor="__RefHeading___Toc26624_1894618434">
             <w:r>
               <w:rPr>
                 <w:webHidden/>
@@ -1117,7 +1117,7 @@
             </w:tabs>
             <w:rPr/>
           </w:pPr>
-          <w:hyperlink w:anchor="__RefHeading___Toc2943_3615388031">
+          <w:hyperlink w:anchor="__RefHeading___Toc26626_1894618434">
             <w:r>
               <w:rPr>
                 <w:webHidden/>
@@ -1139,7 +1139,7 @@
             </w:tabs>
             <w:rPr/>
           </w:pPr>
-          <w:hyperlink w:anchor="__RefHeading___Toc2945_3615388031">
+          <w:hyperlink w:anchor="__RefHeading___Toc26628_1894618434">
             <w:r>
               <w:rPr>
                 <w:webHidden/>
@@ -1161,7 +1161,7 @@
             </w:tabs>
             <w:rPr/>
           </w:pPr>
-          <w:hyperlink w:anchor="__RefHeading___Toc2947_3615388031">
+          <w:hyperlink w:anchor="__RefHeading___Toc26630_1894618434">
             <w:r>
               <w:rPr>
                 <w:webHidden/>
@@ -1183,7 +1183,7 @@
             </w:tabs>
             <w:rPr/>
           </w:pPr>
-          <w:hyperlink w:anchor="__RefHeading___Toc2949_3615388031">
+          <w:hyperlink w:anchor="__RefHeading___Toc26632_1894618434">
             <w:r>
               <w:rPr>
                 <w:webHidden/>
@@ -1205,7 +1205,7 @@
             </w:tabs>
             <w:rPr/>
           </w:pPr>
-          <w:hyperlink w:anchor="__RefHeading___Toc2951_3615388031">
+          <w:hyperlink w:anchor="__RefHeading___Toc26634_1894618434">
             <w:r>
               <w:rPr>
                 <w:webHidden/>
@@ -1227,7 +1227,7 @@
             </w:tabs>
             <w:rPr/>
           </w:pPr>
-          <w:hyperlink w:anchor="__RefHeading___Toc2953_3615388031">
+          <w:hyperlink w:anchor="__RefHeading___Toc26636_1894618434">
             <w:r>
               <w:rPr>
                 <w:webHidden/>
@@ -1275,7 +1275,7 @@
       <w:r>
         <w:br w:type="page"/>
       </w:r>
-      <w:bookmarkStart w:id="0" w:name="__RefHeading___Toc2915_3615388031"/>
+      <w:bookmarkStart w:id="0" w:name="__RefHeading___Toc26598_1894618434"/>
       <w:bookmarkStart w:id="1" w:name="_Toc48319687"/>
       <w:bookmarkStart w:id="2" w:name="_Toc11824118"/>
       <w:bookmarkEnd w:id="0"/>
@@ -1669,7 +1669,7 @@
                 <w:szCs w:val="24"/>
                 <w:lang w:val="en-US" w:eastAsia="ja-JP" w:bidi="ar-SA"/>
               </w:rPr>
-              <w:t>1.1</w:t>
+              <w:t>1.1.1</w:t>
             </w:r>
           </w:p>
         </w:tc>
@@ -1817,7 +1817,7 @@
                 <w:szCs w:val="24"/>
                 <w:lang w:val="en-US" w:eastAsia="ja-JP" w:bidi="ar-SA"/>
               </w:rPr>
-              <w:t>Optional modules and partner services (16 lines of the Service Catalogue and Rate Annex, S08) added as an order table; template for discussion; subject to review by the parties' legal counsel</w:t>
+              <w:t>Version 1.1.1: Client brand packs: basis is the client's contract with iorta TechNXT (management decision of 04 October 2026). Version 1.1: Optional modules and partner services (16 lines of the Service Catalogue and Rate Annex, S08) added as an order table; template for discussion; subject to review by the parties' legal counsel</w:t>
             </w:r>
           </w:p>
         </w:tc>
@@ -1920,7 +1920,7 @@
           <w:spacing w:val="0"/>
         </w:rPr>
       </w:pPr>
-      <w:bookmarkStart w:id="4" w:name="__RefHeading___Toc2917_3615388031"/>
+      <w:bookmarkStart w:id="4" w:name="__RefHeading___Toc26600_1894618434"/>
       <w:bookmarkStart w:id="5" w:name="_Toc233203388"/>
       <w:bookmarkEnd w:id="4"/>
       <w:r>
@@ -3304,7 +3304,7 @@
         <w:pageBreakBefore w:val="false"/>
         <w:rPr/>
       </w:pPr>
-      <w:bookmarkStart w:id="6" w:name="__RefHeading___Toc2919_3615388031"/>
+      <w:bookmarkStart w:id="6" w:name="__RefHeading___Toc26602_1894618434"/>
       <w:bookmarkEnd w:id="6"/>
       <w:r>
         <w:rPr>
@@ -3373,7 +3373,7 @@
         <w:pStyle w:val="Heading1"/>
         <w:rPr/>
       </w:pPr>
-      <w:bookmarkStart w:id="7" w:name="__RefHeading___Toc2921_3615388031"/>
+      <w:bookmarkStart w:id="7" w:name="__RefHeading___Toc26604_1894618434"/>
       <w:bookmarkEnd w:id="7"/>
       <w:r>
         <w:rPr>
@@ -3390,7 +3390,7 @@
         <w:pStyle w:val="Heading2"/>
         <w:rPr/>
       </w:pPr>
-      <w:bookmarkStart w:id="8" w:name="__RefHeading___Toc2923_3615388031"/>
+      <w:bookmarkStart w:id="8" w:name="__RefHeading___Toc26606_1894618434"/>
       <w:bookmarkEnd w:id="8"/>
       <w:r>
         <w:rPr>
@@ -4136,7 +4136,7 @@
         <w:pStyle w:val="Heading2"/>
         <w:rPr/>
       </w:pPr>
-      <w:bookmarkStart w:id="9" w:name="__RefHeading___Toc2925_3615388031"/>
+      <w:bookmarkStart w:id="9" w:name="__RefHeading___Toc26608_1894618434"/>
       <w:bookmarkEnd w:id="9"/>
       <w:r>
         <w:rPr>
@@ -5344,7 +5344,7 @@
         <w:pStyle w:val="Heading2"/>
         <w:rPr/>
       </w:pPr>
-      <w:bookmarkStart w:id="10" w:name="__RefHeading___Toc2927_3615388031"/>
+      <w:bookmarkStart w:id="10" w:name="__RefHeading___Toc26610_1894618434"/>
       <w:bookmarkEnd w:id="10"/>
       <w:r>
         <w:rPr>
@@ -6006,7 +6006,7 @@
       <w:r>
         <w:br w:type="page"/>
       </w:r>
-      <w:bookmarkStart w:id="11" w:name="__RefHeading___Toc2929_3615388031"/>
+      <w:bookmarkStart w:id="11" w:name="__RefHeading___Toc26612_1894618434"/>
       <w:bookmarkEnd w:id="11"/>
       <w:r>
         <w:rPr>
@@ -6038,7 +6038,7 @@
         <w:pStyle w:val="Heading2"/>
         <w:rPr/>
       </w:pPr>
-      <w:bookmarkStart w:id="12" w:name="__RefHeading___Toc2931_3615388031"/>
+      <w:bookmarkStart w:id="12" w:name="__RefHeading___Toc26614_1894618434"/>
       <w:bookmarkEnd w:id="12"/>
       <w:r>
         <w:rPr>
@@ -7780,7 +7780,7 @@
         <w:pStyle w:val="Heading2"/>
         <w:rPr/>
       </w:pPr>
-      <w:bookmarkStart w:id="13" w:name="__RefHeading___Toc2933_3615388031"/>
+      <w:bookmarkStart w:id="13" w:name="__RefHeading___Toc26616_1894618434"/>
       <w:bookmarkEnd w:id="13"/>
       <w:r>
         <w:rPr>
@@ -7804,7 +7804,7 @@
           <w:color w:val="101820"/>
           <w:sz w:val="21"/>
         </w:rPr>
-        <w:t>Every module of the Software is included in the licence or subscription fee. The lines below are optional, add-on services of the Service Catalogue and Rate Annex (S08), priced at the stated man-days at PHP 16,100.00 a day, rounded to PHP 10,000.00, and invoiced on delivery. The fees of the regulator or the partner are not included; every filing, registration and enrolment with a regulator is made by the Client in its own name. A Client brand pack carries third-party marks only with the written permission of their owner. Enter the quantity ordered, or delete the rows that do not apply.</w:t>
+        <w:t>Every module of the Software is included in the licence or subscription fee. The lines below are optional, add-on services of the Service Catalogue and Rate Annex (S08), priced at the stated man-days at PHP 16,100.00 a day, rounded to PHP 10,000.00, and invoiced on delivery. The fees of the regulator or the partner are not included; every filing, registration and enrolment with a regulator is made by the Client in its own name. A Client brand pack carries the Client's marks and is applied only in the environments of this engagement; the Client's contract with iorta TechNXT covers the use of its marks there. Enter the quantity ordered, or delete the rows that do not apply.</w:t>
       </w:r>
     </w:p>
     <w:tbl>
@@ -10568,7 +10568,7 @@
         <w:pStyle w:val="Heading2"/>
         <w:rPr/>
       </w:pPr>
-      <w:bookmarkStart w:id="14" w:name="__RefHeading___Toc2935_3615388031"/>
+      <w:bookmarkStart w:id="14" w:name="__RefHeading___Toc26618_1894618434"/>
       <w:bookmarkEnd w:id="14"/>
       <w:r>
         <w:rPr>
@@ -12206,7 +12206,7 @@
         <w:pStyle w:val="Heading2"/>
         <w:rPr/>
       </w:pPr>
-      <w:bookmarkStart w:id="15" w:name="__RefHeading___Toc2937_3615388031"/>
+      <w:bookmarkStart w:id="15" w:name="__RefHeading___Toc26620_1894618434"/>
       <w:bookmarkEnd w:id="15"/>
       <w:r>
         <w:rPr>
@@ -12567,7 +12567,7 @@
         <w:pStyle w:val="Heading2"/>
         <w:rPr/>
       </w:pPr>
-      <w:bookmarkStart w:id="16" w:name="__RefHeading___Toc2939_3615388031"/>
+      <w:bookmarkStart w:id="16" w:name="__RefHeading___Toc26622_1894618434"/>
       <w:bookmarkEnd w:id="16"/>
       <w:r>
         <w:rPr>
@@ -14006,7 +14006,7 @@
         <w:pStyle w:val="Heading2"/>
         <w:rPr/>
       </w:pPr>
-      <w:bookmarkStart w:id="17" w:name="__RefHeading___Toc2941_3615388031"/>
+      <w:bookmarkStart w:id="17" w:name="__RefHeading___Toc26624_1894618434"/>
       <w:bookmarkEnd w:id="17"/>
       <w:r>
         <w:rPr>
@@ -14625,7 +14625,7 @@
       <w:r>
         <w:br w:type="page"/>
       </w:r>
-      <w:bookmarkStart w:id="18" w:name="__RefHeading___Toc2943_3615388031"/>
+      <w:bookmarkStart w:id="18" w:name="__RefHeading___Toc26626_1894618434"/>
       <w:bookmarkEnd w:id="18"/>
       <w:r>
         <w:rPr>
@@ -14642,7 +14642,7 @@
         <w:pStyle w:val="Heading2"/>
         <w:rPr/>
       </w:pPr>
-      <w:bookmarkStart w:id="19" w:name="__RefHeading___Toc2945_3615388031"/>
+      <w:bookmarkStart w:id="19" w:name="__RefHeading___Toc26628_1894618434"/>
       <w:bookmarkEnd w:id="19"/>
       <w:r>
         <w:rPr>
@@ -15619,7 +15619,7 @@
         <w:pStyle w:val="Heading2"/>
         <w:rPr/>
       </w:pPr>
-      <w:bookmarkStart w:id="20" w:name="__RefHeading___Toc2947_3615388031"/>
+      <w:bookmarkStart w:id="20" w:name="__RefHeading___Toc26630_1894618434"/>
       <w:bookmarkEnd w:id="20"/>
       <w:r>
         <w:rPr>
@@ -15651,7 +15651,7 @@
         <w:pStyle w:val="Heading2"/>
         <w:rPr/>
       </w:pPr>
-      <w:bookmarkStart w:id="21" w:name="__RefHeading___Toc2949_3615388031"/>
+      <w:bookmarkStart w:id="21" w:name="__RefHeading___Toc26632_1894618434"/>
       <w:bookmarkEnd w:id="21"/>
       <w:r>
         <w:rPr>
@@ -15686,7 +15686,7 @@
         <w:pStyle w:val="Heading1"/>
         <w:rPr/>
       </w:pPr>
-      <w:bookmarkStart w:id="22" w:name="__RefHeading___Toc2951_3615388031"/>
+      <w:bookmarkStart w:id="22" w:name="__RefHeading___Toc26634_1894618434"/>
       <w:bookmarkEnd w:id="22"/>
       <w:r>
         <w:rPr>
@@ -16146,7 +16146,7 @@
       <w:r>
         <w:br w:type="page"/>
       </w:r>
-      <w:bookmarkStart w:id="23" w:name="__RefHeading___Toc2953_3615388031"/>
+      <w:bookmarkStart w:id="23" w:name="__RefHeading___Toc26636_1894618434"/>
       <w:bookmarkStart w:id="24" w:name="_Toc233203395"/>
       <w:bookmarkEnd w:id="23"/>
       <w:r>
